--- a/FinalPDF.docx
+++ b/FinalPDF.docx
@@ -1,20 +1,25 @@
 
 <file path=word/document.xml><?xml version="1.0" encoding="utf-8"?>
-<w:document xmlns:wpc="http://schemas.microsoft.com/office/word/2010/wordprocessingCanvas" xmlns:cx="http://schemas.microsoft.com/office/drawing/2014/chartex" xmlns:cx1="http://schemas.microsoft.com/office/drawing/2015/9/8/chartex" xmlns:cx2="http://schemas.microsoft.com/office/drawing/2015/10/21/chartex" xmlns:cx3="http://schemas.microsoft.com/office/drawing/2016/5/9/chartex" xmlns:cx4="http://schemas.microsoft.com/office/drawing/2016/5/10/chartex" xmlns:cx5="http://schemas.microsoft.com/office/drawing/2016/5/11/chartex" xmlns:cx6="http://schemas.microsoft.com/office/drawing/2016/5/12/chartex" xmlns:cx7="http://schemas.microsoft.com/office/drawing/2016/5/13/chartex" xmlns:cx8="http://schemas.microsoft.com/office/drawing/2016/5/14/chartex" xmlns:mc="http://schemas.openxmlformats.org/markup-compatibility/2006" xmlns:aink="http://schemas.microsoft.com/office/drawing/2016/ink" xmlns:am3d="http://schemas.microsoft.com/office/drawing/2017/model3d" xmlns:o="urn:schemas-microsoft-com:office:office" xmlns:oel="http://schemas.microsoft.com/office/2019/extlst" xmlns:r="http://schemas.openxmlformats.org/officeDocument/2006/relationships" xmlns:m="http://schemas.openxmlformats.org/officeDocument/2006/math" xmlns:v="urn:schemas-microsoft-com:vml" xmlns:wp14="http://schemas.microsoft.com/office/word/2010/wordprocessingDrawing" xmlns:wp="http://schemas.openxmlformats.org/drawingml/2006/wordprocessingDrawing" xmlns:w10="urn:schemas-microsoft-com:office:word" xmlns:w="http://schemas.openxmlformats.org/wordprocessingml/2006/main" xmlns:w14="http://schemas.microsoft.com/office/word/2010/wordml" xmlns:w15="http://schemas.microsoft.com/office/word/2012/wordml" xmlns:w16cei="http://schemas.microsoft.com/office/word/2026/wordml/cei" xmlns:w16cex="http://schemas.microsoft.com/office/word/2018/wordml/cex" xmlns:w16cid="http://schemas.microsoft.com/office/word/2016/wordml/cid" xmlns:w16="http://schemas.microsoft.com/office/word/2018/wordml" xmlns:w16du="http://schemas.microsoft.com/office/word/2023/wordml/word16du" xmlns:w16sdtdh="http://schemas.microsoft.com/office/word/2020/wordml/sdtdatahash" xmlns:w16sdtfl="http://schemas.microsoft.com/office/word/2024/wordml/sdtformatlock" xmlns:w16se="http://schemas.microsoft.com/office/word/2015/wordml/symex" xmlns:wpg="http://schemas.microsoft.com/office/word/2010/wordprocessingGroup" xmlns:wpi="http://schemas.microsoft.com/office/word/2010/wordprocessingInk" xmlns:wne="http://schemas.microsoft.com/office/word/2006/wordml" xmlns:wps="http://schemas.microsoft.com/office/word/2010/wordprocessingShape" mc:Ignorable="w14 w15 w16se w16cid w16 w16cex w16sdtdh w16sdtfl w16du wp14">
+<w:document xmlns:o="urn:schemas-microsoft-com:office:office" xmlns:r="http://schemas.openxmlformats.org/officeDocument/2006/relationships" xmlns:v="urn:schemas-microsoft-com:vml" xmlns:w="http://schemas.openxmlformats.org/wordprocessingml/2006/main" xmlns:w10="urn:schemas-microsoft-com:office:word" xmlns:wp="http://schemas.openxmlformats.org/drawingml/2006/wordprocessingDrawing" xmlns:pic="http://schemas.openxmlformats.org/drawingml/2006/picture" xmlns:wps="http://schemas.microsoft.com/office/word/2010/wordprocessingShape" xmlns:wpg="http://schemas.microsoft.com/office/word/2010/wordprocessingGroup" xmlns:mc="http://schemas.openxmlformats.org/markup-compatibility/2006" xmlns:wp14="http://schemas.microsoft.com/office/word/2010/wordprocessingDrawing" xmlns:w14="http://schemas.microsoft.com/office/word/2010/wordml" xmlns:w15="http://schemas.microsoft.com/office/word/2012/wordml" mc:Ignorable="w14 wp14 w15">
   <w:body>
     <w:p>
       <w:pPr>
         <w:pStyle w:val="Title"/>
-      </w:pPr>
-      <w:r>
+        <w:jc w:val="center"/>
+        <w:rPr/>
+      </w:pPr>
+      <w:r>
+        <w:rPr/>
         <w:t>COS214 Practical 3</w:t>
       </w:r>
     </w:p>
     <w:p>
       <w:pPr>
         <w:pStyle w:val="Heading1"/>
-      </w:pPr>
-      <w:r>
+        <w:rPr/>
+      </w:pPr>
+      <w:r>
+        <w:rPr/>
         <w:t>Student Numbers:</w:t>
       </w:r>
     </w:p>
@@ -25,9 +30,29 @@
           <w:ilvl w:val="0"/>
           <w:numId w:val="1"/>
         </w:numPr>
-      </w:pPr>
-      <w:r>
-        <w:t>u25138309 = Christian Nunes</w:t>
+        <w:rPr/>
+      </w:pPr>
+      <w:r>
+        <w:rPr/>
+        <w:t>u</w:t>
+      </w:r>
+      <w:r>
+        <w:rPr/>
+        <w:t>25138309 – Christian Nunes</w:t>
+      </w:r>
+    </w:p>
+    <w:p>
+      <w:pPr>
+        <w:pStyle w:val="Normal"/>
+        <w:numPr>
+          <w:ilvl w:val="0"/>
+          <w:numId w:val="1"/>
+        </w:numPr>
+        <w:rPr/>
+      </w:pPr>
+      <w:r>
+        <w:rPr/>
+        <w:t>u25433726 – Yoshua SMit</w:t>
       </w:r>
     </w:p>
     <w:p>
@@ -37,268 +62,662 @@
           <w:ilvl w:val="0"/>
           <w:numId w:val="1"/>
         </w:numPr>
-      </w:pPr>
-    </w:p>
-    <w:p>
-      <w:pPr>
-        <w:pStyle w:val="ListParagraph"/>
-        <w:numPr>
-          <w:ilvl w:val="0"/>
-          <w:numId w:val="1"/>
-        </w:numPr>
-      </w:pPr>
+        <w:rPr/>
+      </w:pPr>
+      <w:r>
+        <w:rPr/>
+        <w:t xml:space="preserve">u25108582 – Jonathan Witter </w:t>
+      </w:r>
     </w:p>
     <w:p>
       <w:pPr>
         <w:pStyle w:val="Heading1"/>
-      </w:pPr>
-      <w:r>
+        <w:rPr/>
+      </w:pPr>
+      <w:r>
+        <w:rPr/>
         <w:t>Task 1</w:t>
       </w:r>
     </w:p>
     <w:p>
-      <w:r>
-        <w:t>1.1)</w:t>
-      </w:r>
-    </w:p>
-    <w:p>
-      <w:r>
+      <w:pPr>
+        <w:pStyle w:val="Normal"/>
+        <w:rPr/>
+      </w:pPr>
+      <w:r>
+        <w:rPr/>
+        <w:t xml:space="preserve">1.1) </w:t>
+      </w:r>
+    </w:p>
+    <w:p>
+      <w:pPr>
+        <w:pStyle w:val="Normal"/>
+        <w:rPr/>
+      </w:pPr>
+      <w:r>
+        <w:rPr/>
+        <w:t xml:space="preserve">The event theme is Esports Tournament. This is an organised event for competative video games. There are 2 teams (consisting of 5 players) which will compete against eachother. </w:t>
+        <w:br/>
+        <w:br/>
+        <w:t>Grouping/areas are:</w:t>
+      </w:r>
+    </w:p>
+    <w:p>
+      <w:pPr>
+        <w:pStyle w:val="Normal"/>
+        <w:rPr/>
+      </w:pPr>
+      <w:r>
+        <w:rPr/>
+        <w:t>- Main Venue (where everything is happening – Like a large hall)</w:t>
+        <w:br/>
+        <w:t>- Stage (Where the teams actually sit and compete)</w:t>
+        <w:br/>
+        <w:t>- Lounge (Area to relax, buy food and merch)</w:t>
+        <w:br/>
+      </w:r>
+    </w:p>
+    <w:p>
+      <w:pPr>
+        <w:pStyle w:val="Normal"/>
+        <w:rPr/>
+      </w:pPr>
+      <w:r>
+        <w:rPr/>
+        <w:t>Event Units are:</w:t>
+      </w:r>
+    </w:p>
+    <w:p>
+      <w:pPr>
+        <w:pStyle w:val="Normal"/>
+        <w:rPr/>
+      </w:pPr>
+      <w:r>
+        <w:rPr/>
+        <w:t>- Table/Set (Where the team will have their pc setups)</w:t>
+        <w:br/>
+        <w:t>- RefTeam (The referees overseeing the games)</w:t>
+        <w:br/>
+        <w:t>- Benches (Where spectators can sit and watch the games)</w:t>
+        <w:br/>
+        <w:t>- Food Stall (People can buy food/drinks)</w:t>
+        <w:br/>
+        <w:t>- Merch Stall (Game/tournament related items that people can buy)</w:t>
+      </w:r>
+    </w:p>
+    <w:p>
+      <w:pPr>
+        <w:pStyle w:val="Normal"/>
+        <w:rPr/>
+      </w:pPr>
+      <w:r>
+        <w:rPr/>
+      </w:r>
+    </w:p>
+    <w:p>
+      <w:pPr>
+        <w:pStyle w:val="Normal"/>
+        <w:rPr/>
+      </w:pPr>
+      <w:r>
+        <w:rPr/>
+      </w:r>
+      <w:r>
+        <w:br w:type="page"/>
+      </w:r>
+    </w:p>
+    <w:p>
+      <w:pPr>
+        <w:pStyle w:val="Normal"/>
+        <w:rPr/>
+      </w:pPr>
+      <w:r>
+        <w:rPr/>
         <w:t>1.2)</w:t>
       </w:r>
     </w:p>
     <w:p>
-      <w:r>
+      <w:pPr>
+        <w:pStyle w:val="Normal"/>
+        <w:rPr>
+          <w:u w:val="single"/>
+        </w:rPr>
+      </w:pPr>
+      <w:r>
+        <w:rPr>
+          <w:u w:val="single"/>
+        </w:rPr>
+        <w:t>Composite Pattern</w:t>
+      </w:r>
+    </w:p>
+    <w:p>
+      <w:pPr>
+        <w:pStyle w:val="Normal"/>
+        <w:rPr>
+          <w:u w:val="none"/>
+        </w:rPr>
+      </w:pPr>
+      <w:r>
+        <w:rPr>
+          <w:u w:val="none"/>
+        </w:rPr>
+        <w:t>Component – EventComponent</w:t>
+        <w:br/>
+        <w:t>Leaf – EventUnit</w:t>
+        <w:br/>
+        <w:t>Composite – EventGroup</w:t>
+        <w:br/>
+        <w:br/>
+        <w:t>Concrete Leaves – SpectatorBench, TeamSet, RefTeam, FoodStall, MerchStall</w:t>
+        <w:br/>
+        <w:t>Concrete Composites – MainVenue, Stage, Lounge</w:t>
+        <w:br/>
+      </w:r>
+    </w:p>
+    <w:p>
+      <w:pPr>
+        <w:pStyle w:val="Normal"/>
+        <w:rPr/>
+      </w:pPr>
+      <w:r>
+        <w:rPr>
+          <w:u w:val="single"/>
+        </w:rPr>
+        <w:t>Observer Pattern</w:t>
+      </w:r>
+    </w:p>
+    <w:p>
+      <w:pPr>
+        <w:pStyle w:val="Normal"/>
+        <w:rPr/>
+      </w:pPr>
+      <w:r>
+        <w:rPr/>
+      </w:r>
+    </w:p>
+    <w:p>
+      <w:pPr>
+        <w:pStyle w:val="Normal"/>
+        <w:rPr/>
+      </w:pPr>
+      <w:r>
+        <w:rPr/>
+      </w:r>
+    </w:p>
+    <w:p>
+      <w:pPr>
+        <w:pStyle w:val="Normal"/>
+        <w:rPr/>
+      </w:pPr>
+      <w:r>
+        <w:rPr/>
         <w:t>1.3)</w:t>
       </w:r>
     </w:p>
     <w:p>
-      <w:r>
+      <w:pPr>
+        <w:pStyle w:val="Normal"/>
+        <w:rPr/>
+      </w:pPr>
+      <w:r>
+        <w:rPr/>
         <w:t>1.4)</w:t>
-      </w:r>
-      <w:r>
         <w:tab/>
         <w:t>a)</w:t>
       </w:r>
     </w:p>
     <w:p>
-      <w:r>
+      <w:pPr>
+        <w:pStyle w:val="Normal"/>
+        <w:rPr/>
+      </w:pPr>
+      <w:r>
+        <w:rPr/>
         <w:tab/>
         <w:t>b)</w:t>
       </w:r>
     </w:p>
     <w:p>
-      <w:r>
+      <w:pPr>
+        <w:pStyle w:val="Normal"/>
+        <w:rPr/>
+      </w:pPr>
+      <w:r>
+        <w:rPr/>
         <w:tab/>
         <w:t>c)</w:t>
       </w:r>
     </w:p>
     <w:p>
-      <w:r>
+      <w:pPr>
+        <w:pStyle w:val="Normal"/>
+        <w:rPr/>
+      </w:pPr>
+      <w:r>
+        <w:rPr/>
         <w:tab/>
         <w:t>d)</w:t>
       </w:r>
     </w:p>
     <w:p>
-      <w:r>
-        <w:t>Task</w:t>
-      </w:r>
-      <w:r>
-        <w:t xml:space="preserve"> 2</w:t>
-      </w:r>
-    </w:p>
-    <w:p>
-      <w:r>
+      <w:pPr>
+        <w:pStyle w:val="Normal"/>
+        <w:rPr/>
+      </w:pPr>
+      <w:r>
+        <w:rPr/>
+        <w:t>Task 2</w:t>
+      </w:r>
+    </w:p>
+    <w:p>
+      <w:pPr>
+        <w:pStyle w:val="Normal"/>
+        <w:rPr/>
+      </w:pPr>
+      <w:r>
+        <w:rPr/>
         <w:t>2.3)</w:t>
       </w:r>
     </w:p>
     <w:p>
-      <w:r>
+      <w:pPr>
+        <w:pStyle w:val="Normal"/>
+        <w:rPr/>
+      </w:pPr>
+      <w:r>
+        <w:rPr/>
         <w:t>2.4)</w:t>
       </w:r>
     </w:p>
     <w:p>
-      <w:r>
+      <w:pPr>
+        <w:pStyle w:val="Normal"/>
+        <w:rPr/>
+      </w:pPr>
+      <w:r>
+        <w:rPr/>
         <w:t>Task 3</w:t>
       </w:r>
     </w:p>
     <w:p>
-      <w:r>
+      <w:pPr>
+        <w:pStyle w:val="Normal"/>
+        <w:rPr/>
+      </w:pPr>
+      <w:r>
+        <w:rPr/>
         <w:t>3.5)</w:t>
       </w:r>
     </w:p>
     <w:p>
-      <w:r>
+      <w:pPr>
+        <w:pStyle w:val="Normal"/>
+        <w:rPr/>
+      </w:pPr>
+      <w:r>
+        <w:rPr/>
         <w:t>Task 5</w:t>
       </w:r>
     </w:p>
     <w:p>
-      <w:r>
+      <w:pPr>
+        <w:pStyle w:val="Normal"/>
+        <w:rPr/>
+      </w:pPr>
+      <w:r>
+        <w:rPr/>
         <w:t>5.1)</w:t>
       </w:r>
     </w:p>
     <w:p>
-      <w:r>
+      <w:pPr>
+        <w:pStyle w:val="Normal"/>
+        <w:rPr/>
+      </w:pPr>
+      <w:r>
+        <w:rPr/>
         <w:t>5.2)</w:t>
       </w:r>
     </w:p>
     <w:p>
-      <w:r>
+      <w:pPr>
+        <w:pStyle w:val="Normal"/>
+        <w:rPr/>
+      </w:pPr>
+      <w:r>
+        <w:rPr/>
         <w:t>5.3)</w:t>
       </w:r>
     </w:p>
     <w:p>
-      <w:r>
+      <w:pPr>
+        <w:pStyle w:val="Normal"/>
+        <w:rPr/>
+      </w:pPr>
+      <w:r>
+        <w:rPr/>
         <w:t>5.4)</w:t>
       </w:r>
     </w:p>
     <w:p>
-      <w:r>
+      <w:pPr>
+        <w:pStyle w:val="Normal"/>
+        <w:rPr/>
+      </w:pPr>
+      <w:r>
+        <w:rPr/>
         <w:t>Task 7</w:t>
       </w:r>
     </w:p>
     <w:p>
-      <w:r>
+      <w:pPr>
+        <w:pStyle w:val="Normal"/>
+        <w:rPr/>
+      </w:pPr>
+      <w:r>
+        <w:rPr/>
         <w:t>7.4</w:t>
       </w:r>
     </w:p>
-    <w:p/>
+    <w:p>
+      <w:pPr>
+        <w:pStyle w:val="Normal"/>
+        <w:widowControl/>
+        <w:bidi w:val="0"/>
+        <w:spacing w:lineRule="auto" w:line="278" w:before="0" w:after="160"/>
+        <w:jc w:val="start"/>
+        <w:rPr/>
+      </w:pPr>
+      <w:r>
+        <w:rPr/>
+      </w:r>
+    </w:p>
     <w:sectPr>
+      <w:type w:val="nextPage"/>
       <w:pgSz w:w="11906" w:h="16838"/>
-      <w:pgMar w:top="1440" w:right="1440" w:bottom="1440" w:left="1440" w:header="708" w:footer="708" w:gutter="0"/>
-      <w:cols w:space="708"/>
-      <w:docGrid w:linePitch="360"/>
+      <w:pgMar w:left="1440" w:right="1440" w:gutter="0" w:header="0" w:top="1440" w:footer="0" w:bottom="1440"/>
+      <w:pgNumType w:fmt="decimal"/>
+      <w:formProt w:val="false"/>
+      <w:textDirection w:val="lrTb"/>
+      <w:docGrid w:type="default" w:linePitch="360" w:charSpace="0"/>
     </w:sectPr>
   </w:body>
 </w:document>
 </file>
 
 <file path=word/numbering.xml><?xml version="1.0" encoding="utf-8"?>
-<w:numbering xmlns:wpc="http://schemas.microsoft.com/office/word/2010/wordprocessingCanvas" xmlns:cx="http://schemas.microsoft.com/office/drawing/2014/chartex" xmlns:cx1="http://schemas.microsoft.com/office/drawing/2015/9/8/chartex" xmlns:cx2="http://schemas.microsoft.com/office/drawing/2015/10/21/chartex" xmlns:cx3="http://schemas.microsoft.com/office/drawing/2016/5/9/chartex" xmlns:cx4="http://schemas.microsoft.com/office/drawing/2016/5/10/chartex" xmlns:cx5="http://schemas.microsoft.com/office/drawing/2016/5/11/chartex" xmlns:cx6="http://schemas.microsoft.com/office/drawing/2016/5/12/chartex" xmlns:cx7="http://schemas.microsoft.com/office/drawing/2016/5/13/chartex" xmlns:cx8="http://schemas.microsoft.com/office/drawing/2016/5/14/chartex" xmlns:mc="http://schemas.openxmlformats.org/markup-compatibility/2006" xmlns:aink="http://schemas.microsoft.com/office/drawing/2016/ink" xmlns:am3d="http://schemas.microsoft.com/office/drawing/2017/model3d" xmlns:o="urn:schemas-microsoft-com:office:office" xmlns:oel="http://schemas.microsoft.com/office/2019/extlst" xmlns:r="http://schemas.openxmlformats.org/officeDocument/2006/relationships" xmlns:m="http://schemas.openxmlformats.org/officeDocument/2006/math" xmlns:v="urn:schemas-microsoft-com:vml" xmlns:wp14="http://schemas.microsoft.com/office/word/2010/wordprocessingDrawing" xmlns:wp="http://schemas.openxmlformats.org/drawingml/2006/wordprocessingDrawing" xmlns:w10="urn:schemas-microsoft-com:office:word" xmlns:w="http://schemas.openxmlformats.org/wordprocessingml/2006/main" xmlns:w14="http://schemas.microsoft.com/office/word/2010/wordml" xmlns:w15="http://schemas.microsoft.com/office/word/2012/wordml" xmlns:w16cei="http://schemas.microsoft.com/office/word/2026/wordml/cei" xmlns:w16cex="http://schemas.microsoft.com/office/word/2018/wordml/cex" xmlns:w16cid="http://schemas.microsoft.com/office/word/2016/wordml/cid" xmlns:w16="http://schemas.microsoft.com/office/word/2018/wordml" xmlns:w16du="http://schemas.microsoft.com/office/word/2023/wordml/word16du" xmlns:w16sdtdh="http://schemas.microsoft.com/office/word/2020/wordml/sdtdatahash" xmlns:w16sdtfl="http://schemas.microsoft.com/office/word/2024/wordml/sdtformatlock" xmlns:w16se="http://schemas.microsoft.com/office/word/2015/wordml/symex" xmlns:wpg="http://schemas.microsoft.com/office/word/2010/wordprocessingGroup" xmlns:wpi="http://schemas.microsoft.com/office/word/2010/wordprocessingInk" xmlns:wne="http://schemas.microsoft.com/office/word/2006/wordml" xmlns:wps="http://schemas.microsoft.com/office/word/2010/wordprocessingShape" mc:Ignorable="w14 w15 w16se w16cid w16 w16cex w16sdtdh w16sdtfl w16du wp14">
-  <w:abstractNum w:abstractNumId="0" w15:restartNumberingAfterBreak="0">
-    <w:nsid w:val="07E04476"/>
-    <w:multiLevelType w:val="hybridMultilevel"/>
-    <w:tmpl w:val="44F4D68A"/>
-    <w:lvl w:ilvl="0" w:tplc="1C090001">
+<w:numbering xmlns:w="http://schemas.openxmlformats.org/wordprocessingml/2006/main" xmlns:o="urn:schemas-microsoft-com:office:office" xmlns:r="http://schemas.openxmlformats.org/officeDocument/2006/relationships" xmlns:v="urn:schemas-microsoft-com:vml" xmlns:mc="http://schemas.openxmlformats.org/markup-compatibility/2006" xmlns:w14="http://schemas.microsoft.com/office/word/2010/wordml" mc:Ignorable="w14">
+  <w:abstractNum w:abstractNumId="1">
+    <w:lvl w:ilvl="0">
       <w:start w:val="1"/>
       <w:numFmt w:val="bullet"/>
       <w:lvlText w:val=""/>
-      <w:lvlJc w:val="left"/>
-      <w:pPr>
-        <w:ind w:left="720" w:hanging="360"/>
+      <w:lvlJc w:val="start"/>
+      <w:pPr>
+        <w:tabs>
+          <w:tab w:val="num" w:pos="0"/>
+        </w:tabs>
+        <w:ind w:start="720" w:hanging="360"/>
       </w:pPr>
       <w:rPr>
-        <w:rFonts w:ascii="Symbol" w:hAnsi="Symbol" w:hint="default"/>
+        <w:rFonts w:ascii="Symbol" w:hAnsi="Symbol" w:cs="Symbol" w:hint="default"/>
       </w:rPr>
     </w:lvl>
-    <w:lvl w:ilvl="1" w:tplc="1C090003" w:tentative="1">
+    <w:lvl w:ilvl="1">
       <w:start w:val="1"/>
       <w:numFmt w:val="bullet"/>
       <w:lvlText w:val="o"/>
-      <w:lvlJc w:val="left"/>
-      <w:pPr>
-        <w:ind w:left="1440" w:hanging="360"/>
+      <w:lvlJc w:val="start"/>
+      <w:pPr>
+        <w:tabs>
+          <w:tab w:val="num" w:pos="0"/>
+        </w:tabs>
+        <w:ind w:start="1440" w:hanging="360"/>
       </w:pPr>
       <w:rPr>
         <w:rFonts w:ascii="Courier New" w:hAnsi="Courier New" w:cs="Courier New" w:hint="default"/>
       </w:rPr>
     </w:lvl>
-    <w:lvl w:ilvl="2" w:tplc="1C090005" w:tentative="1">
+    <w:lvl w:ilvl="2">
       <w:start w:val="1"/>
       <w:numFmt w:val="bullet"/>
       <w:lvlText w:val=""/>
-      <w:lvlJc w:val="left"/>
-      <w:pPr>
-        <w:ind w:left="2160" w:hanging="360"/>
+      <w:lvlJc w:val="start"/>
+      <w:pPr>
+        <w:tabs>
+          <w:tab w:val="num" w:pos="0"/>
+        </w:tabs>
+        <w:ind w:start="2160" w:hanging="360"/>
       </w:pPr>
       <w:rPr>
-        <w:rFonts w:ascii="Wingdings" w:hAnsi="Wingdings" w:hint="default"/>
+        <w:rFonts w:ascii="Wingdings" w:hAnsi="Wingdings" w:cs="Wingdings" w:hint="default"/>
       </w:rPr>
     </w:lvl>
-    <w:lvl w:ilvl="3" w:tplc="1C090001" w:tentative="1">
+    <w:lvl w:ilvl="3">
       <w:start w:val="1"/>
       <w:numFmt w:val="bullet"/>
       <w:lvlText w:val=""/>
-      <w:lvlJc w:val="left"/>
-      <w:pPr>
-        <w:ind w:left="2880" w:hanging="360"/>
+      <w:lvlJc w:val="start"/>
+      <w:pPr>
+        <w:tabs>
+          <w:tab w:val="num" w:pos="0"/>
+        </w:tabs>
+        <w:ind w:start="2880" w:hanging="360"/>
       </w:pPr>
       <w:rPr>
-        <w:rFonts w:ascii="Symbol" w:hAnsi="Symbol" w:hint="default"/>
+        <w:rFonts w:ascii="Symbol" w:hAnsi="Symbol" w:cs="Symbol" w:hint="default"/>
       </w:rPr>
     </w:lvl>
-    <w:lvl w:ilvl="4" w:tplc="1C090003" w:tentative="1">
+    <w:lvl w:ilvl="4">
       <w:start w:val="1"/>
       <w:numFmt w:val="bullet"/>
       <w:lvlText w:val="o"/>
-      <w:lvlJc w:val="left"/>
-      <w:pPr>
-        <w:ind w:left="3600" w:hanging="360"/>
+      <w:lvlJc w:val="start"/>
+      <w:pPr>
+        <w:tabs>
+          <w:tab w:val="num" w:pos="0"/>
+        </w:tabs>
+        <w:ind w:start="3600" w:hanging="360"/>
       </w:pPr>
       <w:rPr>
         <w:rFonts w:ascii="Courier New" w:hAnsi="Courier New" w:cs="Courier New" w:hint="default"/>
       </w:rPr>
     </w:lvl>
-    <w:lvl w:ilvl="5" w:tplc="1C090005" w:tentative="1">
+    <w:lvl w:ilvl="5">
       <w:start w:val="1"/>
       <w:numFmt w:val="bullet"/>
       <w:lvlText w:val=""/>
-      <w:lvlJc w:val="left"/>
-      <w:pPr>
-        <w:ind w:left="4320" w:hanging="360"/>
+      <w:lvlJc w:val="start"/>
+      <w:pPr>
+        <w:tabs>
+          <w:tab w:val="num" w:pos="0"/>
+        </w:tabs>
+        <w:ind w:start="4320" w:hanging="360"/>
       </w:pPr>
       <w:rPr>
-        <w:rFonts w:ascii="Wingdings" w:hAnsi="Wingdings" w:hint="default"/>
+        <w:rFonts w:ascii="Wingdings" w:hAnsi="Wingdings" w:cs="Wingdings" w:hint="default"/>
       </w:rPr>
     </w:lvl>
-    <w:lvl w:ilvl="6" w:tplc="1C090001" w:tentative="1">
+    <w:lvl w:ilvl="6">
       <w:start w:val="1"/>
       <w:numFmt w:val="bullet"/>
       <w:lvlText w:val=""/>
-      <w:lvlJc w:val="left"/>
-      <w:pPr>
-        <w:ind w:left="5040" w:hanging="360"/>
+      <w:lvlJc w:val="start"/>
+      <w:pPr>
+        <w:tabs>
+          <w:tab w:val="num" w:pos="0"/>
+        </w:tabs>
+        <w:ind w:start="5040" w:hanging="360"/>
       </w:pPr>
       <w:rPr>
-        <w:rFonts w:ascii="Symbol" w:hAnsi="Symbol" w:hint="default"/>
+        <w:rFonts w:ascii="Symbol" w:hAnsi="Symbol" w:cs="Symbol" w:hint="default"/>
       </w:rPr>
     </w:lvl>
-    <w:lvl w:ilvl="7" w:tplc="1C090003" w:tentative="1">
+    <w:lvl w:ilvl="7">
       <w:start w:val="1"/>
       <w:numFmt w:val="bullet"/>
       <w:lvlText w:val="o"/>
-      <w:lvlJc w:val="left"/>
-      <w:pPr>
-        <w:ind w:left="5760" w:hanging="360"/>
+      <w:lvlJc w:val="start"/>
+      <w:pPr>
+        <w:tabs>
+          <w:tab w:val="num" w:pos="0"/>
+        </w:tabs>
+        <w:ind w:start="5760" w:hanging="360"/>
       </w:pPr>
       <w:rPr>
         <w:rFonts w:ascii="Courier New" w:hAnsi="Courier New" w:cs="Courier New" w:hint="default"/>
       </w:rPr>
     </w:lvl>
-    <w:lvl w:ilvl="8" w:tplc="1C090005" w:tentative="1">
+    <w:lvl w:ilvl="8">
       <w:start w:val="1"/>
       <w:numFmt w:val="bullet"/>
       <w:lvlText w:val=""/>
-      <w:lvlJc w:val="left"/>
-      <w:pPr>
-        <w:ind w:left="6480" w:hanging="360"/>
+      <w:lvlJc w:val="start"/>
+      <w:pPr>
+        <w:tabs>
+          <w:tab w:val="num" w:pos="0"/>
+        </w:tabs>
+        <w:ind w:start="6480" w:hanging="360"/>
       </w:pPr>
       <w:rPr>
-        <w:rFonts w:ascii="Wingdings" w:hAnsi="Wingdings" w:hint="default"/>
+        <w:rFonts w:ascii="Wingdings" w:hAnsi="Wingdings" w:cs="Wingdings" w:hint="default"/>
       </w:rPr>
     </w:lvl>
   </w:abstractNum>
-  <w:num w:numId="1" w16cid:durableId="1566185309">
-    <w:abstractNumId w:val="0"/>
+  <w:abstractNum w:abstractNumId="2">
+    <w:lvl w:ilvl="0">
+      <w:start w:val="1"/>
+      <w:numFmt w:val="none"/>
+      <w:suff w:val="nothing"/>
+      <w:lvlText w:val=""/>
+      <w:lvlJc w:val="start"/>
+      <w:pPr>
+        <w:tabs>
+          <w:tab w:val="num" w:pos="0"/>
+        </w:tabs>
+        <w:ind w:start="0" w:hanging="0"/>
+      </w:pPr>
+    </w:lvl>
+    <w:lvl w:ilvl="1">
+      <w:start w:val="1"/>
+      <w:numFmt w:val="none"/>
+      <w:suff w:val="nothing"/>
+      <w:lvlText w:val=""/>
+      <w:lvlJc w:val="start"/>
+      <w:pPr>
+        <w:tabs>
+          <w:tab w:val="num" w:pos="0"/>
+        </w:tabs>
+        <w:ind w:start="0" w:hanging="0"/>
+      </w:pPr>
+    </w:lvl>
+    <w:lvl w:ilvl="2">
+      <w:start w:val="1"/>
+      <w:numFmt w:val="none"/>
+      <w:suff w:val="nothing"/>
+      <w:lvlText w:val=""/>
+      <w:lvlJc w:val="start"/>
+      <w:pPr>
+        <w:tabs>
+          <w:tab w:val="num" w:pos="0"/>
+        </w:tabs>
+        <w:ind w:start="0" w:hanging="0"/>
+      </w:pPr>
+    </w:lvl>
+    <w:lvl w:ilvl="3">
+      <w:start w:val="1"/>
+      <w:numFmt w:val="none"/>
+      <w:suff w:val="nothing"/>
+      <w:lvlText w:val=""/>
+      <w:lvlJc w:val="start"/>
+      <w:pPr>
+        <w:tabs>
+          <w:tab w:val="num" w:pos="0"/>
+        </w:tabs>
+        <w:ind w:start="0" w:hanging="0"/>
+      </w:pPr>
+    </w:lvl>
+    <w:lvl w:ilvl="4">
+      <w:start w:val="1"/>
+      <w:numFmt w:val="none"/>
+      <w:suff w:val="nothing"/>
+      <w:lvlText w:val=""/>
+      <w:lvlJc w:val="start"/>
+      <w:pPr>
+        <w:tabs>
+          <w:tab w:val="num" w:pos="0"/>
+        </w:tabs>
+        <w:ind w:start="0" w:hanging="0"/>
+      </w:pPr>
+    </w:lvl>
+    <w:lvl w:ilvl="5">
+      <w:start w:val="1"/>
+      <w:numFmt w:val="none"/>
+      <w:suff w:val="nothing"/>
+      <w:lvlText w:val=""/>
+      <w:lvlJc w:val="start"/>
+      <w:pPr>
+        <w:tabs>
+          <w:tab w:val="num" w:pos="0"/>
+        </w:tabs>
+        <w:ind w:start="0" w:hanging="0"/>
+      </w:pPr>
+    </w:lvl>
+    <w:lvl w:ilvl="6">
+      <w:start w:val="1"/>
+      <w:numFmt w:val="none"/>
+      <w:suff w:val="nothing"/>
+      <w:lvlText w:val=""/>
+      <w:lvlJc w:val="start"/>
+      <w:pPr>
+        <w:tabs>
+          <w:tab w:val="num" w:pos="0"/>
+        </w:tabs>
+        <w:ind w:start="0" w:hanging="0"/>
+      </w:pPr>
+    </w:lvl>
+    <w:lvl w:ilvl="7">
+      <w:start w:val="1"/>
+      <w:numFmt w:val="none"/>
+      <w:suff w:val="nothing"/>
+      <w:lvlText w:val=""/>
+      <w:lvlJc w:val="start"/>
+      <w:pPr>
+        <w:tabs>
+          <w:tab w:val="num" w:pos="0"/>
+        </w:tabs>
+        <w:ind w:start="0" w:hanging="0"/>
+      </w:pPr>
+    </w:lvl>
+    <w:lvl w:ilvl="8">
+      <w:start w:val="1"/>
+      <w:numFmt w:val="none"/>
+      <w:suff w:val="nothing"/>
+      <w:lvlText w:val=""/>
+      <w:lvlJc w:val="start"/>
+      <w:pPr>
+        <w:tabs>
+          <w:tab w:val="num" w:pos="0"/>
+        </w:tabs>
+        <w:ind w:start="0" w:hanging="0"/>
+      </w:pPr>
+    </w:lvl>
+  </w:abstractNum>
+  <w:num w:numId="1">
+    <w:abstractNumId w:val="1"/>
+  </w:num>
+  <w:num w:numId="2">
+    <w:abstractNumId w:val="2"/>
   </w:num>
 </w:numbering>
 </file>
 
 <file path=word/styles.xml><?xml version="1.0" encoding="utf-8"?>
-<w:styles xmlns:mc="http://schemas.openxmlformats.org/markup-compatibility/2006" xmlns:r="http://schemas.openxmlformats.org/officeDocument/2006/relationships" xmlns:w="http://schemas.openxmlformats.org/wordprocessingml/2006/main" xmlns:w14="http://schemas.microsoft.com/office/word/2010/wordml" xmlns:w15="http://schemas.microsoft.com/office/word/2012/wordml" xmlns:w16cex="http://schemas.microsoft.com/office/word/2018/wordml/cex" xmlns:w16cid="http://schemas.microsoft.com/office/word/2016/wordml/cid" xmlns:w16="http://schemas.microsoft.com/office/word/2018/wordml" xmlns:w16du="http://schemas.microsoft.com/office/word/2023/wordml/word16du" xmlns:w16sdtdh="http://schemas.microsoft.com/office/word/2020/wordml/sdtdatahash" xmlns:w16sdtfl="http://schemas.microsoft.com/office/word/2024/wordml/sdtformatlock" xmlns:w16se="http://schemas.microsoft.com/office/word/2015/wordml/symex" mc:Ignorable="w14 w15 w16se w16cid w16 w16cex w16sdtdh w16sdtfl w16du">
+<w:styles xmlns:w="http://schemas.openxmlformats.org/wordprocessingml/2006/main" xmlns:w14="http://schemas.microsoft.com/office/word/2010/wordml" xmlns:mc="http://schemas.openxmlformats.org/markup-compatibility/2006" mc:Ignorable="w14">
   <w:docDefaults>
     <w:rPrDefault>
       <w:rPr>
-        <w:rFonts w:asciiTheme="minorHAnsi" w:eastAsiaTheme="minorHAnsi" w:hAnsiTheme="minorHAnsi" w:cstheme="minorBidi"/>
+        <w:rFonts w:ascii="Aptos" w:hAnsi="Aptos" w:eastAsia="Aptos" w:cs="" w:asciiTheme="minorHAnsi" w:cstheme="minorBidi" w:eastAsiaTheme="minorHAnsi" w:hAnsiTheme="minorHAnsi"/>
         <w:kern w:val="2"/>
         <w:sz w:val="24"/>
         <w:szCs w:val="24"/>
@@ -308,21 +727,21 @@
     </w:rPrDefault>
     <w:pPrDefault>
       <w:pPr>
-        <w:spacing w:after="160" w:line="278" w:lineRule="auto"/>
+        <w:suppressAutoHyphens w:val="true"/>
       </w:pPr>
     </w:pPrDefault>
   </w:docDefaults>
   <w:latentStyles w:defLockedState="0" w:defUIPriority="99" w:defSemiHidden="0" w:defUnhideWhenUsed="0" w:defQFormat="0" w:count="376">
     <w:lsdException w:name="Normal" w:uiPriority="0" w:qFormat="1"/>
     <w:lsdException w:name="heading 1" w:uiPriority="9" w:qFormat="1"/>
-    <w:lsdException w:name="heading 2" w:semiHidden="1" w:uiPriority="9" w:unhideWhenUsed="1" w:qFormat="1"/>
-    <w:lsdException w:name="heading 3" w:semiHidden="1" w:uiPriority="9" w:unhideWhenUsed="1" w:qFormat="1"/>
-    <w:lsdException w:name="heading 4" w:semiHidden="1" w:uiPriority="9" w:unhideWhenUsed="1" w:qFormat="1"/>
-    <w:lsdException w:name="heading 5" w:semiHidden="1" w:uiPriority="9" w:unhideWhenUsed="1" w:qFormat="1"/>
-    <w:lsdException w:name="heading 6" w:semiHidden="1" w:uiPriority="9" w:unhideWhenUsed="1" w:qFormat="1"/>
-    <w:lsdException w:name="heading 7" w:semiHidden="1" w:uiPriority="9" w:unhideWhenUsed="1" w:qFormat="1"/>
-    <w:lsdException w:name="heading 8" w:semiHidden="1" w:uiPriority="9" w:unhideWhenUsed="1" w:qFormat="1"/>
-    <w:lsdException w:name="heading 9" w:semiHidden="1" w:uiPriority="9" w:unhideWhenUsed="1" w:qFormat="1"/>
+    <w:lsdException w:name="heading 2" w:uiPriority="9" w:semiHidden="1" w:unhideWhenUsed="1" w:qFormat="1"/>
+    <w:lsdException w:name="heading 3" w:uiPriority="9" w:semiHidden="1" w:unhideWhenUsed="1" w:qFormat="1"/>
+    <w:lsdException w:name="heading 4" w:uiPriority="9" w:semiHidden="1" w:unhideWhenUsed="1" w:qFormat="1"/>
+    <w:lsdException w:name="heading 5" w:uiPriority="9" w:semiHidden="1" w:unhideWhenUsed="1" w:qFormat="1"/>
+    <w:lsdException w:name="heading 6" w:uiPriority="9" w:semiHidden="1" w:unhideWhenUsed="1" w:qFormat="1"/>
+    <w:lsdException w:name="heading 7" w:uiPriority="9" w:semiHidden="1" w:unhideWhenUsed="1" w:qFormat="1"/>
+    <w:lsdException w:name="heading 8" w:uiPriority="9" w:semiHidden="1" w:unhideWhenUsed="1" w:qFormat="1"/>
+    <w:lsdException w:name="heading 9" w:uiPriority="9" w:semiHidden="1" w:unhideWhenUsed="1" w:qFormat="1"/>
     <w:lsdException w:name="index 1" w:semiHidden="1" w:unhideWhenUsed="1"/>
     <w:lsdException w:name="index 2" w:semiHidden="1" w:unhideWhenUsed="1"/>
     <w:lsdException w:name="index 3" w:semiHidden="1" w:unhideWhenUsed="1"/>
@@ -332,22 +751,22 @@
     <w:lsdException w:name="index 7" w:semiHidden="1" w:unhideWhenUsed="1"/>
     <w:lsdException w:name="index 8" w:semiHidden="1" w:unhideWhenUsed="1"/>
     <w:lsdException w:name="index 9" w:semiHidden="1" w:unhideWhenUsed="1"/>
-    <w:lsdException w:name="toc 1" w:semiHidden="1" w:uiPriority="39" w:unhideWhenUsed="1"/>
-    <w:lsdException w:name="toc 2" w:semiHidden="1" w:uiPriority="39" w:unhideWhenUsed="1"/>
-    <w:lsdException w:name="toc 3" w:semiHidden="1" w:uiPriority="39" w:unhideWhenUsed="1"/>
-    <w:lsdException w:name="toc 4" w:semiHidden="1" w:uiPriority="39" w:unhideWhenUsed="1"/>
-    <w:lsdException w:name="toc 5" w:semiHidden="1" w:uiPriority="39" w:unhideWhenUsed="1"/>
-    <w:lsdException w:name="toc 6" w:semiHidden="1" w:uiPriority="39" w:unhideWhenUsed="1"/>
-    <w:lsdException w:name="toc 7" w:semiHidden="1" w:uiPriority="39" w:unhideWhenUsed="1"/>
-    <w:lsdException w:name="toc 8" w:semiHidden="1" w:uiPriority="39" w:unhideWhenUsed="1"/>
-    <w:lsdException w:name="toc 9" w:semiHidden="1" w:uiPriority="39" w:unhideWhenUsed="1"/>
+    <w:lsdException w:name="toc 1" w:uiPriority="39" w:semiHidden="1" w:unhideWhenUsed="1"/>
+    <w:lsdException w:name="toc 2" w:uiPriority="39" w:semiHidden="1" w:unhideWhenUsed="1"/>
+    <w:lsdException w:name="toc 3" w:uiPriority="39" w:semiHidden="1" w:unhideWhenUsed="1"/>
+    <w:lsdException w:name="toc 4" w:uiPriority="39" w:semiHidden="1" w:unhideWhenUsed="1"/>
+    <w:lsdException w:name="toc 5" w:uiPriority="39" w:semiHidden="1" w:unhideWhenUsed="1"/>
+    <w:lsdException w:name="toc 6" w:uiPriority="39" w:semiHidden="1" w:unhideWhenUsed="1"/>
+    <w:lsdException w:name="toc 7" w:uiPriority="39" w:semiHidden="1" w:unhideWhenUsed="1"/>
+    <w:lsdException w:name="toc 8" w:uiPriority="39" w:semiHidden="1" w:unhideWhenUsed="1"/>
+    <w:lsdException w:name="toc 9" w:uiPriority="39" w:semiHidden="1" w:unhideWhenUsed="1"/>
     <w:lsdException w:name="Normal Indent" w:semiHidden="1" w:unhideWhenUsed="1"/>
     <w:lsdException w:name="footnote text" w:semiHidden="1" w:unhideWhenUsed="1"/>
     <w:lsdException w:name="annotation text" w:semiHidden="1" w:unhideWhenUsed="1"/>
     <w:lsdException w:name="header" w:semiHidden="1" w:unhideWhenUsed="1"/>
     <w:lsdException w:name="footer" w:semiHidden="1" w:unhideWhenUsed="1"/>
     <w:lsdException w:name="index heading" w:semiHidden="1" w:unhideWhenUsed="1"/>
-    <w:lsdException w:name="caption" w:semiHidden="1" w:uiPriority="35" w:unhideWhenUsed="1" w:qFormat="1"/>
+    <w:lsdException w:name="caption" w:uiPriority="35" w:semiHidden="1" w:unhideWhenUsed="1" w:qFormat="1"/>
     <w:lsdException w:name="table of figures" w:semiHidden="1" w:unhideWhenUsed="1"/>
     <w:lsdException w:name="envelope address" w:semiHidden="1" w:unhideWhenUsed="1"/>
     <w:lsdException w:name="envelope return" w:semiHidden="1" w:unhideWhenUsed="1"/>
@@ -378,7 +797,7 @@
     <w:lsdException w:name="Title" w:uiPriority="10" w:qFormat="1"/>
     <w:lsdException w:name="Closing" w:semiHidden="1" w:unhideWhenUsed="1"/>
     <w:lsdException w:name="Signature" w:semiHidden="1" w:unhideWhenUsed="1"/>
-    <w:lsdException w:name="Default Paragraph Font" w:semiHidden="1" w:uiPriority="1" w:unhideWhenUsed="1"/>
+    <w:lsdException w:name="Default Paragraph Font" w:uiPriority="1" w:semiHidden="1" w:unhideWhenUsed="1"/>
     <w:lsdException w:name="Body Text" w:semiHidden="1" w:unhideWhenUsed="1"/>
     <w:lsdException w:name="Body Text Indent" w:semiHidden="1" w:unhideWhenUsed="1"/>
     <w:lsdException w:name="List Continue" w:semiHidden="1" w:unhideWhenUsed="1"/>
@@ -578,8 +997,8 @@
     <w:lsdException w:name="Subtle Reference" w:uiPriority="31" w:qFormat="1"/>
     <w:lsdException w:name="Intense Reference" w:uiPriority="32" w:qFormat="1"/>
     <w:lsdException w:name="Book Title" w:uiPriority="33" w:qFormat="1"/>
-    <w:lsdException w:name="Bibliography" w:semiHidden="1" w:uiPriority="37" w:unhideWhenUsed="1"/>
-    <w:lsdException w:name="TOC Heading" w:semiHidden="1" w:uiPriority="39" w:unhideWhenUsed="1" w:qFormat="1"/>
+    <w:lsdException w:name="Bibliography" w:uiPriority="37" w:semiHidden="1" w:unhideWhenUsed="1"/>
+    <w:lsdException w:name="TOC Heading" w:uiPriority="39" w:semiHidden="1" w:unhideWhenUsed="1" w:qFormat="1"/>
     <w:lsdException w:name="Plain Table 1" w:uiPriority="41"/>
     <w:lsdException w:name="Plain Table 2" w:uiPriority="42"/>
     <w:lsdException w:name="Plain Table 3" w:uiPriority="43"/>
@@ -690,9 +1109,24 @@
     <w:lsdException w:name="Unresolved Mention" w:semiHidden="1" w:unhideWhenUsed="1"/>
     <w:lsdException w:name="Smart Link" w:semiHidden="1" w:unhideWhenUsed="1"/>
   </w:latentStyles>
-  <w:style w:type="paragraph" w:default="1" w:styleId="Normal">
+  <w:style w:type="paragraph" w:styleId="Normal" w:default="1">
     <w:name w:val="Normal"/>
     <w:qFormat/>
+    <w:pPr>
+      <w:widowControl/>
+      <w:bidi w:val="0"/>
+      <w:spacing w:lineRule="auto" w:line="278" w:before="0" w:after="160"/>
+      <w:jc w:val="start"/>
+    </w:pPr>
+    <w:rPr>
+      <w:rFonts w:ascii="Aptos" w:hAnsi="Aptos" w:eastAsia="Aptos" w:cs="" w:asciiTheme="minorHAnsi" w:cstheme="minorBidi" w:eastAsiaTheme="minorHAnsi" w:hAnsiTheme="minorHAnsi"/>
+      <w:color w:val="auto"/>
+      <w:kern w:val="2"/>
+      <w:sz w:val="24"/>
+      <w:szCs w:val="24"/>
+      <w:lang w:val="en-ZA" w:eastAsia="en-US" w:bidi="ar-SA"/>
+      <w14:ligatures w14:val="standardContextual"/>
+    </w:rPr>
   </w:style>
   <w:style w:type="paragraph" w:styleId="Heading1">
     <w:name w:val="heading 1"/>
@@ -701,16 +1135,16 @@
     <w:link w:val="Heading1Char"/>
     <w:uiPriority w:val="9"/>
     <w:qFormat/>
-    <w:rsid w:val="0046671C"/>
+    <w:rsid w:val="0046671c"/>
     <w:pPr>
-      <w:keepNext/>
+      <w:keepNext w:val="true"/>
       <w:keepLines/>
       <w:spacing w:before="360" w:after="80"/>
       <w:outlineLvl w:val="0"/>
     </w:pPr>
     <w:rPr>
-      <w:rFonts w:asciiTheme="majorHAnsi" w:eastAsiaTheme="majorEastAsia" w:hAnsiTheme="majorHAnsi" w:cstheme="majorBidi"/>
-      <w:color w:val="0F4761" w:themeColor="accent1" w:themeShade="BF"/>
+      <w:rFonts w:ascii="Aptos Display" w:hAnsi="Aptos Display" w:eastAsia="" w:cs="" w:asciiTheme="majorHAnsi" w:cstheme="majorBidi" w:eastAsiaTheme="majorEastAsia" w:hAnsiTheme="majorHAnsi"/>
+      <w:color w:themeColor="accent1" w:themeShade="bf" w:val="0F4761"/>
       <w:sz w:val="40"/>
       <w:szCs w:val="40"/>
     </w:rPr>
@@ -724,16 +1158,16 @@
     <w:semiHidden/>
     <w:unhideWhenUsed/>
     <w:qFormat/>
-    <w:rsid w:val="0046671C"/>
+    <w:rsid w:val="0046671c"/>
     <w:pPr>
-      <w:keepNext/>
+      <w:keepNext w:val="true"/>
       <w:keepLines/>
       <w:spacing w:before="160" w:after="80"/>
       <w:outlineLvl w:val="1"/>
     </w:pPr>
     <w:rPr>
-      <w:rFonts w:asciiTheme="majorHAnsi" w:eastAsiaTheme="majorEastAsia" w:hAnsiTheme="majorHAnsi" w:cstheme="majorBidi"/>
-      <w:color w:val="0F4761" w:themeColor="accent1" w:themeShade="BF"/>
+      <w:rFonts w:ascii="Aptos Display" w:hAnsi="Aptos Display" w:eastAsia="" w:cs="" w:asciiTheme="majorHAnsi" w:cstheme="majorBidi" w:eastAsiaTheme="majorEastAsia" w:hAnsiTheme="majorHAnsi"/>
+      <w:color w:themeColor="accent1" w:themeShade="bf" w:val="0F4761"/>
       <w:sz w:val="32"/>
       <w:szCs w:val="32"/>
     </w:rPr>
@@ -747,16 +1181,16 @@
     <w:semiHidden/>
     <w:unhideWhenUsed/>
     <w:qFormat/>
-    <w:rsid w:val="0046671C"/>
+    <w:rsid w:val="0046671c"/>
     <w:pPr>
-      <w:keepNext/>
+      <w:keepNext w:val="true"/>
       <w:keepLines/>
       <w:spacing w:before="160" w:after="80"/>
       <w:outlineLvl w:val="2"/>
     </w:pPr>
     <w:rPr>
-      <w:rFonts w:eastAsiaTheme="majorEastAsia" w:cstheme="majorBidi"/>
-      <w:color w:val="0F4761" w:themeColor="accent1" w:themeShade="BF"/>
+      <w:rFonts w:eastAsia="" w:cs="" w:cstheme="majorBidi" w:eastAsiaTheme="majorEastAsia"/>
+      <w:color w:themeColor="accent1" w:themeShade="bf" w:val="0F4761"/>
       <w:sz w:val="28"/>
       <w:szCs w:val="28"/>
     </w:rPr>
@@ -770,18 +1204,18 @@
     <w:semiHidden/>
     <w:unhideWhenUsed/>
     <w:qFormat/>
-    <w:rsid w:val="0046671C"/>
+    <w:rsid w:val="0046671c"/>
     <w:pPr>
-      <w:keepNext/>
+      <w:keepNext w:val="true"/>
       <w:keepLines/>
       <w:spacing w:before="80" w:after="40"/>
       <w:outlineLvl w:val="3"/>
     </w:pPr>
     <w:rPr>
-      <w:rFonts w:eastAsiaTheme="majorEastAsia" w:cstheme="majorBidi"/>
+      <w:rFonts w:eastAsia="" w:cs="" w:cstheme="majorBidi" w:eastAsiaTheme="majorEastAsia"/>
       <w:i/>
       <w:iCs/>
-      <w:color w:val="0F4761" w:themeColor="accent1" w:themeShade="BF"/>
+      <w:color w:themeColor="accent1" w:themeShade="bf" w:val="0F4761"/>
     </w:rPr>
   </w:style>
   <w:style w:type="paragraph" w:styleId="Heading5">
@@ -793,16 +1227,16 @@
     <w:semiHidden/>
     <w:unhideWhenUsed/>
     <w:qFormat/>
-    <w:rsid w:val="0046671C"/>
+    <w:rsid w:val="0046671c"/>
     <w:pPr>
-      <w:keepNext/>
+      <w:keepNext w:val="true"/>
       <w:keepLines/>
       <w:spacing w:before="80" w:after="40"/>
       <w:outlineLvl w:val="4"/>
     </w:pPr>
     <w:rPr>
-      <w:rFonts w:eastAsiaTheme="majorEastAsia" w:cstheme="majorBidi"/>
-      <w:color w:val="0F4761" w:themeColor="accent1" w:themeShade="BF"/>
+      <w:rFonts w:eastAsia="" w:cs="" w:cstheme="majorBidi" w:eastAsiaTheme="majorEastAsia"/>
+      <w:color w:themeColor="accent1" w:themeShade="bf" w:val="0F4761"/>
     </w:rPr>
   </w:style>
   <w:style w:type="paragraph" w:styleId="Heading6">
@@ -814,18 +1248,18 @@
     <w:semiHidden/>
     <w:unhideWhenUsed/>
     <w:qFormat/>
-    <w:rsid w:val="0046671C"/>
+    <w:rsid w:val="0046671c"/>
     <w:pPr>
-      <w:keepNext/>
+      <w:keepNext w:val="true"/>
       <w:keepLines/>
       <w:spacing w:before="40" w:after="0"/>
       <w:outlineLvl w:val="5"/>
     </w:pPr>
     <w:rPr>
-      <w:rFonts w:eastAsiaTheme="majorEastAsia" w:cstheme="majorBidi"/>
+      <w:rFonts w:eastAsia="" w:cs="" w:cstheme="majorBidi" w:eastAsiaTheme="majorEastAsia"/>
       <w:i/>
       <w:iCs/>
-      <w:color w:val="595959" w:themeColor="text1" w:themeTint="A6"/>
+      <w:color w:themeColor="text1" w:themeTint="a6" w:val="595959"/>
     </w:rPr>
   </w:style>
   <w:style w:type="paragraph" w:styleId="Heading7">
@@ -837,16 +1271,16 @@
     <w:semiHidden/>
     <w:unhideWhenUsed/>
     <w:qFormat/>
-    <w:rsid w:val="0046671C"/>
+    <w:rsid w:val="0046671c"/>
     <w:pPr>
-      <w:keepNext/>
+      <w:keepNext w:val="true"/>
       <w:keepLines/>
       <w:spacing w:before="40" w:after="0"/>
       <w:outlineLvl w:val="6"/>
     </w:pPr>
     <w:rPr>
-      <w:rFonts w:eastAsiaTheme="majorEastAsia" w:cstheme="majorBidi"/>
-      <w:color w:val="595959" w:themeColor="text1" w:themeTint="A6"/>
+      <w:rFonts w:eastAsia="" w:cs="" w:cstheme="majorBidi" w:eastAsiaTheme="majorEastAsia"/>
+      <w:color w:themeColor="text1" w:themeTint="a6" w:val="595959"/>
     </w:rPr>
   </w:style>
   <w:style w:type="paragraph" w:styleId="Heading8">
@@ -858,18 +1292,18 @@
     <w:semiHidden/>
     <w:unhideWhenUsed/>
     <w:qFormat/>
-    <w:rsid w:val="0046671C"/>
+    <w:rsid w:val="0046671c"/>
     <w:pPr>
-      <w:keepNext/>
+      <w:keepNext w:val="true"/>
       <w:keepLines/>
-      <w:spacing w:after="0"/>
+      <w:spacing w:before="0" w:after="0"/>
       <w:outlineLvl w:val="7"/>
     </w:pPr>
     <w:rPr>
-      <w:rFonts w:eastAsiaTheme="majorEastAsia" w:cstheme="majorBidi"/>
+      <w:rFonts w:eastAsia="" w:cs="" w:cstheme="majorBidi" w:eastAsiaTheme="majorEastAsia"/>
       <w:i/>
       <w:iCs/>
-      <w:color w:val="272727" w:themeColor="text1" w:themeTint="D8"/>
+      <w:color w:themeColor="text1" w:themeTint="d8" w:val="272727"/>
     </w:rPr>
   </w:style>
   <w:style w:type="paragraph" w:styleId="Heading9">
@@ -881,23 +1315,391 @@
     <w:semiHidden/>
     <w:unhideWhenUsed/>
     <w:qFormat/>
-    <w:rsid w:val="0046671C"/>
+    <w:rsid w:val="0046671c"/>
     <w:pPr>
-      <w:keepNext/>
+      <w:keepNext w:val="true"/>
       <w:keepLines/>
-      <w:spacing w:after="0"/>
+      <w:spacing w:before="0" w:after="0"/>
       <w:outlineLvl w:val="8"/>
     </w:pPr>
     <w:rPr>
-      <w:rFonts w:eastAsiaTheme="majorEastAsia" w:cstheme="majorBidi"/>
-      <w:color w:val="272727" w:themeColor="text1" w:themeTint="D8"/>
-    </w:rPr>
-  </w:style>
-  <w:style w:type="character" w:default="1" w:styleId="DefaultParagraphFont">
+      <w:rFonts w:eastAsia="" w:cs="" w:cstheme="majorBidi" w:eastAsiaTheme="majorEastAsia"/>
+      <w:color w:themeColor="text1" w:themeTint="d8" w:val="272727"/>
+    </w:rPr>
+  </w:style>
+  <w:style w:type="character" w:styleId="DefaultParagraphFont" w:default="1">
     <w:name w:val="Default Paragraph Font"/>
     <w:uiPriority w:val="1"/>
     <w:semiHidden/>
     <w:unhideWhenUsed/>
+    <w:qFormat/>
+    <w:rPr/>
+  </w:style>
+  <w:style w:type="character" w:styleId="Heading1Char" w:customStyle="1">
+    <w:name w:val="Heading 1 Char"/>
+    <w:basedOn w:val="DefaultParagraphFont"/>
+    <w:link w:val="Heading1"/>
+    <w:uiPriority w:val="9"/>
+    <w:qFormat/>
+    <w:rsid w:val="0046671c"/>
+    <w:rPr>
+      <w:rFonts w:ascii="Aptos Display" w:hAnsi="Aptos Display" w:eastAsia="" w:cs="" w:asciiTheme="majorHAnsi" w:cstheme="majorBidi" w:eastAsiaTheme="majorEastAsia" w:hAnsiTheme="majorHAnsi"/>
+      <w:color w:themeColor="accent1" w:themeShade="bf" w:val="0F4761"/>
+      <w:sz w:val="40"/>
+      <w:szCs w:val="40"/>
+    </w:rPr>
+  </w:style>
+  <w:style w:type="character" w:styleId="Heading2Char" w:customStyle="1">
+    <w:name w:val="Heading 2 Char"/>
+    <w:basedOn w:val="DefaultParagraphFont"/>
+    <w:link w:val="Heading2"/>
+    <w:uiPriority w:val="9"/>
+    <w:semiHidden/>
+    <w:qFormat/>
+    <w:rsid w:val="0046671c"/>
+    <w:rPr>
+      <w:rFonts w:ascii="Aptos Display" w:hAnsi="Aptos Display" w:eastAsia="" w:cs="" w:asciiTheme="majorHAnsi" w:cstheme="majorBidi" w:eastAsiaTheme="majorEastAsia" w:hAnsiTheme="majorHAnsi"/>
+      <w:color w:themeColor="accent1" w:themeShade="bf" w:val="0F4761"/>
+      <w:sz w:val="32"/>
+      <w:szCs w:val="32"/>
+    </w:rPr>
+  </w:style>
+  <w:style w:type="character" w:styleId="Heading3Char" w:customStyle="1">
+    <w:name w:val="Heading 3 Char"/>
+    <w:basedOn w:val="DefaultParagraphFont"/>
+    <w:link w:val="Heading3"/>
+    <w:uiPriority w:val="9"/>
+    <w:semiHidden/>
+    <w:qFormat/>
+    <w:rsid w:val="0046671c"/>
+    <w:rPr>
+      <w:rFonts w:eastAsia="" w:cs="" w:cstheme="majorBidi" w:eastAsiaTheme="majorEastAsia"/>
+      <w:color w:themeColor="accent1" w:themeShade="bf" w:val="0F4761"/>
+      <w:sz w:val="28"/>
+      <w:szCs w:val="28"/>
+    </w:rPr>
+  </w:style>
+  <w:style w:type="character" w:styleId="Heading4Char" w:customStyle="1">
+    <w:name w:val="Heading 4 Char"/>
+    <w:basedOn w:val="DefaultParagraphFont"/>
+    <w:link w:val="Heading4"/>
+    <w:uiPriority w:val="9"/>
+    <w:semiHidden/>
+    <w:qFormat/>
+    <w:rsid w:val="0046671c"/>
+    <w:rPr>
+      <w:rFonts w:eastAsia="" w:cs="" w:cstheme="majorBidi" w:eastAsiaTheme="majorEastAsia"/>
+      <w:i/>
+      <w:iCs/>
+      <w:color w:themeColor="accent1" w:themeShade="bf" w:val="0F4761"/>
+    </w:rPr>
+  </w:style>
+  <w:style w:type="character" w:styleId="Heading5Char" w:customStyle="1">
+    <w:name w:val="Heading 5 Char"/>
+    <w:basedOn w:val="DefaultParagraphFont"/>
+    <w:link w:val="Heading5"/>
+    <w:uiPriority w:val="9"/>
+    <w:semiHidden/>
+    <w:qFormat/>
+    <w:rsid w:val="0046671c"/>
+    <w:rPr>
+      <w:rFonts w:eastAsia="" w:cs="" w:cstheme="majorBidi" w:eastAsiaTheme="majorEastAsia"/>
+      <w:color w:themeColor="accent1" w:themeShade="bf" w:val="0F4761"/>
+    </w:rPr>
+  </w:style>
+  <w:style w:type="character" w:styleId="Heading6Char" w:customStyle="1">
+    <w:name w:val="Heading 6 Char"/>
+    <w:basedOn w:val="DefaultParagraphFont"/>
+    <w:link w:val="Heading6"/>
+    <w:uiPriority w:val="9"/>
+    <w:semiHidden/>
+    <w:qFormat/>
+    <w:rsid w:val="0046671c"/>
+    <w:rPr>
+      <w:rFonts w:eastAsia="" w:cs="" w:cstheme="majorBidi" w:eastAsiaTheme="majorEastAsia"/>
+      <w:i/>
+      <w:iCs/>
+      <w:color w:themeColor="text1" w:themeTint="a6" w:val="595959"/>
+    </w:rPr>
+  </w:style>
+  <w:style w:type="character" w:styleId="Heading7Char" w:customStyle="1">
+    <w:name w:val="Heading 7 Char"/>
+    <w:basedOn w:val="DefaultParagraphFont"/>
+    <w:link w:val="Heading7"/>
+    <w:uiPriority w:val="9"/>
+    <w:semiHidden/>
+    <w:qFormat/>
+    <w:rsid w:val="0046671c"/>
+    <w:rPr>
+      <w:rFonts w:eastAsia="" w:cs="" w:cstheme="majorBidi" w:eastAsiaTheme="majorEastAsia"/>
+      <w:color w:themeColor="text1" w:themeTint="a6" w:val="595959"/>
+    </w:rPr>
+  </w:style>
+  <w:style w:type="character" w:styleId="Heading8Char" w:customStyle="1">
+    <w:name w:val="Heading 8 Char"/>
+    <w:basedOn w:val="DefaultParagraphFont"/>
+    <w:link w:val="Heading8"/>
+    <w:uiPriority w:val="9"/>
+    <w:semiHidden/>
+    <w:qFormat/>
+    <w:rsid w:val="0046671c"/>
+    <w:rPr>
+      <w:rFonts w:eastAsia="" w:cs="" w:cstheme="majorBidi" w:eastAsiaTheme="majorEastAsia"/>
+      <w:i/>
+      <w:iCs/>
+      <w:color w:themeColor="text1" w:themeTint="d8" w:val="272727"/>
+    </w:rPr>
+  </w:style>
+  <w:style w:type="character" w:styleId="Heading9Char" w:customStyle="1">
+    <w:name w:val="Heading 9 Char"/>
+    <w:basedOn w:val="DefaultParagraphFont"/>
+    <w:link w:val="Heading9"/>
+    <w:uiPriority w:val="9"/>
+    <w:semiHidden/>
+    <w:qFormat/>
+    <w:rsid w:val="0046671c"/>
+    <w:rPr>
+      <w:rFonts w:eastAsia="" w:cs="" w:cstheme="majorBidi" w:eastAsiaTheme="majorEastAsia"/>
+      <w:color w:themeColor="text1" w:themeTint="d8" w:val="272727"/>
+    </w:rPr>
+  </w:style>
+  <w:style w:type="character" w:styleId="TitleChar" w:customStyle="1">
+    <w:name w:val="Title Char"/>
+    <w:basedOn w:val="DefaultParagraphFont"/>
+    <w:link w:val="Title"/>
+    <w:uiPriority w:val="10"/>
+    <w:qFormat/>
+    <w:rsid w:val="0046671c"/>
+    <w:rPr>
+      <w:rFonts w:ascii="Aptos Display" w:hAnsi="Aptos Display" w:eastAsia="" w:cs="" w:asciiTheme="majorHAnsi" w:cstheme="majorBidi" w:eastAsiaTheme="majorEastAsia" w:hAnsiTheme="majorHAnsi"/>
+      <w:spacing w:val="-10"/>
+      <w:kern w:val="2"/>
+      <w:sz w:val="56"/>
+      <w:szCs w:val="56"/>
+    </w:rPr>
+  </w:style>
+  <w:style w:type="character" w:styleId="SubtitleChar" w:customStyle="1">
+    <w:name w:val="Subtitle Char"/>
+    <w:basedOn w:val="DefaultParagraphFont"/>
+    <w:link w:val="Subtitle"/>
+    <w:uiPriority w:val="11"/>
+    <w:qFormat/>
+    <w:rsid w:val="0046671c"/>
+    <w:rPr>
+      <w:rFonts w:eastAsia="" w:cs="" w:cstheme="majorBidi" w:eastAsiaTheme="majorEastAsia"/>
+      <w:color w:themeColor="text1" w:themeTint="a6" w:val="595959"/>
+      <w:spacing w:val="15"/>
+      <w:sz w:val="28"/>
+      <w:szCs w:val="28"/>
+    </w:rPr>
+  </w:style>
+  <w:style w:type="character" w:styleId="QuoteChar" w:customStyle="1">
+    <w:name w:val="Quote Char"/>
+    <w:basedOn w:val="DefaultParagraphFont"/>
+    <w:link w:val="Quote"/>
+    <w:uiPriority w:val="29"/>
+    <w:qFormat/>
+    <w:rsid w:val="0046671c"/>
+    <w:rPr>
+      <w:i/>
+      <w:iCs/>
+      <w:color w:themeColor="text1" w:themeTint="bf" w:val="404040"/>
+    </w:rPr>
+  </w:style>
+  <w:style w:type="character" w:styleId="IntenseEmphasis">
+    <w:name w:val="Intense Emphasis"/>
+    <w:basedOn w:val="DefaultParagraphFont"/>
+    <w:uiPriority w:val="21"/>
+    <w:qFormat/>
+    <w:rsid w:val="0046671c"/>
+    <w:rPr>
+      <w:i/>
+      <w:iCs/>
+      <w:color w:themeColor="accent1" w:themeShade="bf" w:val="0F4761"/>
+    </w:rPr>
+  </w:style>
+  <w:style w:type="character" w:styleId="IntenseQuoteChar" w:customStyle="1">
+    <w:name w:val="Intense Quote Char"/>
+    <w:basedOn w:val="DefaultParagraphFont"/>
+    <w:link w:val="IntenseQuote"/>
+    <w:uiPriority w:val="30"/>
+    <w:qFormat/>
+    <w:rsid w:val="0046671c"/>
+    <w:rPr>
+      <w:i/>
+      <w:iCs/>
+      <w:color w:themeColor="accent1" w:themeShade="bf" w:val="0F4761"/>
+    </w:rPr>
+  </w:style>
+  <w:style w:type="character" w:styleId="IntenseReference">
+    <w:name w:val="Intense Reference"/>
+    <w:basedOn w:val="DefaultParagraphFont"/>
+    <w:uiPriority w:val="32"/>
+    <w:qFormat/>
+    <w:rsid w:val="0046671c"/>
+    <w:rPr>
+      <w:b/>
+      <w:bCs/>
+      <w:smallCaps/>
+      <w:color w:themeColor="accent1" w:themeShade="bf" w:val="0F4761"/>
+      <w:spacing w:val="5"/>
+    </w:rPr>
+  </w:style>
+  <w:style w:type="paragraph" w:styleId="Heading">
+    <w:name w:val="Heading"/>
+    <w:basedOn w:val="Normal"/>
+    <w:next w:val="BodyText"/>
+    <w:qFormat/>
+    <w:pPr>
+      <w:keepNext w:val="true"/>
+      <w:spacing w:before="240" w:after="120"/>
+    </w:pPr>
+    <w:rPr>
+      <w:rFonts w:ascii="Liberation Sans" w:hAnsi="Liberation Sans" w:eastAsia="Noto Sans CJK SC" w:cs="Noto Sans Devanagari"/>
+      <w:sz w:val="28"/>
+      <w:szCs w:val="28"/>
+    </w:rPr>
+  </w:style>
+  <w:style w:type="paragraph" w:styleId="BodyText">
+    <w:name w:val="Body Text"/>
+    <w:basedOn w:val="Normal"/>
+    <w:pPr>
+      <w:spacing w:lineRule="auto" w:line="276" w:before="0" w:after="140"/>
+    </w:pPr>
+    <w:rPr/>
+  </w:style>
+  <w:style w:type="paragraph" w:styleId="List">
+    <w:name w:val="List"/>
+    <w:basedOn w:val="BodyText"/>
+    <w:pPr/>
+    <w:rPr>
+      <w:rFonts w:cs="Noto Sans Devanagari"/>
+    </w:rPr>
+  </w:style>
+  <w:style w:type="paragraph" w:styleId="Caption">
+    <w:name w:val="caption"/>
+    <w:basedOn w:val="Normal"/>
+    <w:qFormat/>
+    <w:pPr>
+      <w:suppressLineNumbers/>
+      <w:spacing w:before="120" w:after="120"/>
+    </w:pPr>
+    <w:rPr>
+      <w:rFonts w:cs="Noto Sans Devanagari"/>
+      <w:i/>
+      <w:iCs/>
+      <w:sz w:val="24"/>
+      <w:szCs w:val="24"/>
+    </w:rPr>
+  </w:style>
+  <w:style w:type="paragraph" w:styleId="Index">
+    <w:name w:val="Index"/>
+    <w:basedOn w:val="Normal"/>
+    <w:qFormat/>
+    <w:pPr>
+      <w:suppressLineNumbers/>
+    </w:pPr>
+    <w:rPr>
+      <w:rFonts w:cs="Noto Sans Devanagari"/>
+    </w:rPr>
+  </w:style>
+  <w:style w:type="paragraph" w:styleId="Title">
+    <w:name w:val="Title"/>
+    <w:basedOn w:val="Normal"/>
+    <w:next w:val="Normal"/>
+    <w:link w:val="TitleChar"/>
+    <w:uiPriority w:val="10"/>
+    <w:qFormat/>
+    <w:rsid w:val="0046671c"/>
+    <w:pPr>
+      <w:spacing w:lineRule="auto" w:line="240" w:before="0" w:after="80"/>
+      <w:contextualSpacing/>
+    </w:pPr>
+    <w:rPr>
+      <w:rFonts w:ascii="Aptos Display" w:hAnsi="Aptos Display" w:eastAsia="" w:cs="" w:asciiTheme="majorHAnsi" w:cstheme="majorBidi" w:eastAsiaTheme="majorEastAsia" w:hAnsiTheme="majorHAnsi"/>
+      <w:spacing w:val="-10"/>
+      <w:kern w:val="2"/>
+      <w:sz w:val="56"/>
+      <w:szCs w:val="56"/>
+    </w:rPr>
+  </w:style>
+  <w:style w:type="paragraph" w:styleId="Subtitle">
+    <w:name w:val="Subtitle"/>
+    <w:basedOn w:val="Normal"/>
+    <w:next w:val="Normal"/>
+    <w:link w:val="SubtitleChar"/>
+    <w:uiPriority w:val="11"/>
+    <w:qFormat/>
+    <w:rsid w:val="0046671c"/>
+    <w:pPr/>
+    <w:rPr>
+      <w:rFonts w:eastAsia="" w:cs="" w:cstheme="majorBidi" w:eastAsiaTheme="majorEastAsia"/>
+      <w:color w:themeColor="text1" w:themeTint="a6" w:val="595959"/>
+      <w:spacing w:val="15"/>
+      <w:sz w:val="28"/>
+      <w:szCs w:val="28"/>
+    </w:rPr>
+  </w:style>
+  <w:style w:type="paragraph" w:styleId="Quote">
+    <w:name w:val="Quote"/>
+    <w:basedOn w:val="Normal"/>
+    <w:next w:val="Normal"/>
+    <w:link w:val="QuoteChar"/>
+    <w:uiPriority w:val="29"/>
+    <w:qFormat/>
+    <w:rsid w:val="0046671c"/>
+    <w:pPr>
+      <w:spacing w:before="160" w:after="160"/>
+      <w:jc w:val="center"/>
+    </w:pPr>
+    <w:rPr>
+      <w:i/>
+      <w:iCs/>
+      <w:color w:themeColor="text1" w:themeTint="bf" w:val="404040"/>
+    </w:rPr>
+  </w:style>
+  <w:style w:type="paragraph" w:styleId="ListParagraph">
+    <w:name w:val="List Paragraph"/>
+    <w:basedOn w:val="Normal"/>
+    <w:uiPriority w:val="34"/>
+    <w:qFormat/>
+    <w:rsid w:val="0046671c"/>
+    <w:pPr>
+      <w:spacing w:before="0" w:after="160"/>
+      <w:ind w:start="720"/>
+      <w:contextualSpacing/>
+    </w:pPr>
+    <w:rPr/>
+  </w:style>
+  <w:style w:type="paragraph" w:styleId="IntenseQuote">
+    <w:name w:val="Intense Quote"/>
+    <w:basedOn w:val="Normal"/>
+    <w:next w:val="Normal"/>
+    <w:link w:val="IntenseQuoteChar"/>
+    <w:uiPriority w:val="30"/>
+    <w:qFormat/>
+    <w:rsid w:val="0046671c"/>
+    <w:pPr>
+      <w:pBdr>
+        <w:top w:val="single" w:sz="4" w:space="10" w:color="0F4761" w:themeColor="accent1" w:themeShade="bf"/>
+        <w:bottom w:val="single" w:sz="4" w:space="10" w:color="0F4761" w:themeColor="accent1" w:themeShade="bf"/>
+      </w:pBdr>
+      <w:spacing w:before="360" w:after="360"/>
+      <w:ind w:start="864" w:end="864"/>
+      <w:jc w:val="center"/>
+    </w:pPr>
+    <w:rPr>
+      <w:i/>
+      <w:iCs/>
+      <w:color w:themeColor="accent1" w:themeShade="bf" w:val="0F4761"/>
+    </w:rPr>
+  </w:style>
+  <w:style w:type="numbering" w:styleId="NoList" w:default="1">
+    <w:name w:val="No List"/>
+    <w:uiPriority w:val="99"/>
+    <w:semiHidden/>
+    <w:unhideWhenUsed/>
+    <w:qFormat/>
   </w:style>
   <w:style w:type="table" w:default="1" w:styleId="TableNormal">
     <w:name w:val="Normal Table"/>
@@ -905,7 +1707,6 @@
     <w:semiHidden/>
     <w:unhideWhenUsed/>
     <w:tblPr>
-      <w:tblInd w:w="0" w:type="dxa"/>
       <w:tblCellMar>
         <w:top w:w="0" w:type="dxa"/>
         <w:left w:w="108" w:type="dxa"/>
@@ -914,314 +1715,18 @@
       </w:tblCellMar>
     </w:tblPr>
   </w:style>
-  <w:style w:type="numbering" w:default="1" w:styleId="NoList">
-    <w:name w:val="No List"/>
-    <w:uiPriority w:val="99"/>
-    <w:semiHidden/>
-    <w:unhideWhenUsed/>
-  </w:style>
-  <w:style w:type="character" w:customStyle="1" w:styleId="Heading1Char">
-    <w:name w:val="Heading 1 Char"/>
-    <w:basedOn w:val="DefaultParagraphFont"/>
-    <w:link w:val="Heading1"/>
-    <w:uiPriority w:val="9"/>
-    <w:rsid w:val="0046671C"/>
-    <w:rPr>
-      <w:rFonts w:asciiTheme="majorHAnsi" w:eastAsiaTheme="majorEastAsia" w:hAnsiTheme="majorHAnsi" w:cstheme="majorBidi"/>
-      <w:color w:val="0F4761" w:themeColor="accent1" w:themeShade="BF"/>
-      <w:sz w:val="40"/>
-      <w:szCs w:val="40"/>
-    </w:rPr>
-  </w:style>
-  <w:style w:type="character" w:customStyle="1" w:styleId="Heading2Char">
-    <w:name w:val="Heading 2 Char"/>
-    <w:basedOn w:val="DefaultParagraphFont"/>
-    <w:link w:val="Heading2"/>
-    <w:uiPriority w:val="9"/>
-    <w:semiHidden/>
-    <w:rsid w:val="0046671C"/>
-    <w:rPr>
-      <w:rFonts w:asciiTheme="majorHAnsi" w:eastAsiaTheme="majorEastAsia" w:hAnsiTheme="majorHAnsi" w:cstheme="majorBidi"/>
-      <w:color w:val="0F4761" w:themeColor="accent1" w:themeShade="BF"/>
-      <w:sz w:val="32"/>
-      <w:szCs w:val="32"/>
-    </w:rPr>
-  </w:style>
-  <w:style w:type="character" w:customStyle="1" w:styleId="Heading3Char">
-    <w:name w:val="Heading 3 Char"/>
-    <w:basedOn w:val="DefaultParagraphFont"/>
-    <w:link w:val="Heading3"/>
-    <w:uiPriority w:val="9"/>
-    <w:semiHidden/>
-    <w:rsid w:val="0046671C"/>
-    <w:rPr>
-      <w:rFonts w:eastAsiaTheme="majorEastAsia" w:cstheme="majorBidi"/>
-      <w:color w:val="0F4761" w:themeColor="accent1" w:themeShade="BF"/>
-      <w:sz w:val="28"/>
-      <w:szCs w:val="28"/>
-    </w:rPr>
-  </w:style>
-  <w:style w:type="character" w:customStyle="1" w:styleId="Heading4Char">
-    <w:name w:val="Heading 4 Char"/>
-    <w:basedOn w:val="DefaultParagraphFont"/>
-    <w:link w:val="Heading4"/>
-    <w:uiPriority w:val="9"/>
-    <w:semiHidden/>
-    <w:rsid w:val="0046671C"/>
-    <w:rPr>
-      <w:rFonts w:eastAsiaTheme="majorEastAsia" w:cstheme="majorBidi"/>
-      <w:i/>
-      <w:iCs/>
-      <w:color w:val="0F4761" w:themeColor="accent1" w:themeShade="BF"/>
-    </w:rPr>
-  </w:style>
-  <w:style w:type="character" w:customStyle="1" w:styleId="Heading5Char">
-    <w:name w:val="Heading 5 Char"/>
-    <w:basedOn w:val="DefaultParagraphFont"/>
-    <w:link w:val="Heading5"/>
-    <w:uiPriority w:val="9"/>
-    <w:semiHidden/>
-    <w:rsid w:val="0046671C"/>
-    <w:rPr>
-      <w:rFonts w:eastAsiaTheme="majorEastAsia" w:cstheme="majorBidi"/>
-      <w:color w:val="0F4761" w:themeColor="accent1" w:themeShade="BF"/>
-    </w:rPr>
-  </w:style>
-  <w:style w:type="character" w:customStyle="1" w:styleId="Heading6Char">
-    <w:name w:val="Heading 6 Char"/>
-    <w:basedOn w:val="DefaultParagraphFont"/>
-    <w:link w:val="Heading6"/>
-    <w:uiPriority w:val="9"/>
-    <w:semiHidden/>
-    <w:rsid w:val="0046671C"/>
-    <w:rPr>
-      <w:rFonts w:eastAsiaTheme="majorEastAsia" w:cstheme="majorBidi"/>
-      <w:i/>
-      <w:iCs/>
-      <w:color w:val="595959" w:themeColor="text1" w:themeTint="A6"/>
-    </w:rPr>
-  </w:style>
-  <w:style w:type="character" w:customStyle="1" w:styleId="Heading7Char">
-    <w:name w:val="Heading 7 Char"/>
-    <w:basedOn w:val="DefaultParagraphFont"/>
-    <w:link w:val="Heading7"/>
-    <w:uiPriority w:val="9"/>
-    <w:semiHidden/>
-    <w:rsid w:val="0046671C"/>
-    <w:rPr>
-      <w:rFonts w:eastAsiaTheme="majorEastAsia" w:cstheme="majorBidi"/>
-      <w:color w:val="595959" w:themeColor="text1" w:themeTint="A6"/>
-    </w:rPr>
-  </w:style>
-  <w:style w:type="character" w:customStyle="1" w:styleId="Heading8Char">
-    <w:name w:val="Heading 8 Char"/>
-    <w:basedOn w:val="DefaultParagraphFont"/>
-    <w:link w:val="Heading8"/>
-    <w:uiPriority w:val="9"/>
-    <w:semiHidden/>
-    <w:rsid w:val="0046671C"/>
-    <w:rPr>
-      <w:rFonts w:eastAsiaTheme="majorEastAsia" w:cstheme="majorBidi"/>
-      <w:i/>
-      <w:iCs/>
-      <w:color w:val="272727" w:themeColor="text1" w:themeTint="D8"/>
-    </w:rPr>
-  </w:style>
-  <w:style w:type="character" w:customStyle="1" w:styleId="Heading9Char">
-    <w:name w:val="Heading 9 Char"/>
-    <w:basedOn w:val="DefaultParagraphFont"/>
-    <w:link w:val="Heading9"/>
-    <w:uiPriority w:val="9"/>
-    <w:semiHidden/>
-    <w:rsid w:val="0046671C"/>
-    <w:rPr>
-      <w:rFonts w:eastAsiaTheme="majorEastAsia" w:cstheme="majorBidi"/>
-      <w:color w:val="272727" w:themeColor="text1" w:themeTint="D8"/>
-    </w:rPr>
-  </w:style>
-  <w:style w:type="paragraph" w:styleId="Title">
-    <w:name w:val="Title"/>
-    <w:basedOn w:val="Normal"/>
-    <w:next w:val="Normal"/>
-    <w:link w:val="TitleChar"/>
-    <w:uiPriority w:val="10"/>
-    <w:qFormat/>
-    <w:rsid w:val="0046671C"/>
-    <w:pPr>
-      <w:spacing w:after="80" w:line="240" w:lineRule="auto"/>
-      <w:contextualSpacing/>
-    </w:pPr>
-    <w:rPr>
-      <w:rFonts w:asciiTheme="majorHAnsi" w:eastAsiaTheme="majorEastAsia" w:hAnsiTheme="majorHAnsi" w:cstheme="majorBidi"/>
-      <w:spacing w:val="-10"/>
-      <w:kern w:val="28"/>
-      <w:sz w:val="56"/>
-      <w:szCs w:val="56"/>
-    </w:rPr>
-  </w:style>
-  <w:style w:type="character" w:customStyle="1" w:styleId="TitleChar">
-    <w:name w:val="Title Char"/>
-    <w:basedOn w:val="DefaultParagraphFont"/>
-    <w:link w:val="Title"/>
-    <w:uiPriority w:val="10"/>
-    <w:rsid w:val="0046671C"/>
-    <w:rPr>
-      <w:rFonts w:asciiTheme="majorHAnsi" w:eastAsiaTheme="majorEastAsia" w:hAnsiTheme="majorHAnsi" w:cstheme="majorBidi"/>
-      <w:spacing w:val="-10"/>
-      <w:kern w:val="28"/>
-      <w:sz w:val="56"/>
-      <w:szCs w:val="56"/>
-    </w:rPr>
-  </w:style>
-  <w:style w:type="paragraph" w:styleId="Subtitle">
-    <w:name w:val="Subtitle"/>
-    <w:basedOn w:val="Normal"/>
-    <w:next w:val="Normal"/>
-    <w:link w:val="SubtitleChar"/>
-    <w:uiPriority w:val="11"/>
-    <w:qFormat/>
-    <w:rsid w:val="0046671C"/>
-    <w:pPr>
-      <w:numPr>
-        <w:ilvl w:val="1"/>
-      </w:numPr>
-    </w:pPr>
-    <w:rPr>
-      <w:rFonts w:eastAsiaTheme="majorEastAsia" w:cstheme="majorBidi"/>
-      <w:color w:val="595959" w:themeColor="text1" w:themeTint="A6"/>
-      <w:spacing w:val="15"/>
-      <w:sz w:val="28"/>
-      <w:szCs w:val="28"/>
-    </w:rPr>
-  </w:style>
-  <w:style w:type="character" w:customStyle="1" w:styleId="SubtitleChar">
-    <w:name w:val="Subtitle Char"/>
-    <w:basedOn w:val="DefaultParagraphFont"/>
-    <w:link w:val="Subtitle"/>
-    <w:uiPriority w:val="11"/>
-    <w:rsid w:val="0046671C"/>
-    <w:rPr>
-      <w:rFonts w:eastAsiaTheme="majorEastAsia" w:cstheme="majorBidi"/>
-      <w:color w:val="595959" w:themeColor="text1" w:themeTint="A6"/>
-      <w:spacing w:val="15"/>
-      <w:sz w:val="28"/>
-      <w:szCs w:val="28"/>
-    </w:rPr>
-  </w:style>
-  <w:style w:type="paragraph" w:styleId="Quote">
-    <w:name w:val="Quote"/>
-    <w:basedOn w:val="Normal"/>
-    <w:next w:val="Normal"/>
-    <w:link w:val="QuoteChar"/>
-    <w:uiPriority w:val="29"/>
-    <w:qFormat/>
-    <w:rsid w:val="0046671C"/>
-    <w:pPr>
-      <w:spacing w:before="160"/>
-      <w:jc w:val="center"/>
-    </w:pPr>
-    <w:rPr>
-      <w:i/>
-      <w:iCs/>
-      <w:color w:val="404040" w:themeColor="text1" w:themeTint="BF"/>
-    </w:rPr>
-  </w:style>
-  <w:style w:type="character" w:customStyle="1" w:styleId="QuoteChar">
-    <w:name w:val="Quote Char"/>
-    <w:basedOn w:val="DefaultParagraphFont"/>
-    <w:link w:val="Quote"/>
-    <w:uiPriority w:val="29"/>
-    <w:rsid w:val="0046671C"/>
-    <w:rPr>
-      <w:i/>
-      <w:iCs/>
-      <w:color w:val="404040" w:themeColor="text1" w:themeTint="BF"/>
-    </w:rPr>
-  </w:style>
-  <w:style w:type="paragraph" w:styleId="ListParagraph">
-    <w:name w:val="List Paragraph"/>
-    <w:basedOn w:val="Normal"/>
-    <w:uiPriority w:val="34"/>
-    <w:qFormat/>
-    <w:rsid w:val="0046671C"/>
-    <w:pPr>
-      <w:ind w:left="720"/>
-      <w:contextualSpacing/>
-    </w:pPr>
-  </w:style>
-  <w:style w:type="character" w:styleId="IntenseEmphasis">
-    <w:name w:val="Intense Emphasis"/>
-    <w:basedOn w:val="DefaultParagraphFont"/>
-    <w:uiPriority w:val="21"/>
-    <w:qFormat/>
-    <w:rsid w:val="0046671C"/>
-    <w:rPr>
-      <w:i/>
-      <w:iCs/>
-      <w:color w:val="0F4761" w:themeColor="accent1" w:themeShade="BF"/>
-    </w:rPr>
-  </w:style>
-  <w:style w:type="paragraph" w:styleId="IntenseQuote">
-    <w:name w:val="Intense Quote"/>
-    <w:basedOn w:val="Normal"/>
-    <w:next w:val="Normal"/>
-    <w:link w:val="IntenseQuoteChar"/>
-    <w:uiPriority w:val="30"/>
-    <w:qFormat/>
-    <w:rsid w:val="0046671C"/>
-    <w:pPr>
-      <w:pBdr>
-        <w:top w:val="single" w:sz="4" w:space="10" w:color="0F4761" w:themeColor="accent1" w:themeShade="BF"/>
-        <w:bottom w:val="single" w:sz="4" w:space="10" w:color="0F4761" w:themeColor="accent1" w:themeShade="BF"/>
-      </w:pBdr>
-      <w:spacing w:before="360" w:after="360"/>
-      <w:ind w:left="864" w:right="864"/>
-      <w:jc w:val="center"/>
-    </w:pPr>
-    <w:rPr>
-      <w:i/>
-      <w:iCs/>
-      <w:color w:val="0F4761" w:themeColor="accent1" w:themeShade="BF"/>
-    </w:rPr>
-  </w:style>
-  <w:style w:type="character" w:customStyle="1" w:styleId="IntenseQuoteChar">
-    <w:name w:val="Intense Quote Char"/>
-    <w:basedOn w:val="DefaultParagraphFont"/>
-    <w:link w:val="IntenseQuote"/>
-    <w:uiPriority w:val="30"/>
-    <w:rsid w:val="0046671C"/>
-    <w:rPr>
-      <w:i/>
-      <w:iCs/>
-      <w:color w:val="0F4761" w:themeColor="accent1" w:themeShade="BF"/>
-    </w:rPr>
-  </w:style>
-  <w:style w:type="character" w:styleId="IntenseReference">
-    <w:name w:val="Intense Reference"/>
-    <w:basedOn w:val="DefaultParagraphFont"/>
-    <w:uiPriority w:val="32"/>
-    <w:qFormat/>
-    <w:rsid w:val="0046671C"/>
-    <w:rPr>
-      <w:b/>
-      <w:bCs/>
-      <w:smallCaps/>
-      <w:color w:val="0F4761" w:themeColor="accent1" w:themeShade="BF"/>
-      <w:spacing w:val="5"/>
-    </w:rPr>
-  </w:style>
 </w:styles>
 </file>
 
 <file path=word/theme/theme1.xml><?xml version="1.0" encoding="utf-8"?>
-<a:theme xmlns:a="http://schemas.openxmlformats.org/drawingml/2006/main" name="Office Theme">
+<a:theme xmlns:a="http://schemas.openxmlformats.org/drawingml/2006/main" xmlns:r="http://schemas.openxmlformats.org/officeDocument/2006/relationships" name="Office Theme">
   <a:themeElements>
     <a:clrScheme name="Office">
       <a:dk1>
-        <a:sysClr val="windowText" lastClr="000000"/>
+        <a:srgbClr val="000000"/>
       </a:dk1>
       <a:lt1>
-        <a:sysClr val="window" lastClr="FFFFFF"/>
+        <a:srgbClr val="FFFFFF"/>
       </a:lt1>
       <a:dk2>
         <a:srgbClr val="0E2841"/>
@@ -1256,153 +1761,55 @@
     </a:clrScheme>
     <a:fontScheme name="Office">
       <a:majorFont>
-        <a:latin typeface="Aptos Display" panose="02110004020202020204"/>
+        <a:latin typeface="Aptos Display" panose="02110004020202020204" pitchFamily="0" charset="1"/>
         <a:ea typeface=""/>
         <a:cs typeface=""/>
-        <a:font script="Jpan" typeface="游ゴシック Light"/>
-        <a:font script="Hang" typeface="맑은 고딕"/>
-        <a:font script="Hans" typeface="等线 Light"/>
-        <a:font script="Hant" typeface="新細明體"/>
-        <a:font script="Arab" typeface="Times New Roman"/>
-        <a:font script="Hebr" typeface="Times New Roman"/>
-        <a:font script="Thai" typeface="Angsana New"/>
-        <a:font script="Ethi" typeface="Nyala"/>
-        <a:font script="Beng" typeface="Vrinda"/>
-        <a:font script="Gujr" typeface="Shruti"/>
-        <a:font script="Khmr" typeface="MoolBoran"/>
-        <a:font script="Knda" typeface="Tunga"/>
-        <a:font script="Guru" typeface="Raavi"/>
-        <a:font script="Cans" typeface="Euphemia"/>
-        <a:font script="Cher" typeface="Plantagenet Cherokee"/>
-        <a:font script="Yiii" typeface="Microsoft Yi Baiti"/>
-        <a:font script="Tibt" typeface="Microsoft Himalaya"/>
-        <a:font script="Thaa" typeface="MV Boli"/>
-        <a:font script="Deva" typeface="Mangal"/>
-        <a:font script="Telu" typeface="Gautami"/>
-        <a:font script="Taml" typeface="Latha"/>
-        <a:font script="Syrc" typeface="Estrangelo Edessa"/>
-        <a:font script="Orya" typeface="Kalinga"/>
-        <a:font script="Mlym" typeface="Kartika"/>
-        <a:font script="Laoo" typeface="DokChampa"/>
-        <a:font script="Sinh" typeface="Iskoola Pota"/>
-        <a:font script="Mong" typeface="Mongolian Baiti"/>
-        <a:font script="Viet" typeface="Times New Roman"/>
-        <a:font script="Uigh" typeface="Microsoft Uighur"/>
-        <a:font script="Geor" typeface="Sylfaen"/>
-        <a:font script="Armn" typeface="Arial"/>
-        <a:font script="Bugi" typeface="Leelawadee UI"/>
-        <a:font script="Bopo" typeface="Microsoft JhengHei"/>
-        <a:font script="Java" typeface="Javanese Text"/>
-        <a:font script="Lisu" typeface="Segoe UI"/>
-        <a:font script="Mymr" typeface="Myanmar Text"/>
-        <a:font script="Nkoo" typeface="Ebrima"/>
-        <a:font script="Olck" typeface="Nirmala UI"/>
-        <a:font script="Osma" typeface="Ebrima"/>
-        <a:font script="Phag" typeface="Phagspa"/>
-        <a:font script="Syrn" typeface="Estrangelo Edessa"/>
-        <a:font script="Syrj" typeface="Estrangelo Edessa"/>
-        <a:font script="Syre" typeface="Estrangelo Edessa"/>
-        <a:font script="Sora" typeface="Nirmala UI"/>
-        <a:font script="Tale" typeface="Microsoft Tai Le"/>
-        <a:font script="Talu" typeface="Microsoft New Tai Lue"/>
-        <a:font script="Tfng" typeface="Ebrima"/>
       </a:majorFont>
       <a:minorFont>
-        <a:latin typeface="Aptos" panose="02110004020202020204"/>
+        <a:latin typeface="Aptos" panose="02110004020202020204" pitchFamily="0" charset="1"/>
         <a:ea typeface=""/>
         <a:cs typeface=""/>
-        <a:font script="Jpan" typeface="游明朝"/>
-        <a:font script="Hang" typeface="맑은 고딕"/>
-        <a:font script="Hans" typeface="等线"/>
-        <a:font script="Hant" typeface="新細明體"/>
-        <a:font script="Arab" typeface="Arial"/>
-        <a:font script="Hebr" typeface="Arial"/>
-        <a:font script="Thai" typeface="Cordia New"/>
-        <a:font script="Ethi" typeface="Nyala"/>
-        <a:font script="Beng" typeface="Vrinda"/>
-        <a:font script="Gujr" typeface="Shruti"/>
-        <a:font script="Khmr" typeface="DaunPenh"/>
-        <a:font script="Knda" typeface="Tunga"/>
-        <a:font script="Guru" typeface="Raavi"/>
-        <a:font script="Cans" typeface="Euphemia"/>
-        <a:font script="Cher" typeface="Plantagenet Cherokee"/>
-        <a:font script="Yiii" typeface="Microsoft Yi Baiti"/>
-        <a:font script="Tibt" typeface="Microsoft Himalaya"/>
-        <a:font script="Thaa" typeface="MV Boli"/>
-        <a:font script="Deva" typeface="Mangal"/>
-        <a:font script="Telu" typeface="Gautami"/>
-        <a:font script="Taml" typeface="Latha"/>
-        <a:font script="Syrc" typeface="Estrangelo Edessa"/>
-        <a:font script="Orya" typeface="Kalinga"/>
-        <a:font script="Mlym" typeface="Kartika"/>
-        <a:font script="Laoo" typeface="DokChampa"/>
-        <a:font script="Sinh" typeface="Iskoola Pota"/>
-        <a:font script="Mong" typeface="Mongolian Baiti"/>
-        <a:font script="Viet" typeface="Arial"/>
-        <a:font script="Uigh" typeface="Microsoft Uighur"/>
-        <a:font script="Geor" typeface="Sylfaen"/>
-        <a:font script="Armn" typeface="Arial"/>
-        <a:font script="Bugi" typeface="Leelawadee UI"/>
-        <a:font script="Bopo" typeface="Microsoft JhengHei"/>
-        <a:font script="Java" typeface="Javanese Text"/>
-        <a:font script="Lisu" typeface="Segoe UI"/>
-        <a:font script="Mymr" typeface="Myanmar Text"/>
-        <a:font script="Nkoo" typeface="Ebrima"/>
-        <a:font script="Olck" typeface="Nirmala UI"/>
-        <a:font script="Osma" typeface="Ebrima"/>
-        <a:font script="Phag" typeface="Phagspa"/>
-        <a:font script="Syrn" typeface="Estrangelo Edessa"/>
-        <a:font script="Syrj" typeface="Estrangelo Edessa"/>
-        <a:font script="Syre" typeface="Estrangelo Edessa"/>
-        <a:font script="Sora" typeface="Nirmala UI"/>
-        <a:font script="Tale" typeface="Microsoft Tai Le"/>
-        <a:font script="Talu" typeface="Microsoft New Tai Lue"/>
-        <a:font script="Tfng" typeface="Ebrima"/>
       </a:minorFont>
     </a:fontScheme>
-    <a:fmtScheme name="Office">
+    <a:fmtScheme>
       <a:fillStyleLst>
         <a:solidFill>
           <a:schemeClr val="phClr"/>
         </a:solidFill>
-        <a:gradFill rotWithShape="1">
+        <a:gradFill>
           <a:gsLst>
             <a:gs pos="0">
               <a:schemeClr val="phClr">
                 <a:lumMod val="110000"/>
-                <a:satMod val="105000"/>
                 <a:tint val="67000"/>
               </a:schemeClr>
             </a:gs>
             <a:gs pos="50000">
               <a:schemeClr val="phClr">
                 <a:lumMod val="105000"/>
-                <a:satMod val="103000"/>
                 <a:tint val="73000"/>
               </a:schemeClr>
             </a:gs>
             <a:gs pos="100000">
               <a:schemeClr val="phClr">
                 <a:lumMod val="105000"/>
-                <a:satMod val="109000"/>
                 <a:tint val="81000"/>
               </a:schemeClr>
             </a:gs>
           </a:gsLst>
           <a:lin ang="5400000" scaled="0"/>
+          <a:tileRect l="0" t="0" r="0" b="0"/>
         </a:gradFill>
-        <a:gradFill rotWithShape="1">
+        <a:gradFill>
           <a:gsLst>
             <a:gs pos="0">
               <a:schemeClr val="phClr">
-                <a:satMod val="103000"/>
                 <a:lumMod val="102000"/>
                 <a:tint val="94000"/>
               </a:schemeClr>
             </a:gs>
             <a:gs pos="50000">
               <a:schemeClr val="phClr">
-                <a:satMod val="110000"/>
                 <a:lumMod val="100000"/>
                 <a:shade val="100000"/>
               </a:schemeClr>
@@ -1410,33 +1817,24 @@
             <a:gs pos="100000">
               <a:schemeClr val="phClr">
                 <a:lumMod val="99000"/>
-                <a:satMod val="120000"/>
                 <a:shade val="78000"/>
               </a:schemeClr>
             </a:gs>
           </a:gsLst>
           <a:lin ang="5400000" scaled="0"/>
+          <a:tileRect l="0" t="0" r="0" b="0"/>
         </a:gradFill>
       </a:fillStyleLst>
       <a:lnStyleLst>
         <a:ln w="6350" cap="flat" cmpd="sng" algn="ctr">
-          <a:solidFill>
-            <a:schemeClr val="phClr"/>
-          </a:solidFill>
           <a:prstDash val="solid"/>
           <a:miter lim="800000"/>
         </a:ln>
         <a:ln w="12700" cap="flat" cmpd="sng" algn="ctr">
-          <a:solidFill>
-            <a:schemeClr val="phClr"/>
-          </a:solidFill>
           <a:prstDash val="solid"/>
           <a:miter lim="800000"/>
         </a:ln>
         <a:ln w="19050" cap="flat" cmpd="sng" algn="ctr">
-          <a:solidFill>
-            <a:schemeClr val="phClr"/>
-          </a:solidFill>
           <a:prstDash val="solid"/>
           <a:miter lim="800000"/>
         </a:ln>
@@ -1449,13 +1847,7 @@
           <a:effectLst/>
         </a:effectStyle>
         <a:effectStyle>
-          <a:effectLst>
-            <a:outerShdw blurRad="57150" dist="19050" dir="5400000" algn="ctr" rotWithShape="0">
-              <a:srgbClr val="000000">
-                <a:alpha val="63000"/>
-              </a:srgbClr>
-            </a:outerShdw>
-          </a:effectLst>
+          <a:effectLst/>
         </a:effectStyle>
       </a:effectStyleLst>
       <a:bgFillStyleLst>
@@ -1465,15 +1857,13 @@
         <a:solidFill>
           <a:schemeClr val="phClr">
             <a:tint val="95000"/>
-            <a:satMod val="170000"/>
           </a:schemeClr>
         </a:solidFill>
-        <a:gradFill rotWithShape="1">
+        <a:gradFill>
           <a:gsLst>
             <a:gs pos="0">
               <a:schemeClr val="phClr">
                 <a:tint val="93000"/>
-                <a:satMod val="150000"/>
                 <a:shade val="98000"/>
                 <a:lumMod val="102000"/>
               </a:schemeClr>
@@ -1481,7 +1871,6 @@
             <a:gs pos="50000">
               <a:schemeClr val="phClr">
                 <a:tint val="98000"/>
-                <a:satMod val="130000"/>
                 <a:shade val="90000"/>
                 <a:lumMod val="103000"/>
               </a:schemeClr>
@@ -1489,21 +1878,14 @@
             <a:gs pos="100000">
               <a:schemeClr val="phClr">
                 <a:shade val="63000"/>
-                <a:satMod val="120000"/>
               </a:schemeClr>
             </a:gs>
           </a:gsLst>
           <a:lin ang="5400000" scaled="0"/>
+          <a:tileRect l="0" t="0" r="0" b="0"/>
         </a:gradFill>
       </a:bgFillStyleLst>
     </a:fmtScheme>
   </a:themeElements>
-  <a:objectDefaults/>
-  <a:extraClrSchemeLst/>
-  <a:extLst>
-    <a:ext uri="{05A4C25C-085E-4340-85A3-A5531E510DB2}">
-      <thm15:themeFamily xmlns:thm15="http://schemas.microsoft.com/office/thememl/2012/main" name="Office Theme" id="{2E142A2C-CD16-42D6-873A-C26D2A0506FA}" vid="{1BDDFF52-6CD6-40A5-AB3C-68EB2F1E4D0A}"/>
-    </a:ext>
-  </a:extLst>
 </a:theme>
 </file>
--- a/FinalPDF.docx
+++ b/FinalPDF.docx
@@ -34,11 +34,7 @@
       </w:pPr>
       <w:r>
         <w:rPr/>
-        <w:t>u</w:t>
-      </w:r>
-      <w:r>
-        <w:rPr/>
-        <w:t>25138309 – Christian Nunes</w:t>
+        <w:t>u25138309 – Christian Nunes</w:t>
       </w:r>
     </w:p>
     <w:p>
@@ -169,6 +165,7 @@
     <w:p>
       <w:pPr>
         <w:pStyle w:val="Normal"/>
+        <w:spacing w:before="0" w:after="160"/>
         <w:rPr/>
       </w:pPr>
       <w:r>
@@ -261,6 +258,24 @@
       </w:pPr>
       <w:r>
         <w:rPr/>
+      </w:r>
+    </w:p>
+    <w:p>
+      <w:pPr>
+        <w:pStyle w:val="Normal"/>
+        <w:rPr/>
+      </w:pPr>
+      <w:r>
+        <w:rPr/>
+      </w:r>
+    </w:p>
+    <w:p>
+      <w:pPr>
+        <w:pStyle w:val="Normal"/>
+        <w:rPr/>
+      </w:pPr>
+      <w:r>
+        <w:rPr/>
         <w:t>1.4)</w:t>
         <w:tab/>
         <w:t>a)</w:t>
@@ -306,7 +321,20 @@
       </w:pPr>
       <w:r>
         <w:rPr/>
-        <w:t>Task 2</w:t>
+      </w:r>
+    </w:p>
+    <w:p>
+      <w:pPr>
+        <w:pStyle w:val="Heading1"/>
+        <w:rPr/>
+      </w:pPr>
+      <w:r>
+        <w:rPr/>
+        <w:t xml:space="preserve">Task </w:t>
+      </w:r>
+      <w:r>
+        <w:rPr/>
+        <w:t>2</w:t>
       </w:r>
     </w:p>
     <w:p>
@@ -1114,6 +1142,7 @@
     <w:qFormat/>
     <w:pPr>
       <w:widowControl/>
+      <w:suppressAutoHyphens w:val="true"/>
       <w:bidi w:val="0"/>
       <w:spacing w:lineRule="auto" w:line="278" w:before="0" w:after="160"/>
       <w:jc w:val="start"/>

--- a/FinalPDF.docx
+++ b/FinalPDF.docx
@@ -230,15 +230,13 @@
       </w:pPr>
       <w:r>
         <w:rPr/>
-      </w:r>
-    </w:p>
-    <w:p>
-      <w:pPr>
-        <w:pStyle w:val="Normal"/>
-        <w:rPr/>
-      </w:pPr>
-      <w:r>
-        <w:rPr/>
+        <w:t>Observer – Observer</w:t>
+        <w:br/>
+        <w:t>Subject – Subject</w:t>
+        <w:br/>
+        <w:t>ConcreteSubject – EventControl</w:t>
+        <w:br/>
+        <w:t>ConcreteObserver – EventGroup</w:t>
       </w:r>
     </w:p>
     <w:p>
@@ -258,15 +256,52 @@
       </w:pPr>
       <w:r>
         <w:rPr/>
-      </w:r>
-    </w:p>
-    <w:p>
-      <w:pPr>
-        <w:pStyle w:val="Normal"/>
-        <w:rPr/>
-      </w:pPr>
-      <w:r>
-        <w:rPr/>
+        <w:drawing>
+          <wp:anchor distT="0" distB="0" distL="0" distR="0" simplePos="0" relativeHeight="2" behindDoc="0" locked="0" layoutInCell="0" allowOverlap="1">
+            <wp:simplePos x="0" y="0"/>
+            <wp:positionH relativeFrom="column">
+              <wp:align>center</wp:align>
+            </wp:positionH>
+            <wp:positionV relativeFrom="paragraph">
+              <wp:posOffset>635</wp:posOffset>
+            </wp:positionV>
+            <wp:extent cx="6174105" cy="4400550"/>
+            <wp:effectExtent l="0" t="0" r="0" b="0"/>
+            <wp:wrapSquare wrapText="largest"/>
+            <wp:docPr id="1" name="Image1"/>
+            <wp:cNvGraphicFramePr>
+              <a:graphicFrameLocks xmlns:a="http://schemas.openxmlformats.org/drawingml/2006/main" noChangeAspect="1"/>
+            </wp:cNvGraphicFramePr>
+            <a:graphic xmlns:a="http://schemas.openxmlformats.org/drawingml/2006/main">
+              <a:graphicData uri="http://schemas.openxmlformats.org/drawingml/2006/picture">
+                <pic:pic xmlns:pic="http://schemas.openxmlformats.org/drawingml/2006/picture">
+                  <pic:nvPicPr>
+                    <pic:cNvPr id="1" name="Image1"/>
+                    <pic:cNvPicPr>
+                      <a:picLocks noChangeAspect="1" noChangeArrowheads="1"/>
+                    </pic:cNvPicPr>
+                  </pic:nvPicPr>
+                  <pic:blipFill>
+                    <a:blip r:embed="rId2"/>
+                    <a:stretch>
+                      <a:fillRect/>
+                    </a:stretch>
+                  </pic:blipFill>
+                  <pic:spPr bwMode="auto">
+                    <a:xfrm>
+                      <a:off x="0" y="0"/>
+                      <a:ext cx="6174105" cy="4400550"/>
+                    </a:xfrm>
+                    <a:prstGeom prst="rect">
+                      <a:avLst/>
+                    </a:prstGeom>
+                    <a:noFill/>
+                  </pic:spPr>
+                </pic:pic>
+              </a:graphicData>
+            </a:graphic>
+          </wp:anchor>
+        </w:drawing>
       </w:r>
     </w:p>
     <w:p>
@@ -330,41 +365,41 @@
       </w:pPr>
       <w:r>
         <w:rPr/>
+        <w:t>Task 2</w:t>
+      </w:r>
+    </w:p>
+    <w:p>
+      <w:pPr>
+        <w:pStyle w:val="Normal"/>
+        <w:rPr/>
+      </w:pPr>
+      <w:r>
+        <w:rPr/>
+        <w:t>2.3)</w:t>
+      </w:r>
+    </w:p>
+    <w:p>
+      <w:pPr>
+        <w:pStyle w:val="Normal"/>
+        <w:rPr/>
+      </w:pPr>
+      <w:r>
+        <w:rPr/>
+        <w:t>2.4)</w:t>
+      </w:r>
+    </w:p>
+    <w:p>
+      <w:pPr>
+        <w:pStyle w:val="Heading1"/>
+        <w:rPr/>
+      </w:pPr>
+      <w:r>
+        <w:rPr/>
         <w:t xml:space="preserve">Task </w:t>
       </w:r>
       <w:r>
         <w:rPr/>
-        <w:t>2</w:t>
-      </w:r>
-    </w:p>
-    <w:p>
-      <w:pPr>
-        <w:pStyle w:val="Normal"/>
-        <w:rPr/>
-      </w:pPr>
-      <w:r>
-        <w:rPr/>
-        <w:t>2.3)</w:t>
-      </w:r>
-    </w:p>
-    <w:p>
-      <w:pPr>
-        <w:pStyle w:val="Normal"/>
-        <w:rPr/>
-      </w:pPr>
-      <w:r>
-        <w:rPr/>
-        <w:t>2.4)</w:t>
-      </w:r>
-    </w:p>
-    <w:p>
-      <w:pPr>
-        <w:pStyle w:val="Normal"/>
-        <w:rPr/>
-      </w:pPr>
-      <w:r>
-        <w:rPr/>
-        <w:t>Task 3</w:t>
+        <w:t>3</w:t>
       </w:r>
     </w:p>
     <w:p>
@@ -379,12 +414,16 @@
     </w:p>
     <w:p>
       <w:pPr>
-        <w:pStyle w:val="Normal"/>
-        <w:rPr/>
-      </w:pPr>
-      <w:r>
-        <w:rPr/>
-        <w:t>Task 5</w:t>
+        <w:pStyle w:val="Heading1"/>
+        <w:rPr/>
+      </w:pPr>
+      <w:r>
+        <w:rPr/>
+        <w:t xml:space="preserve">Task </w:t>
+      </w:r>
+      <w:r>
+        <w:rPr/>
+        <w:t>5</w:t>
       </w:r>
     </w:p>
     <w:p>
@@ -429,12 +468,16 @@
     </w:p>
     <w:p>
       <w:pPr>
-        <w:pStyle w:val="Normal"/>
-        <w:rPr/>
-      </w:pPr>
-      <w:r>
-        <w:rPr/>
-        <w:t>Task 7</w:t>
+        <w:pStyle w:val="Heading1"/>
+        <w:rPr/>
+      </w:pPr>
+      <w:r>
+        <w:rPr/>
+        <w:t xml:space="preserve">Task </w:t>
+      </w:r>
+      <w:r>
+        <w:rPr/>
+        <w:t>7</w:t>
       </w:r>
     </w:p>
     <w:p>

--- a/FinalPDF.docx
+++ b/FinalPDF.docx
@@ -1,25 +1,21 @@
 
 <file path=word/document.xml><?xml version="1.0" encoding="utf-8"?>
-<w:document xmlns:o="urn:schemas-microsoft-com:office:office" xmlns:r="http://schemas.openxmlformats.org/officeDocument/2006/relationships" xmlns:v="urn:schemas-microsoft-com:vml" xmlns:w="http://schemas.openxmlformats.org/wordprocessingml/2006/main" xmlns:w10="urn:schemas-microsoft-com:office:word" xmlns:wp="http://schemas.openxmlformats.org/drawingml/2006/wordprocessingDrawing" xmlns:pic="http://schemas.openxmlformats.org/drawingml/2006/picture" xmlns:wps="http://schemas.microsoft.com/office/word/2010/wordprocessingShape" xmlns:wpg="http://schemas.microsoft.com/office/word/2010/wordprocessingGroup" xmlns:mc="http://schemas.openxmlformats.org/markup-compatibility/2006" xmlns:wp14="http://schemas.microsoft.com/office/word/2010/wordprocessingDrawing" xmlns:w14="http://schemas.microsoft.com/office/word/2010/wordml" xmlns:w15="http://schemas.microsoft.com/office/word/2012/wordml" mc:Ignorable="w14 wp14 w15">
+<w:document xmlns:wpc="http://schemas.microsoft.com/office/word/2010/wordprocessingCanvas" xmlns:cx="http://schemas.microsoft.com/office/drawing/2014/chartex" xmlns:mc="http://schemas.openxmlformats.org/markup-compatibility/2006" xmlns:o="urn:schemas-microsoft-com:office:office" xmlns:r="http://schemas.openxmlformats.org/officeDocument/2006/relationships" xmlns:m="http://schemas.openxmlformats.org/officeDocument/2006/math" xmlns:v="urn:schemas-microsoft-com:vml" xmlns:wp14="http://schemas.microsoft.com/office/word/2010/wordprocessingDrawing" xmlns:wp="http://schemas.openxmlformats.org/drawingml/2006/wordprocessingDrawing" xmlns:w10="urn:schemas-microsoft-com:office:word" xmlns:w="http://schemas.openxmlformats.org/wordprocessingml/2006/main" xmlns:w14="http://schemas.microsoft.com/office/word/2010/wordml" xmlns:w15="http://schemas.microsoft.com/office/word/2012/wordml" xmlns:w16se="http://schemas.microsoft.com/office/word/2015/wordml/symex" xmlns:wpg="http://schemas.microsoft.com/office/word/2010/wordprocessingGroup" xmlns:wpi="http://schemas.microsoft.com/office/word/2010/wordprocessingInk" xmlns:wne="http://schemas.microsoft.com/office/word/2006/wordml" xmlns:wps="http://schemas.microsoft.com/office/word/2010/wordprocessingShape" mc:Ignorable="w14 w15 w16se wp14">
   <w:body>
     <w:p>
       <w:pPr>
         <w:pStyle w:val="Title"/>
         <w:jc w:val="center"/>
-        <w:rPr/>
-      </w:pPr>
-      <w:r>
-        <w:rPr/>
+      </w:pPr>
+      <w:r>
         <w:t>COS214 Practical 3</w:t>
       </w:r>
     </w:p>
     <w:p>
       <w:pPr>
         <w:pStyle w:val="Heading1"/>
-        <w:rPr/>
-      </w:pPr>
-      <w:r>
-        <w:rPr/>
+      </w:pPr>
+      <w:r>
         <w:t>Student Numbers:</w:t>
       </w:r>
     </w:p>
@@ -30,25 +26,31 @@
           <w:ilvl w:val="0"/>
           <w:numId w:val="1"/>
         </w:numPr>
-        <w:rPr/>
-      </w:pPr>
-      <w:r>
-        <w:rPr/>
-        <w:t>u25138309 – Christian Nunes</w:t>
-      </w:r>
-    </w:p>
-    <w:p>
-      <w:pPr>
-        <w:pStyle w:val="Normal"/>
+      </w:pPr>
+      <w:r>
+        <w:t xml:space="preserve">u25138309 – Christian </w:t>
+      </w:r>
+      <w:proofErr w:type="spellStart"/>
+      <w:r>
+        <w:t>Nunes</w:t>
+      </w:r>
+      <w:proofErr w:type="spellEnd"/>
+    </w:p>
+    <w:p>
+      <w:pPr>
         <w:numPr>
           <w:ilvl w:val="0"/>
           <w:numId w:val="1"/>
         </w:numPr>
-        <w:rPr/>
-      </w:pPr>
-      <w:r>
-        <w:rPr/>
-        <w:t>u25433726 – Yoshua SMit</w:t>
+      </w:pPr>
+      <w:r>
+        <w:t>u25433726 – Yoshua S</w:t>
+      </w:r>
+      <w:r>
+        <w:t>m</w:t>
+      </w:r>
+      <w:r>
+        <w:t>it</w:t>
       </w:r>
     </w:p>
     <w:p>
@@ -58,124 +60,142 @@
           <w:ilvl w:val="0"/>
           <w:numId w:val="1"/>
         </w:numPr>
-        <w:rPr/>
-      </w:pPr>
-      <w:r>
-        <w:rPr/>
+      </w:pPr>
+      <w:r>
         <w:t xml:space="preserve">u25108582 – Jonathan Witter </w:t>
       </w:r>
     </w:p>
     <w:p>
       <w:pPr>
         <w:pStyle w:val="Heading1"/>
-        <w:rPr/>
-      </w:pPr>
-      <w:r>
-        <w:rPr/>
+      </w:pPr>
+      <w:r>
         <w:t>Task 1</w:t>
       </w:r>
     </w:p>
     <w:p>
-      <w:pPr>
-        <w:pStyle w:val="Normal"/>
-        <w:rPr/>
-      </w:pPr>
-      <w:r>
-        <w:rPr/>
+      <w:r>
         <w:t xml:space="preserve">1.1) </w:t>
       </w:r>
     </w:p>
     <w:p>
-      <w:pPr>
-        <w:pStyle w:val="Normal"/>
-        <w:rPr/>
-      </w:pPr>
-      <w:r>
-        <w:rPr/>
-        <w:t xml:space="preserve">The event theme is Esports Tournament. This is an organised event for competative video games. There are 2 teams (consisting of 5 players) which will compete against eachother. </w:t>
+      <w:r>
+        <w:t xml:space="preserve">The event theme is </w:t>
+      </w:r>
+      <w:proofErr w:type="spellStart"/>
+      <w:r>
+        <w:t>Esports</w:t>
+      </w:r>
+      <w:proofErr w:type="spellEnd"/>
+      <w:r>
+        <w:t xml:space="preserve"> Tournament. This is an organised event for </w:t>
+      </w:r>
+      <w:r>
+        <w:t>competitive</w:t>
+      </w:r>
+      <w:r>
+        <w:t xml:space="preserve"> video games. There are 2 teams (consisting of 5 players) which will compete against </w:t>
+      </w:r>
+      <w:r>
+        <w:t>each other</w:t>
+      </w:r>
+      <w:r>
+        <w:t xml:space="preserve">. </w:t>
+      </w:r>
+      <w:r>
         <w:br/>
+      </w:r>
+      <w:r>
         <w:br/>
         <w:t>Grouping/areas are:</w:t>
       </w:r>
     </w:p>
     <w:p>
-      <w:pPr>
-        <w:pStyle w:val="Normal"/>
-        <w:rPr/>
-      </w:pPr>
-      <w:r>
-        <w:rPr/>
-        <w:t>- Main Venue (where everything is happening – Like a large hall)</w:t>
+      <w:r>
+        <w:t>- Main Venue (where everything is happening – Like a larg</w:t>
+      </w:r>
+      <w:r>
+        <w:t>e hall)</w:t>
+      </w:r>
+      <w:r>
         <w:br/>
         <w:t>- Stage (Where the teams actually sit and compete)</w:t>
+      </w:r>
+      <w:r>
         <w:br/>
-        <w:t>- Lounge (Area to relax, buy food and merch)</w:t>
+        <w:t xml:space="preserve">- Lounge (Area to relax, buy food and </w:t>
+      </w:r>
+      <w:proofErr w:type="spellStart"/>
+      <w:r>
+        <w:t>merch</w:t>
+      </w:r>
+      <w:proofErr w:type="spellEnd"/>
+      <w:r>
+        <w:t>)</w:t>
+      </w:r>
+      <w:r>
         <w:br/>
       </w:r>
     </w:p>
     <w:p>
-      <w:pPr>
-        <w:pStyle w:val="Normal"/>
-        <w:rPr/>
-      </w:pPr>
-      <w:r>
-        <w:rPr/>
+      <w:r>
         <w:t>Event Units are:</w:t>
       </w:r>
     </w:p>
     <w:p>
-      <w:pPr>
-        <w:pStyle w:val="Normal"/>
-        <w:rPr/>
-      </w:pPr>
-      <w:r>
-        <w:rPr/>
+      <w:r>
         <w:t>- Table/Set (Where the team will have their pc setups)</w:t>
+      </w:r>
+      <w:r>
         <w:br/>
-        <w:t>- RefTeam (The referees overseeing the games)</w:t>
+        <w:t xml:space="preserve">- </w:t>
+      </w:r>
+      <w:proofErr w:type="spellStart"/>
+      <w:r>
+        <w:t>RefTeam</w:t>
+      </w:r>
+      <w:proofErr w:type="spellEnd"/>
+      <w:r>
+        <w:t xml:space="preserve"> (The referees overseeing the games)</w:t>
+      </w:r>
+      <w:r>
         <w:br/>
-        <w:t>- Benches (Where spectators can sit and watch the games)</w:t>
+        <w:t>- Benches (Where spectators can s</w:t>
+      </w:r>
+      <w:r>
+        <w:t>it and watch the games)</w:t>
+      </w:r>
+      <w:r>
         <w:br/>
         <w:t>- Food Stall (People can buy food/drinks)</w:t>
+      </w:r>
+      <w:r>
         <w:br/>
-        <w:t>- Merch Stall (Game/tournament related items that people can buy)</w:t>
-      </w:r>
-    </w:p>
-    <w:p>
-      <w:pPr>
-        <w:pStyle w:val="Normal"/>
-        <w:rPr/>
-      </w:pPr>
-      <w:r>
-        <w:rPr/>
-      </w:r>
-    </w:p>
-    <w:p>
-      <w:pPr>
-        <w:pStyle w:val="Normal"/>
-        <w:rPr/>
-      </w:pPr>
-      <w:r>
-        <w:rPr/>
-      </w:r>
+        <w:t xml:space="preserve">- </w:t>
+      </w:r>
+      <w:proofErr w:type="spellStart"/>
+      <w:r>
+        <w:t>Merch</w:t>
+      </w:r>
+      <w:proofErr w:type="spellEnd"/>
+      <w:r>
+        <w:t xml:space="preserve"> Stall (Game/tournament related items that people can buy)</w:t>
+      </w:r>
+    </w:p>
+    <w:p/>
+    <w:p>
       <w:r>
         <w:br w:type="page"/>
       </w:r>
     </w:p>
     <w:p>
-      <w:pPr>
-        <w:pStyle w:val="Normal"/>
-        <w:spacing w:before="0" w:after="160"/>
-        <w:rPr/>
-      </w:pPr>
-      <w:r>
-        <w:rPr/>
+      <w:r>
+        <w:lastRenderedPageBreak/>
         <w:t>1.2)</w:t>
       </w:r>
     </w:p>
     <w:p>
       <w:pPr>
-        <w:pStyle w:val="Normal"/>
         <w:rPr>
           <w:u w:val="single"/>
         </w:rPr>
@@ -188,34 +208,96 @@
       </w:r>
     </w:p>
     <w:p>
-      <w:pPr>
-        <w:pStyle w:val="Normal"/>
-        <w:rPr>
-          <w:u w:val="none"/>
-        </w:rPr>
-      </w:pPr>
-      <w:r>
-        <w:rPr>
-          <w:u w:val="none"/>
-        </w:rPr>
-        <w:t>Component – EventComponent</w:t>
+      <w:r>
+        <w:t xml:space="preserve">Component – </w:t>
+      </w:r>
+      <w:proofErr w:type="spellStart"/>
+      <w:r>
+        <w:t>EventComponent</w:t>
+      </w:r>
+      <w:proofErr w:type="spellEnd"/>
+      <w:r>
         <w:br/>
-        <w:t>Leaf – EventUnit</w:t>
+        <w:t xml:space="preserve">Leaf – </w:t>
+      </w:r>
+      <w:proofErr w:type="spellStart"/>
+      <w:r>
+        <w:t>EventUnit</w:t>
+      </w:r>
+      <w:proofErr w:type="spellEnd"/>
+      <w:r>
         <w:br/>
-        <w:t>Composite – EventGroup</w:t>
+        <w:t xml:space="preserve">Composite – </w:t>
+      </w:r>
+      <w:proofErr w:type="spellStart"/>
+      <w:r>
+        <w:t>EventGroup</w:t>
+      </w:r>
+      <w:proofErr w:type="spellEnd"/>
+      <w:r>
         <w:br/>
+      </w:r>
+      <w:r>
         <w:br/>
-        <w:t>Concrete Leaves – SpectatorBench, TeamSet, RefTeam, FoodStall, MerchStall</w:t>
+        <w:t xml:space="preserve">Concrete Leaves – </w:t>
+      </w:r>
+      <w:proofErr w:type="spellStart"/>
+      <w:r>
+        <w:t>SpectatorBen</w:t>
+      </w:r>
+      <w:r>
+        <w:t>ch</w:t>
+      </w:r>
+      <w:proofErr w:type="spellEnd"/>
+      <w:r>
+        <w:t xml:space="preserve">, </w:t>
+      </w:r>
+      <w:proofErr w:type="spellStart"/>
+      <w:r>
+        <w:t>TeamSet</w:t>
+      </w:r>
+      <w:proofErr w:type="spellEnd"/>
+      <w:r>
+        <w:t xml:space="preserve">, </w:t>
+      </w:r>
+      <w:proofErr w:type="spellStart"/>
+      <w:r>
+        <w:t>RefTeam</w:t>
+      </w:r>
+      <w:proofErr w:type="spellEnd"/>
+      <w:r>
+        <w:t xml:space="preserve">, </w:t>
+      </w:r>
+      <w:proofErr w:type="spellStart"/>
+      <w:r>
+        <w:t>FoodStall</w:t>
+      </w:r>
+      <w:proofErr w:type="spellEnd"/>
+      <w:r>
+        <w:t xml:space="preserve">, </w:t>
+      </w:r>
+      <w:proofErr w:type="spellStart"/>
+      <w:r>
+        <w:t>MerchStall</w:t>
+      </w:r>
+      <w:proofErr w:type="spellEnd"/>
+      <w:r>
         <w:br/>
-        <w:t>Concrete Composites – MainVenue, Stage, Lounge</w:t>
+        <w:t xml:space="preserve">Concrete Composites – </w:t>
+      </w:r>
+      <w:proofErr w:type="spellStart"/>
+      <w:r>
+        <w:t>MainVenue</w:t>
+      </w:r>
+      <w:proofErr w:type="spellEnd"/>
+      <w:r>
+        <w:t>, Stage, Lounge</w:t>
+      </w:r>
+      <w:r>
         <w:br/>
       </w:r>
     </w:p>
     <w:p>
-      <w:pPr>
-        <w:pStyle w:val="Normal"/>
-        <w:rPr/>
-      </w:pPr>
       <w:r>
         <w:rPr>
           <w:u w:val="single"/>
@@ -224,38 +306,57 @@
       </w:r>
     </w:p>
     <w:p>
-      <w:pPr>
-        <w:pStyle w:val="Normal"/>
-        <w:rPr/>
-      </w:pPr>
-      <w:r>
-        <w:rPr/>
+      <w:r>
         <w:t>Observer – Observer</w:t>
+      </w:r>
+      <w:r>
         <w:br/>
         <w:t>Subject – Subject</w:t>
+      </w:r>
+      <w:r>
         <w:br/>
-        <w:t>ConcreteSubject – EventControl</w:t>
+      </w:r>
+      <w:proofErr w:type="spellStart"/>
+      <w:r>
+        <w:t>ConcreteSubject</w:t>
+      </w:r>
+      <w:proofErr w:type="spellEnd"/>
+      <w:r>
+        <w:t xml:space="preserve"> – </w:t>
+      </w:r>
+      <w:proofErr w:type="spellStart"/>
+      <w:r>
+        <w:t>EventControl</w:t>
+      </w:r>
+      <w:proofErr w:type="spellEnd"/>
+      <w:r>
         <w:br/>
-        <w:t>ConcreteObserver – EventGroup</w:t>
-      </w:r>
-    </w:p>
-    <w:p>
-      <w:pPr>
-        <w:pStyle w:val="Normal"/>
-        <w:rPr/>
-      </w:pPr>
-      <w:r>
-        <w:rPr/>
+      </w:r>
+      <w:proofErr w:type="spellStart"/>
+      <w:r>
+        <w:t>ConcreteObserver</w:t>
+      </w:r>
+      <w:proofErr w:type="spellEnd"/>
+      <w:r>
+        <w:t xml:space="preserve"> – </w:t>
+      </w:r>
+      <w:proofErr w:type="spellStart"/>
+      <w:r>
+        <w:t>EventGroup</w:t>
+      </w:r>
+      <w:proofErr w:type="spellEnd"/>
+    </w:p>
+    <w:p>
+      <w:r>
         <w:t>1.3)</w:t>
       </w:r>
     </w:p>
     <w:p>
-      <w:pPr>
-        <w:pStyle w:val="Normal"/>
-        <w:rPr/>
-      </w:pPr>
-      <w:r>
-        <w:rPr/>
+      <w:r>
+        <w:rPr>
+          <w:noProof/>
+          <w:lang w:eastAsia="en-ZA"/>
+        </w:rPr>
         <w:drawing>
           <wp:anchor distT="0" distB="0" distL="0" distR="0" simplePos="0" relativeHeight="2" behindDoc="0" locked="0" layoutInCell="0" allowOverlap="1">
             <wp:simplePos x="0" y="0"/>
@@ -282,7 +383,7 @@
                     </pic:cNvPicPr>
                   </pic:nvPicPr>
                   <pic:blipFill>
-                    <a:blip r:embed="rId2"/>
+                    <a:blip r:embed="rId5"/>
                     <a:stretch>
                       <a:fillRect/>
                     </a:stretch>
@@ -306,229 +407,1007 @@
     </w:p>
     <w:p>
       <w:pPr>
-        <w:pStyle w:val="Normal"/>
-        <w:rPr/>
-      </w:pPr>
-      <w:r>
-        <w:rPr/>
+        <w:spacing w:after="0" w:line="240" w:lineRule="auto"/>
+      </w:pPr>
+      <w:r>
+        <w:br w:type="page"/>
+      </w:r>
+    </w:p>
+    <w:p>
+      <w:r>
+        <w:lastRenderedPageBreak/>
         <w:t>1.4)</w:t>
+      </w:r>
+      <w:r>
         <w:tab/>
         <w:t>a)</w:t>
       </w:r>
-    </w:p>
-    <w:p>
-      <w:pPr>
-        <w:pStyle w:val="Normal"/>
-        <w:rPr/>
-      </w:pPr>
-      <w:r>
-        <w:rPr/>
+      <w:r>
+        <w:t xml:space="preserve"> </w:t>
+      </w:r>
+      <w:r>
+        <w:t xml:space="preserve">The </w:t>
+      </w:r>
+      <w:proofErr w:type="spellStart"/>
+      <w:r>
+        <w:t>EventFlow</w:t>
+      </w:r>
+      <w:proofErr w:type="spellEnd"/>
+      <w:r>
+        <w:t xml:space="preserve"> structure is a genuine Composite part-whole tree because each</w:t>
+      </w:r>
+    </w:p>
+    <w:p>
+      <w:proofErr w:type="spellStart"/>
+      <w:r>
+        <w:t>EventGroup</w:t>
+      </w:r>
+      <w:proofErr w:type="spellEnd"/>
+      <w:r>
+        <w:t xml:space="preserve"> owns its child </w:t>
+      </w:r>
+      <w:proofErr w:type="spellStart"/>
+      <w:r>
+        <w:t>EventComponent</w:t>
+      </w:r>
+      <w:proofErr w:type="spellEnd"/>
+      <w:r>
+        <w:t xml:space="preserve"> objects using</w:t>
+      </w:r>
+    </w:p>
+    <w:p>
+      <w:proofErr w:type="spellStart"/>
+      <w:r>
+        <w:t>unique_ptr</w:t>
+      </w:r>
+      <w:proofErr w:type="spellEnd"/>
+      <w:r>
+        <w:t>&lt;</w:t>
+      </w:r>
+      <w:proofErr w:type="spellStart"/>
+      <w:r>
+        <w:t>EventComponent</w:t>
+      </w:r>
+      <w:proofErr w:type="spellEnd"/>
+      <w:r>
+        <w:t xml:space="preserve">&gt;. A </w:t>
+      </w:r>
+      <w:proofErr w:type="spellStart"/>
+      <w:r>
+        <w:t>MainVenue</w:t>
+      </w:r>
+      <w:proofErr w:type="spellEnd"/>
+      <w:r>
+        <w:t xml:space="preserve"> owns areas such as a Stage and</w:t>
+      </w:r>
+    </w:p>
+    <w:p>
+      <w:r>
+        <w:t xml:space="preserve">Lounge, and those areas in turn own their operational units, such as </w:t>
+      </w:r>
+      <w:proofErr w:type="spellStart"/>
+      <w:r>
+        <w:t>TeamSet</w:t>
+      </w:r>
+      <w:proofErr w:type="spellEnd"/>
+      <w:r>
+        <w:t>,</w:t>
+      </w:r>
+    </w:p>
+    <w:p>
+      <w:proofErr w:type="spellStart"/>
+      <w:r>
+        <w:t>FoodStall</w:t>
+      </w:r>
+      <w:proofErr w:type="spellEnd"/>
+      <w:r>
+        <w:t xml:space="preserve">, </w:t>
+      </w:r>
+      <w:proofErr w:type="spellStart"/>
+      <w:r>
+        <w:t>MerchStall</w:t>
+      </w:r>
+      <w:proofErr w:type="spellEnd"/>
+      <w:r>
+        <w:t xml:space="preserve">, </w:t>
+      </w:r>
+      <w:proofErr w:type="spellStart"/>
+      <w:r>
+        <w:t>RefTeam</w:t>
+      </w:r>
+      <w:proofErr w:type="spellEnd"/>
+      <w:r>
+        <w:t xml:space="preserve">, and </w:t>
+      </w:r>
+      <w:proofErr w:type="spellStart"/>
+      <w:r>
+        <w:t>SpectatorBench</w:t>
+      </w:r>
+      <w:proofErr w:type="spellEnd"/>
+      <w:r>
+        <w:t xml:space="preserve"> objects. A component can</w:t>
+      </w:r>
+    </w:p>
+    <w:p>
+      <w:proofErr w:type="gramStart"/>
+      <w:r>
+        <w:t>therefore</w:t>
+      </w:r>
+      <w:proofErr w:type="gramEnd"/>
+      <w:r>
+        <w:t xml:space="preserve"> have one owning parent, while a group can contain both individual</w:t>
+      </w:r>
+    </w:p>
+    <w:p>
+      <w:r>
+        <w:t>leaves and further groups.</w:t>
+      </w:r>
+    </w:p>
+    <w:p/>
+    <w:p>
+      <w:r>
+        <w:t xml:space="preserve">Both </w:t>
+      </w:r>
+      <w:proofErr w:type="spellStart"/>
+      <w:r>
+        <w:t>EventGroup</w:t>
+      </w:r>
+      <w:proofErr w:type="spellEnd"/>
+      <w:r>
+        <w:t xml:space="preserve"> objects and </w:t>
+      </w:r>
+      <w:proofErr w:type="spellStart"/>
+      <w:r>
+        <w:t>EventUnit</w:t>
+      </w:r>
+      <w:proofErr w:type="spellEnd"/>
+      <w:r>
+        <w:t xml:space="preserve"> objects implement the </w:t>
+      </w:r>
+      <w:proofErr w:type="spellStart"/>
+      <w:r>
+        <w:t>EventComponent</w:t>
+      </w:r>
+      <w:proofErr w:type="spellEnd"/>
+    </w:p>
+    <w:p>
+      <w:r>
+        <w:t xml:space="preserve">interface. This lets a client call </w:t>
+      </w:r>
+      <w:proofErr w:type="gramStart"/>
+      <w:r>
+        <w:t>open(</w:t>
+      </w:r>
+      <w:proofErr w:type="gramEnd"/>
+      <w:r>
+        <w:t xml:space="preserve">), close(), </w:t>
+      </w:r>
+      <w:proofErr w:type="spellStart"/>
+      <w:r>
+        <w:t>reportStatus</w:t>
+      </w:r>
+      <w:proofErr w:type="spellEnd"/>
+      <w:r>
+        <w:t>(), or</w:t>
+      </w:r>
+    </w:p>
+    <w:p>
+      <w:proofErr w:type="spellStart"/>
+      <w:proofErr w:type="gramStart"/>
+      <w:r>
+        <w:t>getCapacity</w:t>
+      </w:r>
+      <w:proofErr w:type="spellEnd"/>
+      <w:r>
+        <w:t>(</w:t>
+      </w:r>
+      <w:proofErr w:type="gramEnd"/>
+      <w:r>
+        <w:t>) without knowing whether it is operating on one unit or a whole</w:t>
+      </w:r>
+    </w:p>
+    <w:p>
+      <w:r>
+        <w:t xml:space="preserve">subtree. </w:t>
+      </w:r>
+      <w:proofErr w:type="spellStart"/>
+      <w:r>
+        <w:t>EventGroup</w:t>
+      </w:r>
+      <w:proofErr w:type="spellEnd"/>
+      <w:r>
+        <w:t xml:space="preserve"> implements these operations by delegating recursively to</w:t>
+      </w:r>
+    </w:p>
+    <w:p>
+      <w:r>
+        <w:t>its owned children, while each leaf provides its own specific response.</w:t>
+      </w:r>
+    </w:p>
+    <w:p>
+      <w:r>
         <w:tab/>
+      </w:r>
+      <w:r>
         <w:t>b)</w:t>
       </w:r>
-    </w:p>
-    <w:p>
-      <w:pPr>
-        <w:pStyle w:val="Normal"/>
-        <w:rPr/>
-      </w:pPr>
-      <w:r>
-        <w:rPr/>
+      <w:r>
+        <w:t xml:space="preserve"> </w:t>
+      </w:r>
+      <w:r>
+        <w:t xml:space="preserve">Observer is required because </w:t>
+      </w:r>
+      <w:proofErr w:type="spellStart"/>
+      <w:r>
+        <w:t>EventControl</w:t>
+      </w:r>
+      <w:proofErr w:type="spellEnd"/>
+      <w:r>
+        <w:t xml:space="preserve"> must inform a changing set of event</w:t>
+      </w:r>
+    </w:p>
+    <w:p>
+      <w:r>
+        <w:t xml:space="preserve">areas and units about </w:t>
+      </w:r>
+      <w:r>
+        <w:t xml:space="preserve">notices without containing hard </w:t>
+      </w:r>
+      <w:r>
+        <w:t>coded calls to every</w:t>
+      </w:r>
+    </w:p>
+    <w:p>
+      <w:r>
+        <w:t xml:space="preserve">concrete class. Direct calls from </w:t>
+      </w:r>
+      <w:proofErr w:type="spellStart"/>
+      <w:r>
+        <w:t>EventControl</w:t>
+      </w:r>
+      <w:proofErr w:type="spellEnd"/>
+      <w:r>
+        <w:t xml:space="preserve"> to Stage, Lounge, </w:t>
+      </w:r>
+      <w:proofErr w:type="spellStart"/>
+      <w:r>
+        <w:t>TeamSet</w:t>
+      </w:r>
+      <w:proofErr w:type="spellEnd"/>
+      <w:r>
+        <w:t>,</w:t>
+      </w:r>
+    </w:p>
+    <w:p>
+      <w:proofErr w:type="spellStart"/>
+      <w:r>
+        <w:t>FoodStall</w:t>
+      </w:r>
+      <w:proofErr w:type="spellEnd"/>
+      <w:r>
+        <w:t>, and other concrete types would tightly couple the control centre to</w:t>
+      </w:r>
+    </w:p>
+    <w:p>
+      <w:r>
+        <w:t>the complete event layout. Adding, moving, or removing a unit would then</w:t>
+      </w:r>
+    </w:p>
+    <w:p>
+      <w:r>
+        <w:t xml:space="preserve">require modifying </w:t>
+      </w:r>
+      <w:proofErr w:type="spellStart"/>
+      <w:r>
+        <w:t>EventControl</w:t>
+      </w:r>
+      <w:proofErr w:type="spellEnd"/>
+      <w:r>
+        <w:t xml:space="preserve"> (which also violates the open closed principle)</w:t>
+      </w:r>
+    </w:p>
+    <w:p/>
+    <w:p>
+      <w:r>
+        <w:t xml:space="preserve">Thus, we made </w:t>
+      </w:r>
+      <w:proofErr w:type="spellStart"/>
+      <w:r>
+        <w:t>EventControl</w:t>
+      </w:r>
+      <w:proofErr w:type="spellEnd"/>
+      <w:r>
+        <w:t xml:space="preserve"> a Subject </w:t>
+      </w:r>
+      <w:r>
+        <w:t>that</w:t>
+      </w:r>
+      <w:r>
+        <w:t xml:space="preserve"> sends notices to its registered</w:t>
+      </w:r>
+    </w:p>
+    <w:p>
+      <w:r>
+        <w:t xml:space="preserve">Observer objects. An </w:t>
+      </w:r>
+      <w:proofErr w:type="spellStart"/>
+      <w:r>
+        <w:t>EventGroup</w:t>
+      </w:r>
+      <w:proofErr w:type="spellEnd"/>
+      <w:r>
+        <w:t xml:space="preserve"> can receive a notice from its parent and</w:t>
+      </w:r>
+    </w:p>
+    <w:p>
+      <w:r>
+        <w:t>rebroadcast it to the observers registered below it. This produces a cascade</w:t>
+      </w:r>
+    </w:p>
+    <w:p>
+      <w:r>
+        <w:t>through the venue, its areas, and their units while preserving the different</w:t>
+      </w:r>
+    </w:p>
+    <w:p>
+      <w:r>
+        <w:t>responses implemented by each concrete class. For example, a network pause</w:t>
+      </w:r>
+    </w:p>
+    <w:p>
+      <w:r>
+        <w:t xml:space="preserve">can pause a </w:t>
+      </w:r>
+      <w:proofErr w:type="spellStart"/>
+      <w:r>
+        <w:t>TeamSet</w:t>
+      </w:r>
+      <w:proofErr w:type="spellEnd"/>
+      <w:r>
+        <w:t xml:space="preserve"> and a Stage, while an evacuation can close food and</w:t>
+      </w:r>
+    </w:p>
+    <w:p>
+      <w:r>
+        <w:t xml:space="preserve">merchandise stalls but keep the </w:t>
+      </w:r>
+      <w:proofErr w:type="spellStart"/>
+      <w:r>
+        <w:t>RefTeam</w:t>
+      </w:r>
+      <w:proofErr w:type="spellEnd"/>
+      <w:r>
+        <w:t xml:space="preserve"> active to direct people safely.</w:t>
+      </w:r>
+    </w:p>
+    <w:p/>
+    <w:p/>
+    <w:p>
+      <w:r>
+        <w:lastRenderedPageBreak/>
         <w:tab/>
-        <w:t>c)</w:t>
-      </w:r>
-    </w:p>
-    <w:p>
-      <w:pPr>
-        <w:pStyle w:val="Normal"/>
-        <w:rPr/>
-      </w:pPr>
-      <w:r>
-        <w:rPr/>
+      </w:r>
+      <w:r>
+        <w:t>c</w:t>
+      </w:r>
+      <w:r>
+        <w:t>)</w:t>
+      </w:r>
+      <w:r>
+        <w:t xml:space="preserve"> </w:t>
+      </w:r>
+      <w:r>
+        <w:t xml:space="preserve">The Composite tree owns event components. </w:t>
+      </w:r>
+      <w:proofErr w:type="spellStart"/>
+      <w:r>
+        <w:t>EventGroup</w:t>
+      </w:r>
+      <w:proofErr w:type="spellEnd"/>
+      <w:r>
+        <w:t xml:space="preserve"> stores its children in a</w:t>
+      </w:r>
+    </w:p>
+    <w:p>
+      <w:r>
+        <w:t>vector&lt;</w:t>
+      </w:r>
+      <w:proofErr w:type="spellStart"/>
+      <w:r>
+        <w:t>unique_ptr</w:t>
+      </w:r>
+      <w:proofErr w:type="spellEnd"/>
+      <w:r>
+        <w:t>&lt;</w:t>
+      </w:r>
+      <w:proofErr w:type="spellStart"/>
+      <w:r>
+        <w:t>EventComponent</w:t>
+      </w:r>
+      <w:proofErr w:type="spellEnd"/>
+      <w:r>
+        <w:t>&gt;&gt;, so adding a child transfers sole</w:t>
+      </w:r>
+    </w:p>
+    <w:p>
+      <w:r>
+        <w:t xml:space="preserve">ownership to the group. When a group is destroyed, its </w:t>
+      </w:r>
+      <w:proofErr w:type="spellStart"/>
+      <w:r>
+        <w:t>unique_ptr</w:t>
+      </w:r>
+      <w:proofErr w:type="spellEnd"/>
+      <w:r>
+        <w:t xml:space="preserve"> objects</w:t>
+      </w:r>
+    </w:p>
+    <w:p>
+      <w:r>
+        <w:t>destroy the complete owned subtree exactly once. A component is moved between</w:t>
+      </w:r>
+    </w:p>
+    <w:p>
+      <w:r>
+        <w:t xml:space="preserve">groups by calling </w:t>
+      </w:r>
+      <w:proofErr w:type="gramStart"/>
+      <w:r>
+        <w:t>remove(</w:t>
+      </w:r>
+      <w:proofErr w:type="gramEnd"/>
+      <w:r>
+        <w:t xml:space="preserve">), which returns its </w:t>
+      </w:r>
+      <w:proofErr w:type="spellStart"/>
+      <w:r>
+        <w:t>unique_ptr</w:t>
+      </w:r>
+      <w:proofErr w:type="spellEnd"/>
+      <w:r>
+        <w:t xml:space="preserve"> to the caller, then</w:t>
+      </w:r>
+    </w:p>
+    <w:p>
+      <w:r>
+        <w:t xml:space="preserve">passing that </w:t>
+      </w:r>
+      <w:proofErr w:type="spellStart"/>
+      <w:r>
+        <w:t>unique_ptr</w:t>
+      </w:r>
+      <w:proofErr w:type="spellEnd"/>
+      <w:r>
+        <w:t xml:space="preserve"> to the </w:t>
+      </w:r>
+      <w:r>
+        <w:t xml:space="preserve">receiving group's </w:t>
+      </w:r>
+      <w:proofErr w:type="gramStart"/>
+      <w:r>
+        <w:t>add(</w:t>
+      </w:r>
+      <w:proofErr w:type="gramEnd"/>
+      <w:r>
+        <w:t>) method.</w:t>
+      </w:r>
+    </w:p>
+    <w:p>
+      <w:r>
         <w:tab/>
+      </w:r>
+      <w:r>
         <w:t>d)</w:t>
       </w:r>
-    </w:p>
-    <w:p>
-      <w:pPr>
-        <w:pStyle w:val="Normal"/>
-        <w:rPr/>
-      </w:pPr>
-      <w:r>
-        <w:rPr/>
-      </w:r>
-    </w:p>
+      <w:r>
+        <w:t xml:space="preserve"> </w:t>
+      </w:r>
+      <w:r>
+        <w:t>Subjects do not own observers. Subject stores non-owning Observer* pointers in</w:t>
+      </w:r>
+    </w:p>
+    <w:p>
+      <w:r>
+        <w:t>its registration list because an observer can be registered with more than one</w:t>
+      </w:r>
+    </w:p>
+    <w:p>
+      <w:r>
+        <w:t>subject and because observer registration is a communication relationship, not</w:t>
+      </w:r>
+    </w:p>
+    <w:p>
+      <w:r>
+        <w:t xml:space="preserve">a lifetime relationship. </w:t>
+      </w:r>
+      <w:proofErr w:type="gramStart"/>
+      <w:r>
+        <w:t>Subject::</w:t>
+      </w:r>
+      <w:proofErr w:type="gramEnd"/>
+      <w:r>
+        <w:t>attach() ignores duplicate registrations and</w:t>
+      </w:r>
+    </w:p>
+    <w:p>
+      <w:proofErr w:type="gramStart"/>
+      <w:r>
+        <w:t>Subject::</w:t>
+      </w:r>
+      <w:proofErr w:type="gramEnd"/>
+      <w:r>
+        <w:t>detach() safely removes an observer if it is present.</w:t>
+      </w:r>
+    </w:p>
+    <w:p/>
+    <w:p>
+      <w:r>
+        <w:t xml:space="preserve">Each </w:t>
+      </w:r>
+      <w:proofErr w:type="spellStart"/>
+      <w:r>
+        <w:t>EventUnit</w:t>
+      </w:r>
+      <w:proofErr w:type="spellEnd"/>
+      <w:r>
+        <w:t xml:space="preserve"> and </w:t>
+      </w:r>
+      <w:proofErr w:type="spellStart"/>
+      <w:r>
+        <w:t>EventGroup</w:t>
+      </w:r>
+      <w:proofErr w:type="spellEnd"/>
+      <w:r>
+        <w:t xml:space="preserve"> tracks the Subject objects to which it has</w:t>
+      </w:r>
+    </w:p>
+    <w:p>
+      <w:r>
+        <w:t xml:space="preserve">subscribed. Its destructor calls </w:t>
+      </w:r>
+      <w:proofErr w:type="spellStart"/>
+      <w:proofErr w:type="gramStart"/>
+      <w:r>
+        <w:t>detachAll</w:t>
+      </w:r>
+      <w:proofErr w:type="spellEnd"/>
+      <w:r>
+        <w:t>(</w:t>
+      </w:r>
+      <w:proofErr w:type="gramEnd"/>
+      <w:r>
+        <w:t>), removing itself from those</w:t>
+      </w:r>
+    </w:p>
+    <w:p>
+      <w:r>
+        <w:t>subjects before the object is destroyed. This prevents Subject registration</w:t>
+      </w:r>
+    </w:p>
+    <w:p>
+      <w:r>
+        <w:t>lists from retaining dangling Observer* pointers.</w:t>
+      </w:r>
+    </w:p>
+    <w:p>
+      <w:r>
+        <w:tab/>
+        <w:t xml:space="preserve">e) </w:t>
+      </w:r>
+      <w:proofErr w:type="spellStart"/>
+      <w:r>
+        <w:t>EventGroup</w:t>
+      </w:r>
+      <w:proofErr w:type="spellEnd"/>
+      <w:r>
+        <w:t xml:space="preserve"> has two separate responsibilities in two separate collaborations.</w:t>
+      </w:r>
+    </w:p>
+    <w:p>
+      <w:r>
+        <w:t xml:space="preserve">As an Observer, it receives an </w:t>
+      </w:r>
+      <w:proofErr w:type="spellStart"/>
+      <w:r>
+        <w:t>EventNotice</w:t>
+      </w:r>
+      <w:proofErr w:type="spellEnd"/>
+      <w:r>
+        <w:t xml:space="preserve"> from a parent-level subject, such</w:t>
+      </w:r>
+    </w:p>
+    <w:p>
+      <w:r>
+        <w:t xml:space="preserve">as </w:t>
+      </w:r>
+      <w:proofErr w:type="spellStart"/>
+      <w:r>
+        <w:t>EventControl</w:t>
+      </w:r>
+      <w:proofErr w:type="spellEnd"/>
+      <w:r>
+        <w:t xml:space="preserve"> or the </w:t>
+      </w:r>
+      <w:proofErr w:type="spellStart"/>
+      <w:r>
+        <w:t>MainVenue</w:t>
+      </w:r>
+      <w:proofErr w:type="spellEnd"/>
+      <w:r>
+        <w:t>. As a Subject, it notifies its own registered</w:t>
+      </w:r>
+    </w:p>
+    <w:p>
+      <w:r>
+        <w:t xml:space="preserve">child observers after it has received that notice. These roles </w:t>
+      </w:r>
+      <w:r>
+        <w:t>are not opposites.</w:t>
+      </w:r>
+    </w:p>
+    <w:p>
+      <w:r>
+        <w:t>T</w:t>
+      </w:r>
+      <w:r>
+        <w:t>he first role describes how a group hears about an event-wide change, while</w:t>
+      </w:r>
+    </w:p>
+    <w:p>
+      <w:r>
+        <w:t>the second describes how it propagates a relevant change within its contained</w:t>
+      </w:r>
+    </w:p>
+    <w:p>
+      <w:r>
+        <w:t>area. This is what enables a notice to cascade through multiple runtime levels</w:t>
+      </w:r>
+    </w:p>
+    <w:p>
+      <w:r>
+        <w:t xml:space="preserve">without </w:t>
+      </w:r>
+      <w:proofErr w:type="spellStart"/>
+      <w:r>
+        <w:t>EventControl</w:t>
+      </w:r>
+      <w:proofErr w:type="spellEnd"/>
+      <w:r>
+        <w:t xml:space="preserve"> knowing every leaf object.</w:t>
+      </w:r>
+    </w:p>
+    <w:p/>
     <w:p>
       <w:pPr>
         <w:pStyle w:val="Heading1"/>
-        <w:rPr/>
-      </w:pPr>
-      <w:r>
-        <w:rPr/>
+      </w:pPr>
+      <w:r>
         <w:t>Task 2</w:t>
       </w:r>
     </w:p>
     <w:p>
-      <w:pPr>
-        <w:pStyle w:val="Normal"/>
-        <w:rPr/>
-      </w:pPr>
-      <w:r>
-        <w:rPr/>
+      <w:r>
         <w:t>2.3)</w:t>
       </w:r>
     </w:p>
     <w:p>
-      <w:pPr>
-        <w:pStyle w:val="Normal"/>
-        <w:rPr/>
-      </w:pPr>
-      <w:r>
-        <w:rPr/>
+      <w:r>
         <w:t>2.4)</w:t>
       </w:r>
     </w:p>
     <w:p>
       <w:pPr>
         <w:pStyle w:val="Heading1"/>
-        <w:rPr/>
-      </w:pPr>
-      <w:r>
-        <w:rPr/>
-        <w:t xml:space="preserve">Task </w:t>
-      </w:r>
-      <w:r>
-        <w:rPr/>
-        <w:t>3</w:t>
-      </w:r>
-    </w:p>
-    <w:p>
-      <w:pPr>
-        <w:pStyle w:val="Normal"/>
-        <w:rPr/>
-      </w:pPr>
-      <w:r>
-        <w:rPr/>
+      </w:pPr>
+      <w:r>
+        <w:lastRenderedPageBreak/>
+        <w:t>Task 3</w:t>
+      </w:r>
+    </w:p>
+    <w:p>
+      <w:r>
         <w:t>3.5)</w:t>
       </w:r>
+      <w:r>
+        <w:t xml:space="preserve"> We decided to go with </w:t>
+      </w:r>
+      <w:r>
+        <w:t xml:space="preserve">the push model. </w:t>
+      </w:r>
+      <w:proofErr w:type="gramStart"/>
+      <w:r>
+        <w:t>Our</w:t>
+      </w:r>
+      <w:proofErr w:type="gramEnd"/>
+      <w:r>
+        <w:t xml:space="preserve"> notify function </w:t>
+      </w:r>
+      <w:r>
+        <w:t xml:space="preserve">passes the notice directly to </w:t>
+      </w:r>
+      <w:r>
+        <w:t xml:space="preserve">update. </w:t>
+      </w:r>
+      <w:r>
+        <w:t>The exact information transferred is on</w:t>
+      </w:r>
+      <w:r>
+        <w:t xml:space="preserve">e </w:t>
+      </w:r>
+      <w:proofErr w:type="spellStart"/>
+      <w:r>
+        <w:t>EventNotice</w:t>
+      </w:r>
+      <w:proofErr w:type="spellEnd"/>
+      <w:r>
+        <w:t xml:space="preserve"> value containing:</w:t>
+      </w:r>
+    </w:p>
+    <w:p>
+      <w:r>
+        <w:t xml:space="preserve">- type: </w:t>
+      </w:r>
+      <w:proofErr w:type="gramStart"/>
+      <w:r>
+        <w:t>a</w:t>
+      </w:r>
+      <w:proofErr w:type="gramEnd"/>
+      <w:r>
+        <w:t xml:space="preserve"> </w:t>
+      </w:r>
+      <w:proofErr w:type="spellStart"/>
+      <w:r>
+        <w:t>NoticeType</w:t>
+      </w:r>
+      <w:proofErr w:type="spellEnd"/>
+      <w:r>
+        <w:t xml:space="preserve"> </w:t>
+      </w:r>
+      <w:proofErr w:type="spellStart"/>
+      <w:r>
+        <w:t>enum</w:t>
+      </w:r>
+      <w:proofErr w:type="spellEnd"/>
+      <w:r>
+        <w:t xml:space="preserve"> value. </w:t>
+      </w:r>
+      <w:r>
+        <w:t>(e.g.</w:t>
+      </w:r>
+      <w:r>
+        <w:t xml:space="preserve"> Open, Close,</w:t>
+      </w:r>
+      <w:r>
+        <w:t xml:space="preserve"> Evacuate etc.)</w:t>
+      </w:r>
+    </w:p>
+    <w:p>
+      <w:r>
+        <w:t xml:space="preserve">- message: a string </w:t>
+      </w:r>
+      <w:r>
+        <w:t xml:space="preserve">that explains the notice, </w:t>
+      </w:r>
+      <w:r>
+        <w:t xml:space="preserve">(e.g. </w:t>
+      </w:r>
+      <w:r>
+        <w:t>"Tournament network instability".</w:t>
+      </w:r>
+      <w:r>
+        <w:t>)</w:t>
+      </w:r>
+    </w:p>
+    <w:p>
+      <w:r>
+        <w:t xml:space="preserve">- value: an </w:t>
+      </w:r>
+      <w:proofErr w:type="spellStart"/>
+      <w:r>
+        <w:t>int</w:t>
+      </w:r>
+      <w:proofErr w:type="spellEnd"/>
+      <w:r>
+        <w:t xml:space="preserve"> carrying an optional numeric value, </w:t>
+      </w:r>
+      <w:r>
+        <w:t xml:space="preserve">(e.g. the capacity </w:t>
+      </w:r>
+      <w:r>
+        <w:t xml:space="preserve">threshold used by a </w:t>
+      </w:r>
+      <w:proofErr w:type="spellStart"/>
+      <w:r>
+        <w:t>CapacityAlert</w:t>
+      </w:r>
+      <w:proofErr w:type="spellEnd"/>
+      <w:r>
+        <w:t>.</w:t>
+      </w:r>
+      <w:r>
+        <w:t>)</w:t>
+      </w:r>
+    </w:p>
+    <w:p/>
+    <w:p>
+      <w:r>
+        <w:t>The main advantage of push is that observers immediately receive the precise</w:t>
+      </w:r>
+    </w:p>
+    <w:p>
+      <w:r>
+        <w:t>information needed to react</w:t>
+      </w:r>
+      <w:r>
+        <w:t>.</w:t>
+      </w:r>
+      <w:r>
+        <w:t xml:space="preserve"> </w:t>
+      </w:r>
+      <w:r>
+        <w:t>T</w:t>
+      </w:r>
+      <w:r>
+        <w:t>hey do</w:t>
+      </w:r>
+      <w:r>
+        <w:t>n’t</w:t>
+      </w:r>
+      <w:r>
+        <w:t xml:space="preserve"> need to query a Subject for current</w:t>
+      </w:r>
+    </w:p>
+    <w:p>
+      <w:r>
+        <w:t xml:space="preserve">state during an urgent notice. It also keeps </w:t>
+      </w:r>
+      <w:r>
+        <w:t>the notification cascade simple.</w:t>
+      </w:r>
+    </w:p>
+    <w:p>
+      <w:r>
+        <w:t>E</w:t>
+      </w:r>
+      <w:r>
+        <w:t xml:space="preserve">ach </w:t>
+      </w:r>
+      <w:proofErr w:type="spellStart"/>
+      <w:r>
+        <w:t>EventGroup</w:t>
+      </w:r>
+      <w:proofErr w:type="spellEnd"/>
+      <w:r>
+        <w:t xml:space="preserve"> can forward the same </w:t>
+      </w:r>
+      <w:proofErr w:type="spellStart"/>
+      <w:r>
+        <w:t>EventNotice</w:t>
+      </w:r>
+      <w:proofErr w:type="spellEnd"/>
+      <w:r>
+        <w:t xml:space="preserve"> to its local observers.</w:t>
+      </w:r>
+    </w:p>
+    <w:p/>
+    <w:p>
+      <w:r>
+        <w:t xml:space="preserve">The trade-off is that </w:t>
+      </w:r>
+      <w:proofErr w:type="spellStart"/>
+      <w:r>
+        <w:t>EventNotice</w:t>
+      </w:r>
+      <w:proofErr w:type="spellEnd"/>
+      <w:r>
+        <w:t xml:space="preserve"> </w:t>
+      </w:r>
+      <w:r>
+        <w:t xml:space="preserve">had to </w:t>
+      </w:r>
+      <w:r>
+        <w:t>be designed to carry enough information</w:t>
+      </w:r>
+    </w:p>
+    <w:p>
+      <w:r>
+        <w:t>for all relevant observers. If a notice later needs more context, the value</w:t>
+      </w:r>
+    </w:p>
+    <w:p>
+      <w:r>
+        <w:t>type must be extended and observers may need updates. A pull model would keep</w:t>
+      </w:r>
+    </w:p>
+    <w:p>
+      <w:r>
+        <w:t>the update message smaller and let each observer query only the state it needs,</w:t>
+      </w:r>
+    </w:p>
+    <w:p>
+      <w:r>
+        <w:t>but would couple observers to Subject query operations and add extra calls at</w:t>
+      </w:r>
+    </w:p>
+    <w:p>
+      <w:r>
+        <w:t xml:space="preserve">notification time. </w:t>
+      </w:r>
+      <w:bookmarkStart w:id="0" w:name="_GoBack"/>
+      <w:bookmarkEnd w:id="0"/>
     </w:p>
     <w:p>
       <w:pPr>
         <w:pStyle w:val="Heading1"/>
-        <w:rPr/>
-      </w:pPr>
-      <w:r>
-        <w:rPr/>
-        <w:t xml:space="preserve">Task </w:t>
-      </w:r>
-      <w:r>
-        <w:rPr/>
-        <w:t>5</w:t>
-      </w:r>
-    </w:p>
-    <w:p>
-      <w:pPr>
-        <w:pStyle w:val="Normal"/>
-        <w:rPr/>
-      </w:pPr>
-      <w:r>
-        <w:rPr/>
+      </w:pPr>
+      <w:r>
+        <w:t>T</w:t>
+      </w:r>
+      <w:r>
+        <w:t>ask 5</w:t>
+      </w:r>
+    </w:p>
+    <w:p>
+      <w:r>
         <w:t>5.1)</w:t>
       </w:r>
     </w:p>
     <w:p>
-      <w:pPr>
-        <w:pStyle w:val="Normal"/>
-        <w:rPr/>
-      </w:pPr>
-      <w:r>
-        <w:rPr/>
+      <w:r>
         <w:t>5.2)</w:t>
       </w:r>
     </w:p>
     <w:p>
-      <w:pPr>
-        <w:pStyle w:val="Normal"/>
-        <w:rPr/>
-      </w:pPr>
-      <w:r>
-        <w:rPr/>
+      <w:r>
         <w:t>5.3)</w:t>
       </w:r>
     </w:p>
     <w:p>
-      <w:pPr>
-        <w:pStyle w:val="Normal"/>
-        <w:rPr/>
-      </w:pPr>
-      <w:r>
-        <w:rPr/>
+      <w:r>
         <w:t>5.4)</w:t>
       </w:r>
     </w:p>
     <w:p>
       <w:pPr>
         <w:pStyle w:val="Heading1"/>
-        <w:rPr/>
-      </w:pPr>
-      <w:r>
-        <w:rPr/>
-        <w:t xml:space="preserve">Task </w:t>
-      </w:r>
-      <w:r>
-        <w:rPr/>
-        <w:t>7</w:t>
-      </w:r>
-    </w:p>
-    <w:p>
-      <w:pPr>
-        <w:pStyle w:val="Normal"/>
-        <w:rPr/>
-      </w:pPr>
-      <w:r>
-        <w:rPr/>
+      </w:pPr>
+      <w:r>
+        <w:t>Task 7</w:t>
+      </w:r>
+    </w:p>
+    <w:p>
+      <w:r>
         <w:t>7.4</w:t>
       </w:r>
     </w:p>
-    <w:p>
-      <w:pPr>
-        <w:pStyle w:val="Normal"/>
-        <w:widowControl/>
-        <w:bidi w:val="0"/>
-        <w:spacing w:lineRule="auto" w:line="278" w:before="0" w:after="160"/>
-        <w:jc w:val="start"/>
-        <w:rPr/>
-      </w:pPr>
-      <w:r>
-        <w:rPr/>
-      </w:r>
-    </w:p>
+    <w:p/>
     <w:sectPr>
-      <w:type w:val="nextPage"/>
       <w:pgSz w:w="11906" w:h="16838"/>
-      <w:pgMar w:left="1440" w:right="1440" w:gutter="0" w:header="0" w:top="1440" w:footer="0" w:bottom="1440"/>
-      <w:pgNumType w:fmt="decimal"/>
-      <w:formProt w:val="false"/>
-      <w:textDirection w:val="lrTb"/>
-      <w:docGrid w:type="default" w:linePitch="360" w:charSpace="0"/>
+      <w:pgMar w:top="1440" w:right="1440" w:bottom="1440" w:left="1440" w:header="0" w:footer="0" w:gutter="0"/>
+      <w:cols w:space="720"/>
+      <w:formProt w:val="0"/>
+      <w:docGrid w:linePitch="360"/>
     </w:sectPr>
   </w:body>
 </w:document>
 </file>
 
 <file path=word/numbering.xml><?xml version="1.0" encoding="utf-8"?>
-<w:numbering xmlns:w="http://schemas.openxmlformats.org/wordprocessingml/2006/main" xmlns:o="urn:schemas-microsoft-com:office:office" xmlns:r="http://schemas.openxmlformats.org/officeDocument/2006/relationships" xmlns:v="urn:schemas-microsoft-com:vml" xmlns:mc="http://schemas.openxmlformats.org/markup-compatibility/2006" xmlns:w14="http://schemas.microsoft.com/office/word/2010/wordml" mc:Ignorable="w14">
-  <w:abstractNum w:abstractNumId="1">
+<w:numbering xmlns:wpc="http://schemas.microsoft.com/office/word/2010/wordprocessingCanvas" xmlns:cx="http://schemas.microsoft.com/office/drawing/2014/chartex" xmlns:mc="http://schemas.openxmlformats.org/markup-compatibility/2006" xmlns:o="urn:schemas-microsoft-com:office:office" xmlns:r="http://schemas.openxmlformats.org/officeDocument/2006/relationships" xmlns:m="http://schemas.openxmlformats.org/officeDocument/2006/math" xmlns:v="urn:schemas-microsoft-com:vml" xmlns:wp14="http://schemas.microsoft.com/office/word/2010/wordprocessingDrawing" xmlns:wp="http://schemas.openxmlformats.org/drawingml/2006/wordprocessingDrawing" xmlns:w10="urn:schemas-microsoft-com:office:word" xmlns:w="http://schemas.openxmlformats.org/wordprocessingml/2006/main" xmlns:w14="http://schemas.microsoft.com/office/word/2010/wordml" xmlns:w15="http://schemas.microsoft.com/office/word/2012/wordml" xmlns:w16se="http://schemas.microsoft.com/office/word/2015/wordml/symex" xmlns:wpg="http://schemas.microsoft.com/office/word/2010/wordprocessingGroup" xmlns:wpi="http://schemas.microsoft.com/office/word/2010/wordprocessingInk" xmlns:wne="http://schemas.microsoft.com/office/word/2006/wordml" xmlns:wps="http://schemas.microsoft.com/office/word/2010/wordprocessingShape" mc:Ignorable="w14 w15 w16se wp14">
+  <w:abstractNum w:abstractNumId="0" w15:restartNumberingAfterBreak="0">
+    <w:nsid w:val="03CB24AE"/>
+    <w:multiLevelType w:val="multilevel"/>
+    <w:tmpl w:val="CAD865F8"/>
     <w:lvl w:ilvl="0">
       <w:start w:val="1"/>
       <w:numFmt w:val="bullet"/>
       <w:lvlText w:val=""/>
-      <w:lvlJc w:val="start"/>
+      <w:lvlJc w:val="left"/>
       <w:pPr>
         <w:tabs>
           <w:tab w:val="num" w:pos="0"/>
         </w:tabs>
-        <w:ind w:start="720" w:hanging="360"/>
+        <w:ind w:left="720" w:hanging="360"/>
       </w:pPr>
       <w:rPr>
         <w:rFonts w:ascii="Symbol" w:hAnsi="Symbol" w:cs="Symbol" w:hint="default"/>
@@ -538,12 +1417,12 @@
       <w:start w:val="1"/>
       <w:numFmt w:val="bullet"/>
       <w:lvlText w:val="o"/>
-      <w:lvlJc w:val="start"/>
+      <w:lvlJc w:val="left"/>
       <w:pPr>
         <w:tabs>
           <w:tab w:val="num" w:pos="0"/>
         </w:tabs>
-        <w:ind w:start="1440" w:hanging="360"/>
+        <w:ind w:left="1440" w:hanging="360"/>
       </w:pPr>
       <w:rPr>
         <w:rFonts w:ascii="Courier New" w:hAnsi="Courier New" w:cs="Courier New" w:hint="default"/>
@@ -553,12 +1432,12 @@
       <w:start w:val="1"/>
       <w:numFmt w:val="bullet"/>
       <w:lvlText w:val=""/>
-      <w:lvlJc w:val="start"/>
+      <w:lvlJc w:val="left"/>
       <w:pPr>
         <w:tabs>
           <w:tab w:val="num" w:pos="0"/>
         </w:tabs>
-        <w:ind w:start="2160" w:hanging="360"/>
+        <w:ind w:left="2160" w:hanging="360"/>
       </w:pPr>
       <w:rPr>
         <w:rFonts w:ascii="Wingdings" w:hAnsi="Wingdings" w:cs="Wingdings" w:hint="default"/>
@@ -568,12 +1447,12 @@
       <w:start w:val="1"/>
       <w:numFmt w:val="bullet"/>
       <w:lvlText w:val=""/>
-      <w:lvlJc w:val="start"/>
+      <w:lvlJc w:val="left"/>
       <w:pPr>
         <w:tabs>
           <w:tab w:val="num" w:pos="0"/>
         </w:tabs>
-        <w:ind w:start="2880" w:hanging="360"/>
+        <w:ind w:left="2880" w:hanging="360"/>
       </w:pPr>
       <w:rPr>
         <w:rFonts w:ascii="Symbol" w:hAnsi="Symbol" w:cs="Symbol" w:hint="default"/>
@@ -583,12 +1462,12 @@
       <w:start w:val="1"/>
       <w:numFmt w:val="bullet"/>
       <w:lvlText w:val="o"/>
-      <w:lvlJc w:val="start"/>
+      <w:lvlJc w:val="left"/>
       <w:pPr>
         <w:tabs>
           <w:tab w:val="num" w:pos="0"/>
         </w:tabs>
-        <w:ind w:start="3600" w:hanging="360"/>
+        <w:ind w:left="3600" w:hanging="360"/>
       </w:pPr>
       <w:rPr>
         <w:rFonts w:ascii="Courier New" w:hAnsi="Courier New" w:cs="Courier New" w:hint="default"/>
@@ -598,12 +1477,12 @@
       <w:start w:val="1"/>
       <w:numFmt w:val="bullet"/>
       <w:lvlText w:val=""/>
-      <w:lvlJc w:val="start"/>
+      <w:lvlJc w:val="left"/>
       <w:pPr>
         <w:tabs>
           <w:tab w:val="num" w:pos="0"/>
         </w:tabs>
-        <w:ind w:start="4320" w:hanging="360"/>
+        <w:ind w:left="4320" w:hanging="360"/>
       </w:pPr>
       <w:rPr>
         <w:rFonts w:ascii="Wingdings" w:hAnsi="Wingdings" w:cs="Wingdings" w:hint="default"/>
@@ -613,12 +1492,12 @@
       <w:start w:val="1"/>
       <w:numFmt w:val="bullet"/>
       <w:lvlText w:val=""/>
-      <w:lvlJc w:val="start"/>
+      <w:lvlJc w:val="left"/>
       <w:pPr>
         <w:tabs>
           <w:tab w:val="num" w:pos="0"/>
         </w:tabs>
-        <w:ind w:start="5040" w:hanging="360"/>
+        <w:ind w:left="5040" w:hanging="360"/>
       </w:pPr>
       <w:rPr>
         <w:rFonts w:ascii="Symbol" w:hAnsi="Symbol" w:cs="Symbol" w:hint="default"/>
@@ -628,12 +1507,12 @@
       <w:start w:val="1"/>
       <w:numFmt w:val="bullet"/>
       <w:lvlText w:val="o"/>
-      <w:lvlJc w:val="start"/>
+      <w:lvlJc w:val="left"/>
       <w:pPr>
         <w:tabs>
           <w:tab w:val="num" w:pos="0"/>
         </w:tabs>
-        <w:ind w:start="5760" w:hanging="360"/>
+        <w:ind w:left="5760" w:hanging="360"/>
       </w:pPr>
       <w:rPr>
         <w:rFonts w:ascii="Courier New" w:hAnsi="Courier New" w:cs="Courier New" w:hint="default"/>
@@ -643,30 +1522,33 @@
       <w:start w:val="1"/>
       <w:numFmt w:val="bullet"/>
       <w:lvlText w:val=""/>
-      <w:lvlJc w:val="start"/>
+      <w:lvlJc w:val="left"/>
       <w:pPr>
         <w:tabs>
           <w:tab w:val="num" w:pos="0"/>
         </w:tabs>
-        <w:ind w:start="6480" w:hanging="360"/>
+        <w:ind w:left="6480" w:hanging="360"/>
       </w:pPr>
       <w:rPr>
         <w:rFonts w:ascii="Wingdings" w:hAnsi="Wingdings" w:cs="Wingdings" w:hint="default"/>
       </w:rPr>
     </w:lvl>
   </w:abstractNum>
-  <w:abstractNum w:abstractNumId="2">
+  <w:abstractNum w:abstractNumId="1" w15:restartNumberingAfterBreak="0">
+    <w:nsid w:val="35972320"/>
+    <w:multiLevelType w:val="multilevel"/>
+    <w:tmpl w:val="58728C06"/>
     <w:lvl w:ilvl="0">
       <w:start w:val="1"/>
       <w:numFmt w:val="none"/>
       <w:suff w:val="nothing"/>
       <w:lvlText w:val=""/>
-      <w:lvlJc w:val="start"/>
+      <w:lvlJc w:val="left"/>
       <w:pPr>
         <w:tabs>
           <w:tab w:val="num" w:pos="0"/>
         </w:tabs>
-        <w:ind w:start="0" w:hanging="0"/>
+        <w:ind w:left="0" w:firstLine="0"/>
       </w:pPr>
     </w:lvl>
     <w:lvl w:ilvl="1">
@@ -674,12 +1556,12 @@
       <w:numFmt w:val="none"/>
       <w:suff w:val="nothing"/>
       <w:lvlText w:val=""/>
-      <w:lvlJc w:val="start"/>
+      <w:lvlJc w:val="left"/>
       <w:pPr>
         <w:tabs>
           <w:tab w:val="num" w:pos="0"/>
         </w:tabs>
-        <w:ind w:start="0" w:hanging="0"/>
+        <w:ind w:left="0" w:firstLine="0"/>
       </w:pPr>
     </w:lvl>
     <w:lvl w:ilvl="2">
@@ -687,12 +1569,12 @@
       <w:numFmt w:val="none"/>
       <w:suff w:val="nothing"/>
       <w:lvlText w:val=""/>
-      <w:lvlJc w:val="start"/>
+      <w:lvlJc w:val="left"/>
       <w:pPr>
         <w:tabs>
           <w:tab w:val="num" w:pos="0"/>
         </w:tabs>
-        <w:ind w:start="0" w:hanging="0"/>
+        <w:ind w:left="0" w:firstLine="0"/>
       </w:pPr>
     </w:lvl>
     <w:lvl w:ilvl="3">
@@ -700,12 +1582,12 @@
       <w:numFmt w:val="none"/>
       <w:suff w:val="nothing"/>
       <w:lvlText w:val=""/>
-      <w:lvlJc w:val="start"/>
+      <w:lvlJc w:val="left"/>
       <w:pPr>
         <w:tabs>
           <w:tab w:val="num" w:pos="0"/>
         </w:tabs>
-        <w:ind w:start="0" w:hanging="0"/>
+        <w:ind w:left="0" w:firstLine="0"/>
       </w:pPr>
     </w:lvl>
     <w:lvl w:ilvl="4">
@@ -713,12 +1595,12 @@
       <w:numFmt w:val="none"/>
       <w:suff w:val="nothing"/>
       <w:lvlText w:val=""/>
-      <w:lvlJc w:val="start"/>
+      <w:lvlJc w:val="left"/>
       <w:pPr>
         <w:tabs>
           <w:tab w:val="num" w:pos="0"/>
         </w:tabs>
-        <w:ind w:start="0" w:hanging="0"/>
+        <w:ind w:left="0" w:firstLine="0"/>
       </w:pPr>
     </w:lvl>
     <w:lvl w:ilvl="5">
@@ -726,12 +1608,12 @@
       <w:numFmt w:val="none"/>
       <w:suff w:val="nothing"/>
       <w:lvlText w:val=""/>
-      <w:lvlJc w:val="start"/>
+      <w:lvlJc w:val="left"/>
       <w:pPr>
         <w:tabs>
           <w:tab w:val="num" w:pos="0"/>
         </w:tabs>
-        <w:ind w:start="0" w:hanging="0"/>
+        <w:ind w:left="0" w:firstLine="0"/>
       </w:pPr>
     </w:lvl>
     <w:lvl w:ilvl="6">
@@ -739,12 +1621,12 @@
       <w:numFmt w:val="none"/>
       <w:suff w:val="nothing"/>
       <w:lvlText w:val=""/>
-      <w:lvlJc w:val="start"/>
+      <w:lvlJc w:val="left"/>
       <w:pPr>
         <w:tabs>
           <w:tab w:val="num" w:pos="0"/>
         </w:tabs>
-        <w:ind w:start="0" w:hanging="0"/>
+        <w:ind w:left="0" w:firstLine="0"/>
       </w:pPr>
     </w:lvl>
     <w:lvl w:ilvl="7">
@@ -752,12 +1634,12 @@
       <w:numFmt w:val="none"/>
       <w:suff w:val="nothing"/>
       <w:lvlText w:val=""/>
-      <w:lvlJc w:val="start"/>
+      <w:lvlJc w:val="left"/>
       <w:pPr>
         <w:tabs>
           <w:tab w:val="num" w:pos="0"/>
         </w:tabs>
-        <w:ind w:start="0" w:hanging="0"/>
+        <w:ind w:left="0" w:firstLine="0"/>
       </w:pPr>
     </w:lvl>
     <w:lvl w:ilvl="8">
@@ -765,30 +1647,30 @@
       <w:numFmt w:val="none"/>
       <w:suff w:val="nothing"/>
       <w:lvlText w:val=""/>
-      <w:lvlJc w:val="start"/>
+      <w:lvlJc w:val="left"/>
       <w:pPr>
         <w:tabs>
           <w:tab w:val="num" w:pos="0"/>
         </w:tabs>
-        <w:ind w:start="0" w:hanging="0"/>
+        <w:ind w:left="0" w:firstLine="0"/>
       </w:pPr>
     </w:lvl>
   </w:abstractNum>
   <w:num w:numId="1">
-    <w:abstractNumId w:val="1"/>
+    <w:abstractNumId w:val="0"/>
   </w:num>
   <w:num w:numId="2">
-    <w:abstractNumId w:val="2"/>
+    <w:abstractNumId w:val="1"/>
   </w:num>
 </w:numbering>
 </file>
 
 <file path=word/styles.xml><?xml version="1.0" encoding="utf-8"?>
-<w:styles xmlns:w="http://schemas.openxmlformats.org/wordprocessingml/2006/main" xmlns:w14="http://schemas.microsoft.com/office/word/2010/wordml" xmlns:mc="http://schemas.openxmlformats.org/markup-compatibility/2006" mc:Ignorable="w14">
+<w:styles xmlns:mc="http://schemas.openxmlformats.org/markup-compatibility/2006" xmlns:r="http://schemas.openxmlformats.org/officeDocument/2006/relationships" xmlns:w="http://schemas.openxmlformats.org/wordprocessingml/2006/main" xmlns:w14="http://schemas.microsoft.com/office/word/2010/wordml" xmlns:w15="http://schemas.microsoft.com/office/word/2012/wordml" xmlns:w16se="http://schemas.microsoft.com/office/word/2015/wordml/symex" mc:Ignorable="w14 w15 w16se">
   <w:docDefaults>
     <w:rPrDefault>
       <w:rPr>
-        <w:rFonts w:ascii="Aptos" w:hAnsi="Aptos" w:eastAsia="Aptos" w:cs="" w:asciiTheme="minorHAnsi" w:cstheme="minorBidi" w:eastAsiaTheme="minorHAnsi" w:hAnsiTheme="minorHAnsi"/>
+        <w:rFonts w:asciiTheme="minorHAnsi" w:eastAsiaTheme="minorHAnsi" w:hAnsiTheme="minorHAnsi" w:cstheme="minorBidi"/>
         <w:kern w:val="2"/>
         <w:sz w:val="24"/>
         <w:szCs w:val="24"/>
@@ -798,21 +1680,21 @@
     </w:rPrDefault>
     <w:pPrDefault>
       <w:pPr>
-        <w:suppressAutoHyphens w:val="true"/>
+        <w:suppressAutoHyphens/>
       </w:pPr>
     </w:pPrDefault>
   </w:docDefaults>
-  <w:latentStyles w:defLockedState="0" w:defUIPriority="99" w:defSemiHidden="0" w:defUnhideWhenUsed="0" w:defQFormat="0" w:count="376">
+  <w:latentStyles w:defLockedState="0" w:defUIPriority="99" w:defSemiHidden="0" w:defUnhideWhenUsed="0" w:defQFormat="0" w:count="371">
     <w:lsdException w:name="Normal" w:uiPriority="0" w:qFormat="1"/>
     <w:lsdException w:name="heading 1" w:uiPriority="9" w:qFormat="1"/>
-    <w:lsdException w:name="heading 2" w:uiPriority="9" w:semiHidden="1" w:unhideWhenUsed="1" w:qFormat="1"/>
-    <w:lsdException w:name="heading 3" w:uiPriority="9" w:semiHidden="1" w:unhideWhenUsed="1" w:qFormat="1"/>
-    <w:lsdException w:name="heading 4" w:uiPriority="9" w:semiHidden="1" w:unhideWhenUsed="1" w:qFormat="1"/>
-    <w:lsdException w:name="heading 5" w:uiPriority="9" w:semiHidden="1" w:unhideWhenUsed="1" w:qFormat="1"/>
-    <w:lsdException w:name="heading 6" w:uiPriority="9" w:semiHidden="1" w:unhideWhenUsed="1" w:qFormat="1"/>
-    <w:lsdException w:name="heading 7" w:uiPriority="9" w:semiHidden="1" w:unhideWhenUsed="1" w:qFormat="1"/>
-    <w:lsdException w:name="heading 8" w:uiPriority="9" w:semiHidden="1" w:unhideWhenUsed="1" w:qFormat="1"/>
-    <w:lsdException w:name="heading 9" w:uiPriority="9" w:semiHidden="1" w:unhideWhenUsed="1" w:qFormat="1"/>
+    <w:lsdException w:name="heading 2" w:semiHidden="1" w:uiPriority="9" w:unhideWhenUsed="1" w:qFormat="1"/>
+    <w:lsdException w:name="heading 3" w:semiHidden="1" w:uiPriority="9" w:unhideWhenUsed="1" w:qFormat="1"/>
+    <w:lsdException w:name="heading 4" w:semiHidden="1" w:uiPriority="9" w:unhideWhenUsed="1" w:qFormat="1"/>
+    <w:lsdException w:name="heading 5" w:semiHidden="1" w:uiPriority="9" w:unhideWhenUsed="1" w:qFormat="1"/>
+    <w:lsdException w:name="heading 6" w:semiHidden="1" w:uiPriority="9" w:unhideWhenUsed="1" w:qFormat="1"/>
+    <w:lsdException w:name="heading 7" w:semiHidden="1" w:uiPriority="9" w:unhideWhenUsed="1" w:qFormat="1"/>
+    <w:lsdException w:name="heading 8" w:semiHidden="1" w:uiPriority="9" w:unhideWhenUsed="1" w:qFormat="1"/>
+    <w:lsdException w:name="heading 9" w:semiHidden="1" w:uiPriority="9" w:unhideWhenUsed="1" w:qFormat="1"/>
     <w:lsdException w:name="index 1" w:semiHidden="1" w:unhideWhenUsed="1"/>
     <w:lsdException w:name="index 2" w:semiHidden="1" w:unhideWhenUsed="1"/>
     <w:lsdException w:name="index 3" w:semiHidden="1" w:unhideWhenUsed="1"/>
@@ -822,22 +1704,22 @@
     <w:lsdException w:name="index 7" w:semiHidden="1" w:unhideWhenUsed="1"/>
     <w:lsdException w:name="index 8" w:semiHidden="1" w:unhideWhenUsed="1"/>
     <w:lsdException w:name="index 9" w:semiHidden="1" w:unhideWhenUsed="1"/>
-    <w:lsdException w:name="toc 1" w:uiPriority="39" w:semiHidden="1" w:unhideWhenUsed="1"/>
-    <w:lsdException w:name="toc 2" w:uiPriority="39" w:semiHidden="1" w:unhideWhenUsed="1"/>
-    <w:lsdException w:name="toc 3" w:uiPriority="39" w:semiHidden="1" w:unhideWhenUsed="1"/>
-    <w:lsdException w:name="toc 4" w:uiPriority="39" w:semiHidden="1" w:unhideWhenUsed="1"/>
-    <w:lsdException w:name="toc 5" w:uiPriority="39" w:semiHidden="1" w:unhideWhenUsed="1"/>
-    <w:lsdException w:name="toc 6" w:uiPriority="39" w:semiHidden="1" w:unhideWhenUsed="1"/>
-    <w:lsdException w:name="toc 7" w:uiPriority="39" w:semiHidden="1" w:unhideWhenUsed="1"/>
-    <w:lsdException w:name="toc 8" w:uiPriority="39" w:semiHidden="1" w:unhideWhenUsed="1"/>
-    <w:lsdException w:name="toc 9" w:uiPriority="39" w:semiHidden="1" w:unhideWhenUsed="1"/>
+    <w:lsdException w:name="toc 1" w:semiHidden="1" w:uiPriority="39" w:unhideWhenUsed="1"/>
+    <w:lsdException w:name="toc 2" w:semiHidden="1" w:uiPriority="39" w:unhideWhenUsed="1"/>
+    <w:lsdException w:name="toc 3" w:semiHidden="1" w:uiPriority="39" w:unhideWhenUsed="1"/>
+    <w:lsdException w:name="toc 4" w:semiHidden="1" w:uiPriority="39" w:unhideWhenUsed="1"/>
+    <w:lsdException w:name="toc 5" w:semiHidden="1" w:uiPriority="39" w:unhideWhenUsed="1"/>
+    <w:lsdException w:name="toc 6" w:semiHidden="1" w:uiPriority="39" w:unhideWhenUsed="1"/>
+    <w:lsdException w:name="toc 7" w:semiHidden="1" w:uiPriority="39" w:unhideWhenUsed="1"/>
+    <w:lsdException w:name="toc 8" w:semiHidden="1" w:uiPriority="39" w:unhideWhenUsed="1"/>
+    <w:lsdException w:name="toc 9" w:semiHidden="1" w:uiPriority="39" w:unhideWhenUsed="1"/>
     <w:lsdException w:name="Normal Indent" w:semiHidden="1" w:unhideWhenUsed="1"/>
     <w:lsdException w:name="footnote text" w:semiHidden="1" w:unhideWhenUsed="1"/>
     <w:lsdException w:name="annotation text" w:semiHidden="1" w:unhideWhenUsed="1"/>
     <w:lsdException w:name="header" w:semiHidden="1" w:unhideWhenUsed="1"/>
     <w:lsdException w:name="footer" w:semiHidden="1" w:unhideWhenUsed="1"/>
     <w:lsdException w:name="index heading" w:semiHidden="1" w:unhideWhenUsed="1"/>
-    <w:lsdException w:name="caption" w:uiPriority="35" w:semiHidden="1" w:unhideWhenUsed="1" w:qFormat="1"/>
+    <w:lsdException w:name="caption" w:semiHidden="1" w:uiPriority="35" w:unhideWhenUsed="1" w:qFormat="1"/>
     <w:lsdException w:name="table of figures" w:semiHidden="1" w:unhideWhenUsed="1"/>
     <w:lsdException w:name="envelope address" w:semiHidden="1" w:unhideWhenUsed="1"/>
     <w:lsdException w:name="envelope return" w:semiHidden="1" w:unhideWhenUsed="1"/>
@@ -868,7 +1750,7 @@
     <w:lsdException w:name="Title" w:uiPriority="10" w:qFormat="1"/>
     <w:lsdException w:name="Closing" w:semiHidden="1" w:unhideWhenUsed="1"/>
     <w:lsdException w:name="Signature" w:semiHidden="1" w:unhideWhenUsed="1"/>
-    <w:lsdException w:name="Default Paragraph Font" w:uiPriority="1" w:semiHidden="1" w:unhideWhenUsed="1"/>
+    <w:lsdException w:name="Default Paragraph Font" w:semiHidden="1" w:uiPriority="1" w:unhideWhenUsed="1"/>
     <w:lsdException w:name="Body Text" w:semiHidden="1" w:unhideWhenUsed="1"/>
     <w:lsdException w:name="Body Text Indent" w:semiHidden="1" w:unhideWhenUsed="1"/>
     <w:lsdException w:name="List Continue" w:semiHidden="1" w:unhideWhenUsed="1"/>
@@ -1068,8 +1950,8 @@
     <w:lsdException w:name="Subtle Reference" w:uiPriority="31" w:qFormat="1"/>
     <w:lsdException w:name="Intense Reference" w:uiPriority="32" w:qFormat="1"/>
     <w:lsdException w:name="Book Title" w:uiPriority="33" w:qFormat="1"/>
-    <w:lsdException w:name="Bibliography" w:uiPriority="37" w:semiHidden="1" w:unhideWhenUsed="1"/>
-    <w:lsdException w:name="TOC Heading" w:uiPriority="39" w:semiHidden="1" w:unhideWhenUsed="1" w:qFormat="1"/>
+    <w:lsdException w:name="Bibliography" w:semiHidden="1" w:uiPriority="37" w:unhideWhenUsed="1"/>
+    <w:lsdException w:name="TOC Heading" w:semiHidden="1" w:uiPriority="39" w:unhideWhenUsed="1" w:qFormat="1"/>
     <w:lsdException w:name="Plain Table 1" w:uiPriority="41"/>
     <w:lsdException w:name="Plain Table 2" w:uiPriority="42"/>
     <w:lsdException w:name="Plain Table 3" w:uiPriority="43"/>
@@ -1174,31 +2056,13 @@
     <w:lsdException w:name="List Table 5 Dark Accent 6" w:uiPriority="50"/>
     <w:lsdException w:name="List Table 6 Colorful Accent 6" w:uiPriority="51"/>
     <w:lsdException w:name="List Table 7 Colorful Accent 6" w:uiPriority="52"/>
-    <w:lsdException w:name="Mention" w:semiHidden="1" w:unhideWhenUsed="1"/>
-    <w:lsdException w:name="Smart Hyperlink" w:semiHidden="1" w:unhideWhenUsed="1"/>
-    <w:lsdException w:name="Hashtag" w:semiHidden="1" w:unhideWhenUsed="1"/>
-    <w:lsdException w:name="Unresolved Mention" w:semiHidden="1" w:unhideWhenUsed="1"/>
-    <w:lsdException w:name="Smart Link" w:semiHidden="1" w:unhideWhenUsed="1"/>
   </w:latentStyles>
-  <w:style w:type="paragraph" w:styleId="Normal" w:default="1">
+  <w:style w:type="paragraph" w:default="1" w:styleId="Normal">
     <w:name w:val="Normal"/>
     <w:qFormat/>
     <w:pPr>
-      <w:widowControl/>
-      <w:suppressAutoHyphens w:val="true"/>
-      <w:bidi w:val="0"/>
-      <w:spacing w:lineRule="auto" w:line="278" w:before="0" w:after="160"/>
-      <w:jc w:val="start"/>
+      <w:spacing w:after="160" w:line="278" w:lineRule="auto"/>
     </w:pPr>
-    <w:rPr>
-      <w:rFonts w:ascii="Aptos" w:hAnsi="Aptos" w:eastAsia="Aptos" w:cs="" w:asciiTheme="minorHAnsi" w:cstheme="minorBidi" w:eastAsiaTheme="minorHAnsi" w:hAnsiTheme="minorHAnsi"/>
-      <w:color w:val="auto"/>
-      <w:kern w:val="2"/>
-      <w:sz w:val="24"/>
-      <w:szCs w:val="24"/>
-      <w:lang w:val="en-ZA" w:eastAsia="en-US" w:bidi="ar-SA"/>
-      <w14:ligatures w14:val="standardContextual"/>
-    </w:rPr>
   </w:style>
   <w:style w:type="paragraph" w:styleId="Heading1">
     <w:name w:val="heading 1"/>
@@ -1207,16 +2071,16 @@
     <w:link w:val="Heading1Char"/>
     <w:uiPriority w:val="9"/>
     <w:qFormat/>
-    <w:rsid w:val="0046671c"/>
+    <w:rsid w:val="0046671C"/>
     <w:pPr>
-      <w:keepNext w:val="true"/>
+      <w:keepNext/>
       <w:keepLines/>
       <w:spacing w:before="360" w:after="80"/>
       <w:outlineLvl w:val="0"/>
     </w:pPr>
     <w:rPr>
-      <w:rFonts w:ascii="Aptos Display" w:hAnsi="Aptos Display" w:eastAsia="" w:cs="" w:asciiTheme="majorHAnsi" w:cstheme="majorBidi" w:eastAsiaTheme="majorEastAsia" w:hAnsiTheme="majorHAnsi"/>
-      <w:color w:themeColor="accent1" w:themeShade="bf" w:val="0F4761"/>
+      <w:rFonts w:asciiTheme="majorHAnsi" w:eastAsiaTheme="majorEastAsia" w:hAnsiTheme="majorHAnsi" w:cstheme="majorBidi"/>
+      <w:color w:val="0F4761" w:themeColor="accent1" w:themeShade="BF"/>
       <w:sz w:val="40"/>
       <w:szCs w:val="40"/>
     </w:rPr>
@@ -1230,16 +2094,16 @@
     <w:semiHidden/>
     <w:unhideWhenUsed/>
     <w:qFormat/>
-    <w:rsid w:val="0046671c"/>
+    <w:rsid w:val="0046671C"/>
     <w:pPr>
-      <w:keepNext w:val="true"/>
+      <w:keepNext/>
       <w:keepLines/>
       <w:spacing w:before="160" w:after="80"/>
       <w:outlineLvl w:val="1"/>
     </w:pPr>
     <w:rPr>
-      <w:rFonts w:ascii="Aptos Display" w:hAnsi="Aptos Display" w:eastAsia="" w:cs="" w:asciiTheme="majorHAnsi" w:cstheme="majorBidi" w:eastAsiaTheme="majorEastAsia" w:hAnsiTheme="majorHAnsi"/>
-      <w:color w:themeColor="accent1" w:themeShade="bf" w:val="0F4761"/>
+      <w:rFonts w:asciiTheme="majorHAnsi" w:eastAsiaTheme="majorEastAsia" w:hAnsiTheme="majorHAnsi" w:cstheme="majorBidi"/>
+      <w:color w:val="0F4761" w:themeColor="accent1" w:themeShade="BF"/>
       <w:sz w:val="32"/>
       <w:szCs w:val="32"/>
     </w:rPr>
@@ -1253,16 +2117,16 @@
     <w:semiHidden/>
     <w:unhideWhenUsed/>
     <w:qFormat/>
-    <w:rsid w:val="0046671c"/>
+    <w:rsid w:val="0046671C"/>
     <w:pPr>
-      <w:keepNext w:val="true"/>
+      <w:keepNext/>
       <w:keepLines/>
       <w:spacing w:before="160" w:after="80"/>
       <w:outlineLvl w:val="2"/>
     </w:pPr>
     <w:rPr>
-      <w:rFonts w:eastAsia="" w:cs="" w:cstheme="majorBidi" w:eastAsiaTheme="majorEastAsia"/>
-      <w:color w:themeColor="accent1" w:themeShade="bf" w:val="0F4761"/>
+      <w:rFonts w:eastAsiaTheme="majorEastAsia" w:cstheme="majorBidi"/>
+      <w:color w:val="0F4761" w:themeColor="accent1" w:themeShade="BF"/>
       <w:sz w:val="28"/>
       <w:szCs w:val="28"/>
     </w:rPr>
@@ -1276,18 +2140,18 @@
     <w:semiHidden/>
     <w:unhideWhenUsed/>
     <w:qFormat/>
-    <w:rsid w:val="0046671c"/>
+    <w:rsid w:val="0046671C"/>
     <w:pPr>
-      <w:keepNext w:val="true"/>
+      <w:keepNext/>
       <w:keepLines/>
       <w:spacing w:before="80" w:after="40"/>
       <w:outlineLvl w:val="3"/>
     </w:pPr>
     <w:rPr>
-      <w:rFonts w:eastAsia="" w:cs="" w:cstheme="majorBidi" w:eastAsiaTheme="majorEastAsia"/>
+      <w:rFonts w:eastAsiaTheme="majorEastAsia" w:cstheme="majorBidi"/>
       <w:i/>
       <w:iCs/>
-      <w:color w:themeColor="accent1" w:themeShade="bf" w:val="0F4761"/>
+      <w:color w:val="0F4761" w:themeColor="accent1" w:themeShade="BF"/>
     </w:rPr>
   </w:style>
   <w:style w:type="paragraph" w:styleId="Heading5">
@@ -1299,16 +2163,16 @@
     <w:semiHidden/>
     <w:unhideWhenUsed/>
     <w:qFormat/>
-    <w:rsid w:val="0046671c"/>
+    <w:rsid w:val="0046671C"/>
     <w:pPr>
-      <w:keepNext w:val="true"/>
+      <w:keepNext/>
       <w:keepLines/>
       <w:spacing w:before="80" w:after="40"/>
       <w:outlineLvl w:val="4"/>
     </w:pPr>
     <w:rPr>
-      <w:rFonts w:eastAsia="" w:cs="" w:cstheme="majorBidi" w:eastAsiaTheme="majorEastAsia"/>
-      <w:color w:themeColor="accent1" w:themeShade="bf" w:val="0F4761"/>
+      <w:rFonts w:eastAsiaTheme="majorEastAsia" w:cstheme="majorBidi"/>
+      <w:color w:val="0F4761" w:themeColor="accent1" w:themeShade="BF"/>
     </w:rPr>
   </w:style>
   <w:style w:type="paragraph" w:styleId="Heading6">
@@ -1320,18 +2184,18 @@
     <w:semiHidden/>
     <w:unhideWhenUsed/>
     <w:qFormat/>
-    <w:rsid w:val="0046671c"/>
+    <w:rsid w:val="0046671C"/>
     <w:pPr>
-      <w:keepNext w:val="true"/>
+      <w:keepNext/>
       <w:keepLines/>
       <w:spacing w:before="40" w:after="0"/>
       <w:outlineLvl w:val="5"/>
     </w:pPr>
     <w:rPr>
-      <w:rFonts w:eastAsia="" w:cs="" w:cstheme="majorBidi" w:eastAsiaTheme="majorEastAsia"/>
+      <w:rFonts w:eastAsiaTheme="majorEastAsia" w:cstheme="majorBidi"/>
       <w:i/>
       <w:iCs/>
-      <w:color w:themeColor="text1" w:themeTint="a6" w:val="595959"/>
+      <w:color w:val="595959" w:themeColor="text1" w:themeTint="A6"/>
     </w:rPr>
   </w:style>
   <w:style w:type="paragraph" w:styleId="Heading7">
@@ -1343,16 +2207,16 @@
     <w:semiHidden/>
     <w:unhideWhenUsed/>
     <w:qFormat/>
-    <w:rsid w:val="0046671c"/>
+    <w:rsid w:val="0046671C"/>
     <w:pPr>
-      <w:keepNext w:val="true"/>
+      <w:keepNext/>
       <w:keepLines/>
       <w:spacing w:before="40" w:after="0"/>
       <w:outlineLvl w:val="6"/>
     </w:pPr>
     <w:rPr>
-      <w:rFonts w:eastAsia="" w:cs="" w:cstheme="majorBidi" w:eastAsiaTheme="majorEastAsia"/>
-      <w:color w:themeColor="text1" w:themeTint="a6" w:val="595959"/>
+      <w:rFonts w:eastAsiaTheme="majorEastAsia" w:cstheme="majorBidi"/>
+      <w:color w:val="595959" w:themeColor="text1" w:themeTint="A6"/>
     </w:rPr>
   </w:style>
   <w:style w:type="paragraph" w:styleId="Heading8">
@@ -1364,18 +2228,18 @@
     <w:semiHidden/>
     <w:unhideWhenUsed/>
     <w:qFormat/>
-    <w:rsid w:val="0046671c"/>
+    <w:rsid w:val="0046671C"/>
     <w:pPr>
-      <w:keepNext w:val="true"/>
+      <w:keepNext/>
       <w:keepLines/>
-      <w:spacing w:before="0" w:after="0"/>
+      <w:spacing w:after="0"/>
       <w:outlineLvl w:val="7"/>
     </w:pPr>
     <w:rPr>
-      <w:rFonts w:eastAsia="" w:cs="" w:cstheme="majorBidi" w:eastAsiaTheme="majorEastAsia"/>
+      <w:rFonts w:eastAsiaTheme="majorEastAsia" w:cstheme="majorBidi"/>
       <w:i/>
       <w:iCs/>
-      <w:color w:themeColor="text1" w:themeTint="d8" w:val="272727"/>
+      <w:color w:val="272727" w:themeColor="text1" w:themeTint="D8"/>
     </w:rPr>
   </w:style>
   <w:style w:type="paragraph" w:styleId="Heading9">
@@ -1387,391 +2251,23 @@
     <w:semiHidden/>
     <w:unhideWhenUsed/>
     <w:qFormat/>
-    <w:rsid w:val="0046671c"/>
+    <w:rsid w:val="0046671C"/>
     <w:pPr>
-      <w:keepNext w:val="true"/>
+      <w:keepNext/>
       <w:keepLines/>
-      <w:spacing w:before="0" w:after="0"/>
+      <w:spacing w:after="0"/>
       <w:outlineLvl w:val="8"/>
     </w:pPr>
     <w:rPr>
-      <w:rFonts w:eastAsia="" w:cs="" w:cstheme="majorBidi" w:eastAsiaTheme="majorEastAsia"/>
-      <w:color w:themeColor="text1" w:themeTint="d8" w:val="272727"/>
-    </w:rPr>
-  </w:style>
-  <w:style w:type="character" w:styleId="DefaultParagraphFont" w:default="1">
+      <w:rFonts w:eastAsiaTheme="majorEastAsia" w:cstheme="majorBidi"/>
+      <w:color w:val="272727" w:themeColor="text1" w:themeTint="D8"/>
+    </w:rPr>
+  </w:style>
+  <w:style w:type="character" w:default="1" w:styleId="DefaultParagraphFont">
     <w:name w:val="Default Paragraph Font"/>
     <w:uiPriority w:val="1"/>
     <w:semiHidden/>
     <w:unhideWhenUsed/>
-    <w:qFormat/>
-    <w:rPr/>
-  </w:style>
-  <w:style w:type="character" w:styleId="Heading1Char" w:customStyle="1">
-    <w:name w:val="Heading 1 Char"/>
-    <w:basedOn w:val="DefaultParagraphFont"/>
-    <w:link w:val="Heading1"/>
-    <w:uiPriority w:val="9"/>
-    <w:qFormat/>
-    <w:rsid w:val="0046671c"/>
-    <w:rPr>
-      <w:rFonts w:ascii="Aptos Display" w:hAnsi="Aptos Display" w:eastAsia="" w:cs="" w:asciiTheme="majorHAnsi" w:cstheme="majorBidi" w:eastAsiaTheme="majorEastAsia" w:hAnsiTheme="majorHAnsi"/>
-      <w:color w:themeColor="accent1" w:themeShade="bf" w:val="0F4761"/>
-      <w:sz w:val="40"/>
-      <w:szCs w:val="40"/>
-    </w:rPr>
-  </w:style>
-  <w:style w:type="character" w:styleId="Heading2Char" w:customStyle="1">
-    <w:name w:val="Heading 2 Char"/>
-    <w:basedOn w:val="DefaultParagraphFont"/>
-    <w:link w:val="Heading2"/>
-    <w:uiPriority w:val="9"/>
-    <w:semiHidden/>
-    <w:qFormat/>
-    <w:rsid w:val="0046671c"/>
-    <w:rPr>
-      <w:rFonts w:ascii="Aptos Display" w:hAnsi="Aptos Display" w:eastAsia="" w:cs="" w:asciiTheme="majorHAnsi" w:cstheme="majorBidi" w:eastAsiaTheme="majorEastAsia" w:hAnsiTheme="majorHAnsi"/>
-      <w:color w:themeColor="accent1" w:themeShade="bf" w:val="0F4761"/>
-      <w:sz w:val="32"/>
-      <w:szCs w:val="32"/>
-    </w:rPr>
-  </w:style>
-  <w:style w:type="character" w:styleId="Heading3Char" w:customStyle="1">
-    <w:name w:val="Heading 3 Char"/>
-    <w:basedOn w:val="DefaultParagraphFont"/>
-    <w:link w:val="Heading3"/>
-    <w:uiPriority w:val="9"/>
-    <w:semiHidden/>
-    <w:qFormat/>
-    <w:rsid w:val="0046671c"/>
-    <w:rPr>
-      <w:rFonts w:eastAsia="" w:cs="" w:cstheme="majorBidi" w:eastAsiaTheme="majorEastAsia"/>
-      <w:color w:themeColor="accent1" w:themeShade="bf" w:val="0F4761"/>
-      <w:sz w:val="28"/>
-      <w:szCs w:val="28"/>
-    </w:rPr>
-  </w:style>
-  <w:style w:type="character" w:styleId="Heading4Char" w:customStyle="1">
-    <w:name w:val="Heading 4 Char"/>
-    <w:basedOn w:val="DefaultParagraphFont"/>
-    <w:link w:val="Heading4"/>
-    <w:uiPriority w:val="9"/>
-    <w:semiHidden/>
-    <w:qFormat/>
-    <w:rsid w:val="0046671c"/>
-    <w:rPr>
-      <w:rFonts w:eastAsia="" w:cs="" w:cstheme="majorBidi" w:eastAsiaTheme="majorEastAsia"/>
-      <w:i/>
-      <w:iCs/>
-      <w:color w:themeColor="accent1" w:themeShade="bf" w:val="0F4761"/>
-    </w:rPr>
-  </w:style>
-  <w:style w:type="character" w:styleId="Heading5Char" w:customStyle="1">
-    <w:name w:val="Heading 5 Char"/>
-    <w:basedOn w:val="DefaultParagraphFont"/>
-    <w:link w:val="Heading5"/>
-    <w:uiPriority w:val="9"/>
-    <w:semiHidden/>
-    <w:qFormat/>
-    <w:rsid w:val="0046671c"/>
-    <w:rPr>
-      <w:rFonts w:eastAsia="" w:cs="" w:cstheme="majorBidi" w:eastAsiaTheme="majorEastAsia"/>
-      <w:color w:themeColor="accent1" w:themeShade="bf" w:val="0F4761"/>
-    </w:rPr>
-  </w:style>
-  <w:style w:type="character" w:styleId="Heading6Char" w:customStyle="1">
-    <w:name w:val="Heading 6 Char"/>
-    <w:basedOn w:val="DefaultParagraphFont"/>
-    <w:link w:val="Heading6"/>
-    <w:uiPriority w:val="9"/>
-    <w:semiHidden/>
-    <w:qFormat/>
-    <w:rsid w:val="0046671c"/>
-    <w:rPr>
-      <w:rFonts w:eastAsia="" w:cs="" w:cstheme="majorBidi" w:eastAsiaTheme="majorEastAsia"/>
-      <w:i/>
-      <w:iCs/>
-      <w:color w:themeColor="text1" w:themeTint="a6" w:val="595959"/>
-    </w:rPr>
-  </w:style>
-  <w:style w:type="character" w:styleId="Heading7Char" w:customStyle="1">
-    <w:name w:val="Heading 7 Char"/>
-    <w:basedOn w:val="DefaultParagraphFont"/>
-    <w:link w:val="Heading7"/>
-    <w:uiPriority w:val="9"/>
-    <w:semiHidden/>
-    <w:qFormat/>
-    <w:rsid w:val="0046671c"/>
-    <w:rPr>
-      <w:rFonts w:eastAsia="" w:cs="" w:cstheme="majorBidi" w:eastAsiaTheme="majorEastAsia"/>
-      <w:color w:themeColor="text1" w:themeTint="a6" w:val="595959"/>
-    </w:rPr>
-  </w:style>
-  <w:style w:type="character" w:styleId="Heading8Char" w:customStyle="1">
-    <w:name w:val="Heading 8 Char"/>
-    <w:basedOn w:val="DefaultParagraphFont"/>
-    <w:link w:val="Heading8"/>
-    <w:uiPriority w:val="9"/>
-    <w:semiHidden/>
-    <w:qFormat/>
-    <w:rsid w:val="0046671c"/>
-    <w:rPr>
-      <w:rFonts w:eastAsia="" w:cs="" w:cstheme="majorBidi" w:eastAsiaTheme="majorEastAsia"/>
-      <w:i/>
-      <w:iCs/>
-      <w:color w:themeColor="text1" w:themeTint="d8" w:val="272727"/>
-    </w:rPr>
-  </w:style>
-  <w:style w:type="character" w:styleId="Heading9Char" w:customStyle="1">
-    <w:name w:val="Heading 9 Char"/>
-    <w:basedOn w:val="DefaultParagraphFont"/>
-    <w:link w:val="Heading9"/>
-    <w:uiPriority w:val="9"/>
-    <w:semiHidden/>
-    <w:qFormat/>
-    <w:rsid w:val="0046671c"/>
-    <w:rPr>
-      <w:rFonts w:eastAsia="" w:cs="" w:cstheme="majorBidi" w:eastAsiaTheme="majorEastAsia"/>
-      <w:color w:themeColor="text1" w:themeTint="d8" w:val="272727"/>
-    </w:rPr>
-  </w:style>
-  <w:style w:type="character" w:styleId="TitleChar" w:customStyle="1">
-    <w:name w:val="Title Char"/>
-    <w:basedOn w:val="DefaultParagraphFont"/>
-    <w:link w:val="Title"/>
-    <w:uiPriority w:val="10"/>
-    <w:qFormat/>
-    <w:rsid w:val="0046671c"/>
-    <w:rPr>
-      <w:rFonts w:ascii="Aptos Display" w:hAnsi="Aptos Display" w:eastAsia="" w:cs="" w:asciiTheme="majorHAnsi" w:cstheme="majorBidi" w:eastAsiaTheme="majorEastAsia" w:hAnsiTheme="majorHAnsi"/>
-      <w:spacing w:val="-10"/>
-      <w:kern w:val="2"/>
-      <w:sz w:val="56"/>
-      <w:szCs w:val="56"/>
-    </w:rPr>
-  </w:style>
-  <w:style w:type="character" w:styleId="SubtitleChar" w:customStyle="1">
-    <w:name w:val="Subtitle Char"/>
-    <w:basedOn w:val="DefaultParagraphFont"/>
-    <w:link w:val="Subtitle"/>
-    <w:uiPriority w:val="11"/>
-    <w:qFormat/>
-    <w:rsid w:val="0046671c"/>
-    <w:rPr>
-      <w:rFonts w:eastAsia="" w:cs="" w:cstheme="majorBidi" w:eastAsiaTheme="majorEastAsia"/>
-      <w:color w:themeColor="text1" w:themeTint="a6" w:val="595959"/>
-      <w:spacing w:val="15"/>
-      <w:sz w:val="28"/>
-      <w:szCs w:val="28"/>
-    </w:rPr>
-  </w:style>
-  <w:style w:type="character" w:styleId="QuoteChar" w:customStyle="1">
-    <w:name w:val="Quote Char"/>
-    <w:basedOn w:val="DefaultParagraphFont"/>
-    <w:link w:val="Quote"/>
-    <w:uiPriority w:val="29"/>
-    <w:qFormat/>
-    <w:rsid w:val="0046671c"/>
-    <w:rPr>
-      <w:i/>
-      <w:iCs/>
-      <w:color w:themeColor="text1" w:themeTint="bf" w:val="404040"/>
-    </w:rPr>
-  </w:style>
-  <w:style w:type="character" w:styleId="IntenseEmphasis">
-    <w:name w:val="Intense Emphasis"/>
-    <w:basedOn w:val="DefaultParagraphFont"/>
-    <w:uiPriority w:val="21"/>
-    <w:qFormat/>
-    <w:rsid w:val="0046671c"/>
-    <w:rPr>
-      <w:i/>
-      <w:iCs/>
-      <w:color w:themeColor="accent1" w:themeShade="bf" w:val="0F4761"/>
-    </w:rPr>
-  </w:style>
-  <w:style w:type="character" w:styleId="IntenseQuoteChar" w:customStyle="1">
-    <w:name w:val="Intense Quote Char"/>
-    <w:basedOn w:val="DefaultParagraphFont"/>
-    <w:link w:val="IntenseQuote"/>
-    <w:uiPriority w:val="30"/>
-    <w:qFormat/>
-    <w:rsid w:val="0046671c"/>
-    <w:rPr>
-      <w:i/>
-      <w:iCs/>
-      <w:color w:themeColor="accent1" w:themeShade="bf" w:val="0F4761"/>
-    </w:rPr>
-  </w:style>
-  <w:style w:type="character" w:styleId="IntenseReference">
-    <w:name w:val="Intense Reference"/>
-    <w:basedOn w:val="DefaultParagraphFont"/>
-    <w:uiPriority w:val="32"/>
-    <w:qFormat/>
-    <w:rsid w:val="0046671c"/>
-    <w:rPr>
-      <w:b/>
-      <w:bCs/>
-      <w:smallCaps/>
-      <w:color w:themeColor="accent1" w:themeShade="bf" w:val="0F4761"/>
-      <w:spacing w:val="5"/>
-    </w:rPr>
-  </w:style>
-  <w:style w:type="paragraph" w:styleId="Heading">
-    <w:name w:val="Heading"/>
-    <w:basedOn w:val="Normal"/>
-    <w:next w:val="BodyText"/>
-    <w:qFormat/>
-    <w:pPr>
-      <w:keepNext w:val="true"/>
-      <w:spacing w:before="240" w:after="120"/>
-    </w:pPr>
-    <w:rPr>
-      <w:rFonts w:ascii="Liberation Sans" w:hAnsi="Liberation Sans" w:eastAsia="Noto Sans CJK SC" w:cs="Noto Sans Devanagari"/>
-      <w:sz w:val="28"/>
-      <w:szCs w:val="28"/>
-    </w:rPr>
-  </w:style>
-  <w:style w:type="paragraph" w:styleId="BodyText">
-    <w:name w:val="Body Text"/>
-    <w:basedOn w:val="Normal"/>
-    <w:pPr>
-      <w:spacing w:lineRule="auto" w:line="276" w:before="0" w:after="140"/>
-    </w:pPr>
-    <w:rPr/>
-  </w:style>
-  <w:style w:type="paragraph" w:styleId="List">
-    <w:name w:val="List"/>
-    <w:basedOn w:val="BodyText"/>
-    <w:pPr/>
-    <w:rPr>
-      <w:rFonts w:cs="Noto Sans Devanagari"/>
-    </w:rPr>
-  </w:style>
-  <w:style w:type="paragraph" w:styleId="Caption">
-    <w:name w:val="caption"/>
-    <w:basedOn w:val="Normal"/>
-    <w:qFormat/>
-    <w:pPr>
-      <w:suppressLineNumbers/>
-      <w:spacing w:before="120" w:after="120"/>
-    </w:pPr>
-    <w:rPr>
-      <w:rFonts w:cs="Noto Sans Devanagari"/>
-      <w:i/>
-      <w:iCs/>
-      <w:sz w:val="24"/>
-      <w:szCs w:val="24"/>
-    </w:rPr>
-  </w:style>
-  <w:style w:type="paragraph" w:styleId="Index">
-    <w:name w:val="Index"/>
-    <w:basedOn w:val="Normal"/>
-    <w:qFormat/>
-    <w:pPr>
-      <w:suppressLineNumbers/>
-    </w:pPr>
-    <w:rPr>
-      <w:rFonts w:cs="Noto Sans Devanagari"/>
-    </w:rPr>
-  </w:style>
-  <w:style w:type="paragraph" w:styleId="Title">
-    <w:name w:val="Title"/>
-    <w:basedOn w:val="Normal"/>
-    <w:next w:val="Normal"/>
-    <w:link w:val="TitleChar"/>
-    <w:uiPriority w:val="10"/>
-    <w:qFormat/>
-    <w:rsid w:val="0046671c"/>
-    <w:pPr>
-      <w:spacing w:lineRule="auto" w:line="240" w:before="0" w:after="80"/>
-      <w:contextualSpacing/>
-    </w:pPr>
-    <w:rPr>
-      <w:rFonts w:ascii="Aptos Display" w:hAnsi="Aptos Display" w:eastAsia="" w:cs="" w:asciiTheme="majorHAnsi" w:cstheme="majorBidi" w:eastAsiaTheme="majorEastAsia" w:hAnsiTheme="majorHAnsi"/>
-      <w:spacing w:val="-10"/>
-      <w:kern w:val="2"/>
-      <w:sz w:val="56"/>
-      <w:szCs w:val="56"/>
-    </w:rPr>
-  </w:style>
-  <w:style w:type="paragraph" w:styleId="Subtitle">
-    <w:name w:val="Subtitle"/>
-    <w:basedOn w:val="Normal"/>
-    <w:next w:val="Normal"/>
-    <w:link w:val="SubtitleChar"/>
-    <w:uiPriority w:val="11"/>
-    <w:qFormat/>
-    <w:rsid w:val="0046671c"/>
-    <w:pPr/>
-    <w:rPr>
-      <w:rFonts w:eastAsia="" w:cs="" w:cstheme="majorBidi" w:eastAsiaTheme="majorEastAsia"/>
-      <w:color w:themeColor="text1" w:themeTint="a6" w:val="595959"/>
-      <w:spacing w:val="15"/>
-      <w:sz w:val="28"/>
-      <w:szCs w:val="28"/>
-    </w:rPr>
-  </w:style>
-  <w:style w:type="paragraph" w:styleId="Quote">
-    <w:name w:val="Quote"/>
-    <w:basedOn w:val="Normal"/>
-    <w:next w:val="Normal"/>
-    <w:link w:val="QuoteChar"/>
-    <w:uiPriority w:val="29"/>
-    <w:qFormat/>
-    <w:rsid w:val="0046671c"/>
-    <w:pPr>
-      <w:spacing w:before="160" w:after="160"/>
-      <w:jc w:val="center"/>
-    </w:pPr>
-    <w:rPr>
-      <w:i/>
-      <w:iCs/>
-      <w:color w:themeColor="text1" w:themeTint="bf" w:val="404040"/>
-    </w:rPr>
-  </w:style>
-  <w:style w:type="paragraph" w:styleId="ListParagraph">
-    <w:name w:val="List Paragraph"/>
-    <w:basedOn w:val="Normal"/>
-    <w:uiPriority w:val="34"/>
-    <w:qFormat/>
-    <w:rsid w:val="0046671c"/>
-    <w:pPr>
-      <w:spacing w:before="0" w:after="160"/>
-      <w:ind w:start="720"/>
-      <w:contextualSpacing/>
-    </w:pPr>
-    <w:rPr/>
-  </w:style>
-  <w:style w:type="paragraph" w:styleId="IntenseQuote">
-    <w:name w:val="Intense Quote"/>
-    <w:basedOn w:val="Normal"/>
-    <w:next w:val="Normal"/>
-    <w:link w:val="IntenseQuoteChar"/>
-    <w:uiPriority w:val="30"/>
-    <w:qFormat/>
-    <w:rsid w:val="0046671c"/>
-    <w:pPr>
-      <w:pBdr>
-        <w:top w:val="single" w:sz="4" w:space="10" w:color="0F4761" w:themeColor="accent1" w:themeShade="bf"/>
-        <w:bottom w:val="single" w:sz="4" w:space="10" w:color="0F4761" w:themeColor="accent1" w:themeShade="bf"/>
-      </w:pBdr>
-      <w:spacing w:before="360" w:after="360"/>
-      <w:ind w:start="864" w:end="864"/>
-      <w:jc w:val="center"/>
-    </w:pPr>
-    <w:rPr>
-      <w:i/>
-      <w:iCs/>
-      <w:color w:themeColor="accent1" w:themeShade="bf" w:val="0F4761"/>
-    </w:rPr>
-  </w:style>
-  <w:style w:type="numbering" w:styleId="NoList" w:default="1">
-    <w:name w:val="No List"/>
-    <w:uiPriority w:val="99"/>
-    <w:semiHidden/>
-    <w:unhideWhenUsed/>
-    <w:qFormat/>
   </w:style>
   <w:style w:type="table" w:default="1" w:styleId="TableNormal">
     <w:name w:val="Normal Table"/>
@@ -1779,6 +2275,7 @@
     <w:semiHidden/>
     <w:unhideWhenUsed/>
     <w:tblPr>
+      <w:tblInd w:w="0" w:type="dxa"/>
       <w:tblCellMar>
         <w:top w:w="0" w:type="dxa"/>
         <w:left w:w="108" w:type="dxa"/>
@@ -1787,11 +2284,368 @@
       </w:tblCellMar>
     </w:tblPr>
   </w:style>
+  <w:style w:type="numbering" w:default="1" w:styleId="NoList">
+    <w:name w:val="No List"/>
+    <w:uiPriority w:val="99"/>
+    <w:semiHidden/>
+    <w:unhideWhenUsed/>
+  </w:style>
+  <w:style w:type="character" w:customStyle="1" w:styleId="Heading1Char">
+    <w:name w:val="Heading 1 Char"/>
+    <w:basedOn w:val="DefaultParagraphFont"/>
+    <w:link w:val="Heading1"/>
+    <w:uiPriority w:val="9"/>
+    <w:qFormat/>
+    <w:rsid w:val="0046671C"/>
+    <w:rPr>
+      <w:rFonts w:asciiTheme="majorHAnsi" w:eastAsiaTheme="majorEastAsia" w:hAnsiTheme="majorHAnsi" w:cstheme="majorBidi"/>
+      <w:color w:val="0F4761" w:themeColor="accent1" w:themeShade="BF"/>
+      <w:sz w:val="40"/>
+      <w:szCs w:val="40"/>
+    </w:rPr>
+  </w:style>
+  <w:style w:type="character" w:customStyle="1" w:styleId="Heading2Char">
+    <w:name w:val="Heading 2 Char"/>
+    <w:basedOn w:val="DefaultParagraphFont"/>
+    <w:link w:val="Heading2"/>
+    <w:uiPriority w:val="9"/>
+    <w:semiHidden/>
+    <w:qFormat/>
+    <w:rsid w:val="0046671C"/>
+    <w:rPr>
+      <w:rFonts w:asciiTheme="majorHAnsi" w:eastAsiaTheme="majorEastAsia" w:hAnsiTheme="majorHAnsi" w:cstheme="majorBidi"/>
+      <w:color w:val="0F4761" w:themeColor="accent1" w:themeShade="BF"/>
+      <w:sz w:val="32"/>
+      <w:szCs w:val="32"/>
+    </w:rPr>
+  </w:style>
+  <w:style w:type="character" w:customStyle="1" w:styleId="Heading3Char">
+    <w:name w:val="Heading 3 Char"/>
+    <w:basedOn w:val="DefaultParagraphFont"/>
+    <w:link w:val="Heading3"/>
+    <w:uiPriority w:val="9"/>
+    <w:semiHidden/>
+    <w:qFormat/>
+    <w:rsid w:val="0046671C"/>
+    <w:rPr>
+      <w:rFonts w:eastAsiaTheme="majorEastAsia" w:cstheme="majorBidi"/>
+      <w:color w:val="0F4761" w:themeColor="accent1" w:themeShade="BF"/>
+      <w:sz w:val="28"/>
+      <w:szCs w:val="28"/>
+    </w:rPr>
+  </w:style>
+  <w:style w:type="character" w:customStyle="1" w:styleId="Heading4Char">
+    <w:name w:val="Heading 4 Char"/>
+    <w:basedOn w:val="DefaultParagraphFont"/>
+    <w:link w:val="Heading4"/>
+    <w:uiPriority w:val="9"/>
+    <w:semiHidden/>
+    <w:qFormat/>
+    <w:rsid w:val="0046671C"/>
+    <w:rPr>
+      <w:rFonts w:eastAsiaTheme="majorEastAsia" w:cstheme="majorBidi"/>
+      <w:i/>
+      <w:iCs/>
+      <w:color w:val="0F4761" w:themeColor="accent1" w:themeShade="BF"/>
+    </w:rPr>
+  </w:style>
+  <w:style w:type="character" w:customStyle="1" w:styleId="Heading5Char">
+    <w:name w:val="Heading 5 Char"/>
+    <w:basedOn w:val="DefaultParagraphFont"/>
+    <w:link w:val="Heading5"/>
+    <w:uiPriority w:val="9"/>
+    <w:semiHidden/>
+    <w:qFormat/>
+    <w:rsid w:val="0046671C"/>
+    <w:rPr>
+      <w:rFonts w:eastAsiaTheme="majorEastAsia" w:cstheme="majorBidi"/>
+      <w:color w:val="0F4761" w:themeColor="accent1" w:themeShade="BF"/>
+    </w:rPr>
+  </w:style>
+  <w:style w:type="character" w:customStyle="1" w:styleId="Heading6Char">
+    <w:name w:val="Heading 6 Char"/>
+    <w:basedOn w:val="DefaultParagraphFont"/>
+    <w:link w:val="Heading6"/>
+    <w:uiPriority w:val="9"/>
+    <w:semiHidden/>
+    <w:qFormat/>
+    <w:rsid w:val="0046671C"/>
+    <w:rPr>
+      <w:rFonts w:eastAsiaTheme="majorEastAsia" w:cstheme="majorBidi"/>
+      <w:i/>
+      <w:iCs/>
+      <w:color w:val="595959" w:themeColor="text1" w:themeTint="A6"/>
+    </w:rPr>
+  </w:style>
+  <w:style w:type="character" w:customStyle="1" w:styleId="Heading7Char">
+    <w:name w:val="Heading 7 Char"/>
+    <w:basedOn w:val="DefaultParagraphFont"/>
+    <w:link w:val="Heading7"/>
+    <w:uiPriority w:val="9"/>
+    <w:semiHidden/>
+    <w:qFormat/>
+    <w:rsid w:val="0046671C"/>
+    <w:rPr>
+      <w:rFonts w:eastAsiaTheme="majorEastAsia" w:cstheme="majorBidi"/>
+      <w:color w:val="595959" w:themeColor="text1" w:themeTint="A6"/>
+    </w:rPr>
+  </w:style>
+  <w:style w:type="character" w:customStyle="1" w:styleId="Heading8Char">
+    <w:name w:val="Heading 8 Char"/>
+    <w:basedOn w:val="DefaultParagraphFont"/>
+    <w:link w:val="Heading8"/>
+    <w:uiPriority w:val="9"/>
+    <w:semiHidden/>
+    <w:qFormat/>
+    <w:rsid w:val="0046671C"/>
+    <w:rPr>
+      <w:rFonts w:eastAsiaTheme="majorEastAsia" w:cstheme="majorBidi"/>
+      <w:i/>
+      <w:iCs/>
+      <w:color w:val="272727" w:themeColor="text1" w:themeTint="D8"/>
+    </w:rPr>
+  </w:style>
+  <w:style w:type="character" w:customStyle="1" w:styleId="Heading9Char">
+    <w:name w:val="Heading 9 Char"/>
+    <w:basedOn w:val="DefaultParagraphFont"/>
+    <w:link w:val="Heading9"/>
+    <w:uiPriority w:val="9"/>
+    <w:semiHidden/>
+    <w:qFormat/>
+    <w:rsid w:val="0046671C"/>
+    <w:rPr>
+      <w:rFonts w:eastAsiaTheme="majorEastAsia" w:cstheme="majorBidi"/>
+      <w:color w:val="272727" w:themeColor="text1" w:themeTint="D8"/>
+    </w:rPr>
+  </w:style>
+  <w:style w:type="character" w:customStyle="1" w:styleId="TitleChar">
+    <w:name w:val="Title Char"/>
+    <w:basedOn w:val="DefaultParagraphFont"/>
+    <w:link w:val="Title"/>
+    <w:uiPriority w:val="10"/>
+    <w:qFormat/>
+    <w:rsid w:val="0046671C"/>
+    <w:rPr>
+      <w:rFonts w:asciiTheme="majorHAnsi" w:eastAsiaTheme="majorEastAsia" w:hAnsiTheme="majorHAnsi" w:cstheme="majorBidi"/>
+      <w:spacing w:val="-10"/>
+      <w:kern w:val="2"/>
+      <w:sz w:val="56"/>
+      <w:szCs w:val="56"/>
+    </w:rPr>
+  </w:style>
+  <w:style w:type="character" w:customStyle="1" w:styleId="SubtitleChar">
+    <w:name w:val="Subtitle Char"/>
+    <w:basedOn w:val="DefaultParagraphFont"/>
+    <w:link w:val="Subtitle"/>
+    <w:uiPriority w:val="11"/>
+    <w:qFormat/>
+    <w:rsid w:val="0046671C"/>
+    <w:rPr>
+      <w:rFonts w:eastAsiaTheme="majorEastAsia" w:cstheme="majorBidi"/>
+      <w:color w:val="595959" w:themeColor="text1" w:themeTint="A6"/>
+      <w:spacing w:val="15"/>
+      <w:sz w:val="28"/>
+      <w:szCs w:val="28"/>
+    </w:rPr>
+  </w:style>
+  <w:style w:type="character" w:customStyle="1" w:styleId="QuoteChar">
+    <w:name w:val="Quote Char"/>
+    <w:basedOn w:val="DefaultParagraphFont"/>
+    <w:link w:val="Quote"/>
+    <w:uiPriority w:val="29"/>
+    <w:qFormat/>
+    <w:rsid w:val="0046671C"/>
+    <w:rPr>
+      <w:i/>
+      <w:iCs/>
+      <w:color w:val="404040" w:themeColor="text1" w:themeTint="BF"/>
+    </w:rPr>
+  </w:style>
+  <w:style w:type="character" w:styleId="IntenseEmphasis">
+    <w:name w:val="Intense Emphasis"/>
+    <w:basedOn w:val="DefaultParagraphFont"/>
+    <w:uiPriority w:val="21"/>
+    <w:qFormat/>
+    <w:rsid w:val="0046671C"/>
+    <w:rPr>
+      <w:i/>
+      <w:iCs/>
+      <w:color w:val="0F4761" w:themeColor="accent1" w:themeShade="BF"/>
+    </w:rPr>
+  </w:style>
+  <w:style w:type="character" w:customStyle="1" w:styleId="IntenseQuoteChar">
+    <w:name w:val="Intense Quote Char"/>
+    <w:basedOn w:val="DefaultParagraphFont"/>
+    <w:link w:val="IntenseQuote"/>
+    <w:uiPriority w:val="30"/>
+    <w:qFormat/>
+    <w:rsid w:val="0046671C"/>
+    <w:rPr>
+      <w:i/>
+      <w:iCs/>
+      <w:color w:val="0F4761" w:themeColor="accent1" w:themeShade="BF"/>
+    </w:rPr>
+  </w:style>
+  <w:style w:type="character" w:styleId="IntenseReference">
+    <w:name w:val="Intense Reference"/>
+    <w:basedOn w:val="DefaultParagraphFont"/>
+    <w:uiPriority w:val="32"/>
+    <w:qFormat/>
+    <w:rsid w:val="0046671C"/>
+    <w:rPr>
+      <w:b/>
+      <w:bCs/>
+      <w:smallCaps/>
+      <w:color w:val="0F4761" w:themeColor="accent1" w:themeShade="BF"/>
+      <w:spacing w:val="5"/>
+    </w:rPr>
+  </w:style>
+  <w:style w:type="paragraph" w:customStyle="1" w:styleId="Heading">
+    <w:name w:val="Heading"/>
+    <w:basedOn w:val="Normal"/>
+    <w:next w:val="BodyText"/>
+    <w:qFormat/>
+    <w:pPr>
+      <w:keepNext/>
+      <w:spacing w:before="240" w:after="120"/>
+    </w:pPr>
+    <w:rPr>
+      <w:rFonts w:ascii="Liberation Sans" w:eastAsia="Noto Sans CJK SC" w:hAnsi="Liberation Sans" w:cs="Noto Sans Devanagari"/>
+      <w:sz w:val="28"/>
+      <w:szCs w:val="28"/>
+    </w:rPr>
+  </w:style>
+  <w:style w:type="paragraph" w:styleId="BodyText">
+    <w:name w:val="Body Text"/>
+    <w:basedOn w:val="Normal"/>
+    <w:pPr>
+      <w:spacing w:after="140" w:line="276" w:lineRule="auto"/>
+    </w:pPr>
+  </w:style>
+  <w:style w:type="paragraph" w:styleId="List">
+    <w:name w:val="List"/>
+    <w:basedOn w:val="BodyText"/>
+    <w:rPr>
+      <w:rFonts w:cs="Noto Sans Devanagari"/>
+    </w:rPr>
+  </w:style>
+  <w:style w:type="paragraph" w:styleId="Caption">
+    <w:name w:val="caption"/>
+    <w:basedOn w:val="Normal"/>
+    <w:qFormat/>
+    <w:pPr>
+      <w:suppressLineNumbers/>
+      <w:spacing w:before="120" w:after="120"/>
+    </w:pPr>
+    <w:rPr>
+      <w:rFonts w:cs="Noto Sans Devanagari"/>
+      <w:i/>
+      <w:iCs/>
+    </w:rPr>
+  </w:style>
+  <w:style w:type="paragraph" w:customStyle="1" w:styleId="Index">
+    <w:name w:val="Index"/>
+    <w:basedOn w:val="Normal"/>
+    <w:qFormat/>
+    <w:pPr>
+      <w:suppressLineNumbers/>
+    </w:pPr>
+    <w:rPr>
+      <w:rFonts w:cs="Noto Sans Devanagari"/>
+    </w:rPr>
+  </w:style>
+  <w:style w:type="paragraph" w:styleId="Title">
+    <w:name w:val="Title"/>
+    <w:basedOn w:val="Normal"/>
+    <w:next w:val="Normal"/>
+    <w:link w:val="TitleChar"/>
+    <w:uiPriority w:val="10"/>
+    <w:qFormat/>
+    <w:rsid w:val="0046671C"/>
+    <w:pPr>
+      <w:spacing w:after="80" w:line="240" w:lineRule="auto"/>
+      <w:contextualSpacing/>
+    </w:pPr>
+    <w:rPr>
+      <w:rFonts w:asciiTheme="majorHAnsi" w:eastAsiaTheme="majorEastAsia" w:hAnsiTheme="majorHAnsi" w:cstheme="majorBidi"/>
+      <w:spacing w:val="-10"/>
+      <w:sz w:val="56"/>
+      <w:szCs w:val="56"/>
+    </w:rPr>
+  </w:style>
+  <w:style w:type="paragraph" w:styleId="Subtitle">
+    <w:name w:val="Subtitle"/>
+    <w:basedOn w:val="Normal"/>
+    <w:next w:val="Normal"/>
+    <w:link w:val="SubtitleChar"/>
+    <w:uiPriority w:val="11"/>
+    <w:qFormat/>
+    <w:rsid w:val="0046671C"/>
+    <w:rPr>
+      <w:rFonts w:eastAsiaTheme="majorEastAsia" w:cstheme="majorBidi"/>
+      <w:color w:val="595959" w:themeColor="text1" w:themeTint="A6"/>
+      <w:spacing w:val="15"/>
+      <w:sz w:val="28"/>
+      <w:szCs w:val="28"/>
+    </w:rPr>
+  </w:style>
+  <w:style w:type="paragraph" w:styleId="Quote">
+    <w:name w:val="Quote"/>
+    <w:basedOn w:val="Normal"/>
+    <w:next w:val="Normal"/>
+    <w:link w:val="QuoteChar"/>
+    <w:uiPriority w:val="29"/>
+    <w:qFormat/>
+    <w:rsid w:val="0046671C"/>
+    <w:pPr>
+      <w:spacing w:before="160"/>
+      <w:jc w:val="center"/>
+    </w:pPr>
+    <w:rPr>
+      <w:i/>
+      <w:iCs/>
+      <w:color w:val="404040" w:themeColor="text1" w:themeTint="BF"/>
+    </w:rPr>
+  </w:style>
+  <w:style w:type="paragraph" w:styleId="ListParagraph">
+    <w:name w:val="List Paragraph"/>
+    <w:basedOn w:val="Normal"/>
+    <w:uiPriority w:val="34"/>
+    <w:qFormat/>
+    <w:rsid w:val="0046671C"/>
+    <w:pPr>
+      <w:ind w:left="720"/>
+      <w:contextualSpacing/>
+    </w:pPr>
+  </w:style>
+  <w:style w:type="paragraph" w:styleId="IntenseQuote">
+    <w:name w:val="Intense Quote"/>
+    <w:basedOn w:val="Normal"/>
+    <w:next w:val="Normal"/>
+    <w:link w:val="IntenseQuoteChar"/>
+    <w:uiPriority w:val="30"/>
+    <w:qFormat/>
+    <w:rsid w:val="0046671C"/>
+    <w:pPr>
+      <w:pBdr>
+        <w:top w:val="single" w:sz="4" w:space="10" w:color="0F4761" w:themeColor="accent1" w:themeShade="BF"/>
+        <w:bottom w:val="single" w:sz="4" w:space="10" w:color="0F4761" w:themeColor="accent1" w:themeShade="BF"/>
+      </w:pBdr>
+      <w:spacing w:before="360" w:after="360"/>
+      <w:ind w:left="864" w:right="864"/>
+      <w:jc w:val="center"/>
+    </w:pPr>
+    <w:rPr>
+      <w:i/>
+      <w:iCs/>
+      <w:color w:val="0F4761" w:themeColor="accent1" w:themeShade="BF"/>
+    </w:rPr>
+  </w:style>
 </w:styles>
 </file>
 
 <file path=word/theme/theme1.xml><?xml version="1.0" encoding="utf-8"?>
-<a:theme xmlns:a="http://schemas.openxmlformats.org/drawingml/2006/main" xmlns:r="http://schemas.openxmlformats.org/officeDocument/2006/relationships" name="Office Theme">
+<a:theme xmlns:a="http://schemas.openxmlformats.org/drawingml/2006/main" name="Office Theme">
   <a:themeElements>
     <a:clrScheme name="Office">
       <a:dk1>
@@ -1833,12 +2687,12 @@
     </a:clrScheme>
     <a:fontScheme name="Office">
       <a:majorFont>
-        <a:latin typeface="Aptos Display" panose="02110004020202020204" pitchFamily="0" charset="1"/>
+        <a:latin typeface="Aptos Display" panose="02110004020202020204"/>
         <a:ea typeface=""/>
         <a:cs typeface=""/>
       </a:majorFont>
       <a:minorFont>
-        <a:latin typeface="Aptos" panose="02110004020202020204" pitchFamily="0" charset="1"/>
+        <a:latin typeface="Aptos" panose="02110004020202020204"/>
         <a:ea typeface=""/>
         <a:cs typeface=""/>
       </a:minorFont>
@@ -1870,7 +2724,7 @@
             </a:gs>
           </a:gsLst>
           <a:lin ang="5400000" scaled="0"/>
-          <a:tileRect l="0" t="0" r="0" b="0"/>
+          <a:tileRect/>
         </a:gradFill>
         <a:gradFill>
           <a:gsLst>
@@ -1894,7 +2748,7 @@
             </a:gs>
           </a:gsLst>
           <a:lin ang="5400000" scaled="0"/>
-          <a:tileRect l="0" t="0" r="0" b="0"/>
+          <a:tileRect/>
         </a:gradFill>
       </a:fillStyleLst>
       <a:lnStyleLst>
@@ -1954,10 +2808,12 @@
             </a:gs>
           </a:gsLst>
           <a:lin ang="5400000" scaled="0"/>
-          <a:tileRect l="0" t="0" r="0" b="0"/>
+          <a:tileRect/>
         </a:gradFill>
       </a:bgFillStyleLst>
     </a:fmtScheme>
   </a:themeElements>
+  <a:objectDefaults/>
+  <a:extraClrSchemeLst/>
 </a:theme>
 </file>
--- a/FinalPDF.docx
+++ b/FinalPDF.docx
@@ -1,6 +1,6 @@
 
 <file path=word/document.xml><?xml version="1.0" encoding="utf-8"?>
-<w:document xmlns:wpc="http://schemas.microsoft.com/office/word/2010/wordprocessingCanvas" xmlns:cx="http://schemas.microsoft.com/office/drawing/2014/chartex" xmlns:mc="http://schemas.openxmlformats.org/markup-compatibility/2006" xmlns:o="urn:schemas-microsoft-com:office:office" xmlns:r="http://schemas.openxmlformats.org/officeDocument/2006/relationships" xmlns:m="http://schemas.openxmlformats.org/officeDocument/2006/math" xmlns:v="urn:schemas-microsoft-com:vml" xmlns:wp14="http://schemas.microsoft.com/office/word/2010/wordprocessingDrawing" xmlns:wp="http://schemas.openxmlformats.org/drawingml/2006/wordprocessingDrawing" xmlns:w10="urn:schemas-microsoft-com:office:word" xmlns:w="http://schemas.openxmlformats.org/wordprocessingml/2006/main" xmlns:w14="http://schemas.microsoft.com/office/word/2010/wordml" xmlns:w15="http://schemas.microsoft.com/office/word/2012/wordml" xmlns:w16se="http://schemas.microsoft.com/office/word/2015/wordml/symex" xmlns:wpg="http://schemas.microsoft.com/office/word/2010/wordprocessingGroup" xmlns:wpi="http://schemas.microsoft.com/office/word/2010/wordprocessingInk" xmlns:wne="http://schemas.microsoft.com/office/word/2006/wordml" xmlns:wps="http://schemas.microsoft.com/office/word/2010/wordprocessingShape" mc:Ignorable="w14 w15 w16se wp14">
+<w:document xmlns:wpc="http://schemas.microsoft.com/office/word/2010/wordprocessingCanvas" xmlns:cx="http://schemas.microsoft.com/office/drawing/2014/chartex" xmlns:cx1="http://schemas.microsoft.com/office/drawing/2015/9/8/chartex" xmlns:cx2="http://schemas.microsoft.com/office/drawing/2015/10/21/chartex" xmlns:cx3="http://schemas.microsoft.com/office/drawing/2016/5/9/chartex" xmlns:cx4="http://schemas.microsoft.com/office/drawing/2016/5/10/chartex" xmlns:cx5="http://schemas.microsoft.com/office/drawing/2016/5/11/chartex" xmlns:cx6="http://schemas.microsoft.com/office/drawing/2016/5/12/chartex" xmlns:cx7="http://schemas.microsoft.com/office/drawing/2016/5/13/chartex" xmlns:cx8="http://schemas.microsoft.com/office/drawing/2016/5/14/chartex" xmlns:mc="http://schemas.openxmlformats.org/markup-compatibility/2006" xmlns:aink="http://schemas.microsoft.com/office/drawing/2016/ink" xmlns:am3d="http://schemas.microsoft.com/office/drawing/2017/model3d" xmlns:o="urn:schemas-microsoft-com:office:office" xmlns:oel="http://schemas.microsoft.com/office/2019/extlst" xmlns:r="http://schemas.openxmlformats.org/officeDocument/2006/relationships" xmlns:m="http://schemas.openxmlformats.org/officeDocument/2006/math" xmlns:v="urn:schemas-microsoft-com:vml" xmlns:wp14="http://schemas.microsoft.com/office/word/2010/wordprocessingDrawing" xmlns:wp="http://schemas.openxmlformats.org/drawingml/2006/wordprocessingDrawing" xmlns:w10="urn:schemas-microsoft-com:office:word" xmlns:w="http://schemas.openxmlformats.org/wordprocessingml/2006/main" xmlns:w14="http://schemas.microsoft.com/office/word/2010/wordml" xmlns:w15="http://schemas.microsoft.com/office/word/2012/wordml" xmlns:w16cei="http://schemas.microsoft.com/office/word/2026/wordml/cei" xmlns:w16cex="http://schemas.microsoft.com/office/word/2018/wordml/cex" xmlns:w16cid="http://schemas.microsoft.com/office/word/2016/wordml/cid" xmlns:w16="http://schemas.microsoft.com/office/word/2018/wordml" xmlns:w16du="http://schemas.microsoft.com/office/word/2023/wordml/word16du" xmlns:w16sdtdh="http://schemas.microsoft.com/office/word/2020/wordml/sdtdatahash" xmlns:w16sdtfl="http://schemas.microsoft.com/office/word/2024/wordml/sdtformatlock" xmlns:w16se="http://schemas.microsoft.com/office/word/2015/wordml/symex" xmlns:wpg="http://schemas.microsoft.com/office/word/2010/wordprocessingGroup" xmlns:wpi="http://schemas.microsoft.com/office/word/2010/wordprocessingInk" xmlns:wne="http://schemas.microsoft.com/office/word/2006/wordml" xmlns:wps="http://schemas.microsoft.com/office/word/2010/wordprocessingShape" mc:Ignorable="w14 w15 w16se w16cid w16 w16cex w16sdtdh w16sdtfl w16du wp14">
   <w:body>
     <w:p>
       <w:pPr>
@@ -28,13 +28,8 @@
         </w:numPr>
       </w:pPr>
       <w:r>
-        <w:t xml:space="preserve">u25138309 – Christian </w:t>
-      </w:r>
-      <w:proofErr w:type="spellStart"/>
-      <w:r>
-        <w:t>Nunes</w:t>
-      </w:r>
-      <w:proofErr w:type="spellEnd"/>
+        <w:t>u25138309 – Christian Nunes</w:t>
+      </w:r>
     </w:p>
     <w:p>
       <w:pPr>
@@ -80,15 +75,7 @@
     </w:p>
     <w:p>
       <w:r>
-        <w:t xml:space="preserve">The event theme is </w:t>
-      </w:r>
-      <w:proofErr w:type="spellStart"/>
-      <w:r>
-        <w:t>Esports</w:t>
-      </w:r>
-      <w:proofErr w:type="spellEnd"/>
-      <w:r>
-        <w:t xml:space="preserve"> Tournament. This is an organised event for </w:t>
+        <w:t xml:space="preserve">The event theme is Esports Tournament. This is an organised event for </w:t>
       </w:r>
       <w:r>
         <w:t>competitive</w:t>
@@ -112,10 +99,7 @@
     </w:p>
     <w:p>
       <w:r>
-        <w:t>- Main Venue (where everything is happening – Like a larg</w:t>
-      </w:r>
-      <w:r>
-        <w:t>e hall)</w:t>
+        <w:t>- Main Venue (where everything is happening – Like a large hall)</w:t>
       </w:r>
       <w:r>
         <w:br/>
@@ -123,15 +107,7 @@
       </w:r>
       <w:r>
         <w:br/>
-        <w:t xml:space="preserve">- Lounge (Area to relax, buy food and </w:t>
-      </w:r>
-      <w:proofErr w:type="spellStart"/>
-      <w:r>
-        <w:t>merch</w:t>
-      </w:r>
-      <w:proofErr w:type="spellEnd"/>
-      <w:r>
-        <w:t>)</w:t>
+        <w:t>- Lounge (Area to relax, buy food and merch)</w:t>
       </w:r>
       <w:r>
         <w:br/>
@@ -148,22 +124,11 @@
       </w:r>
       <w:r>
         <w:br/>
-        <w:t xml:space="preserve">- </w:t>
-      </w:r>
-      <w:proofErr w:type="spellStart"/>
-      <w:r>
-        <w:t>RefTeam</w:t>
-      </w:r>
-      <w:proofErr w:type="spellEnd"/>
-      <w:r>
-        <w:t xml:space="preserve"> (The referees overseeing the games)</w:t>
+        <w:t>- RefTeam (The referees overseeing the games)</w:t>
       </w:r>
       <w:r>
         <w:br/>
-        <w:t>- Benches (Where spectators can s</w:t>
-      </w:r>
-      <w:r>
-        <w:t>it and watch the games)</w:t>
+        <w:t>- Benches (Where spectators can sit and watch the games)</w:t>
       </w:r>
       <w:r>
         <w:br/>
@@ -171,15 +136,7 @@
       </w:r>
       <w:r>
         <w:br/>
-        <w:t xml:space="preserve">- </w:t>
-      </w:r>
-      <w:proofErr w:type="spellStart"/>
-      <w:r>
-        <w:t>Merch</w:t>
-      </w:r>
-      <w:proofErr w:type="spellEnd"/>
-      <w:r>
-        <w:t xml:space="preserve"> Stall (Game/tournament related items that people can buy)</w:t>
+        <w:t>- Merch Stall (Game/tournament related items that people can buy)</w:t>
       </w:r>
     </w:p>
     <w:p/>
@@ -209,89 +166,26 @@
     </w:p>
     <w:p>
       <w:r>
-        <w:t xml:space="preserve">Component – </w:t>
-      </w:r>
-      <w:proofErr w:type="spellStart"/>
-      <w:r>
-        <w:t>EventComponent</w:t>
-      </w:r>
-      <w:proofErr w:type="spellEnd"/>
+        <w:t>Component – EventComponent</w:t>
+      </w:r>
       <w:r>
         <w:br/>
-        <w:t xml:space="preserve">Leaf – </w:t>
-      </w:r>
-      <w:proofErr w:type="spellStart"/>
-      <w:r>
-        <w:t>EventUnit</w:t>
-      </w:r>
-      <w:proofErr w:type="spellEnd"/>
+        <w:t>Leaf – EventUnit</w:t>
+      </w:r>
       <w:r>
         <w:br/>
-        <w:t xml:space="preserve">Composite – </w:t>
-      </w:r>
-      <w:proofErr w:type="spellStart"/>
-      <w:r>
-        <w:t>EventGroup</w:t>
-      </w:r>
-      <w:proofErr w:type="spellEnd"/>
+        <w:t>Composite – EventGroup</w:t>
+      </w:r>
       <w:r>
         <w:br/>
       </w:r>
       <w:r>
         <w:br/>
-        <w:t xml:space="preserve">Concrete Leaves – </w:t>
-      </w:r>
-      <w:proofErr w:type="spellStart"/>
-      <w:r>
-        <w:t>SpectatorBen</w:t>
-      </w:r>
-      <w:r>
-        <w:t>ch</w:t>
-      </w:r>
-      <w:proofErr w:type="spellEnd"/>
-      <w:r>
-        <w:t xml:space="preserve">, </w:t>
-      </w:r>
-      <w:proofErr w:type="spellStart"/>
-      <w:r>
-        <w:t>TeamSet</w:t>
-      </w:r>
-      <w:proofErr w:type="spellEnd"/>
-      <w:r>
-        <w:t xml:space="preserve">, </w:t>
-      </w:r>
-      <w:proofErr w:type="spellStart"/>
-      <w:r>
-        <w:t>RefTeam</w:t>
-      </w:r>
-      <w:proofErr w:type="spellEnd"/>
-      <w:r>
-        <w:t xml:space="preserve">, </w:t>
-      </w:r>
-      <w:proofErr w:type="spellStart"/>
-      <w:r>
-        <w:t>FoodStall</w:t>
-      </w:r>
-      <w:proofErr w:type="spellEnd"/>
-      <w:r>
-        <w:t xml:space="preserve">, </w:t>
-      </w:r>
-      <w:proofErr w:type="spellStart"/>
-      <w:r>
-        <w:t>MerchStall</w:t>
-      </w:r>
-      <w:proofErr w:type="spellEnd"/>
+        <w:t>Concrete Leaves – SpectatorBench, TeamSet, RefTeam, FoodStall, MerchStall</w:t>
+      </w:r>
       <w:r>
         <w:br/>
-        <w:t xml:space="preserve">Concrete Composites – </w:t>
-      </w:r>
-      <w:proofErr w:type="spellStart"/>
-      <w:r>
-        <w:t>MainVenue</w:t>
-      </w:r>
-      <w:proofErr w:type="spellEnd"/>
-      <w:r>
-        <w:t>, Stage, Lounge</w:t>
+        <w:t>Concrete Composites – MainVenue, Stage, Lounge</w:t>
       </w:r>
       <w:r>
         <w:br/>
@@ -315,36 +209,12 @@
       </w:r>
       <w:r>
         <w:br/>
-      </w:r>
-      <w:proofErr w:type="spellStart"/>
-      <w:r>
-        <w:t>ConcreteSubject</w:t>
-      </w:r>
-      <w:proofErr w:type="spellEnd"/>
-      <w:r>
-        <w:t xml:space="preserve"> – </w:t>
-      </w:r>
-      <w:proofErr w:type="spellStart"/>
-      <w:r>
-        <w:t>EventControl</w:t>
-      </w:r>
-      <w:proofErr w:type="spellEnd"/>
+        <w:t>ConcreteSubject – EventControl</w:t>
+      </w:r>
       <w:r>
         <w:br/>
-      </w:r>
-      <w:proofErr w:type="spellStart"/>
-      <w:r>
-        <w:t>ConcreteObserver</w:t>
-      </w:r>
-      <w:proofErr w:type="spellEnd"/>
-      <w:r>
-        <w:t xml:space="preserve"> – </w:t>
-      </w:r>
-      <w:proofErr w:type="spellStart"/>
-      <w:r>
-        <w:t>EventGroup</w:t>
-      </w:r>
-      <w:proofErr w:type="spellEnd"/>
+        <w:t>ConcreteObserver – EventGroup</w:t>
+      </w:r>
     </w:p>
     <w:p>
       <w:r>
@@ -358,7 +228,7 @@
           <w:lang w:eastAsia="en-ZA"/>
         </w:rPr>
         <w:drawing>
-          <wp:anchor distT="0" distB="0" distL="0" distR="0" simplePos="0" relativeHeight="2" behindDoc="0" locked="0" layoutInCell="0" allowOverlap="1">
+          <wp:anchor distT="0" distB="0" distL="0" distR="0" simplePos="0" relativeHeight="2" behindDoc="0" locked="0" layoutInCell="0" allowOverlap="1" wp14:anchorId="61649E34" wp14:editId="6C161E95">
             <wp:simplePos x="0" y="0"/>
             <wp:positionH relativeFrom="column">
               <wp:align>center</wp:align>
@@ -423,320 +293,111 @@
         <w:t>a)</w:t>
       </w:r>
       <w:r>
+        <w:t xml:space="preserve"> The EventFlow structure is a genuine Composite part-whole tree because each</w:t>
+      </w:r>
+    </w:p>
+    <w:p>
+      <w:r>
+        <w:t>EventGroup owns its child EventComponent objects using</w:t>
+      </w:r>
+    </w:p>
+    <w:p>
+      <w:r>
+        <w:t>unique_ptr&lt;EventComponent&gt;. A MainVenue owns areas such as a Stage and</w:t>
+      </w:r>
+    </w:p>
+    <w:p>
+      <w:r>
+        <w:t>Lounge, and those areas in turn own their operational units, such as TeamSet,</w:t>
+      </w:r>
+    </w:p>
+    <w:p>
+      <w:r>
+        <w:t>FoodStall, MerchStall, RefTeam, and SpectatorBench objects. A component can</w:t>
+      </w:r>
+    </w:p>
+    <w:p>
+      <w:r>
+        <w:t>therefore have one owning parent, while a group can contain both individual</w:t>
+      </w:r>
+    </w:p>
+    <w:p>
+      <w:r>
+        <w:t>leaves and further groups.</w:t>
+      </w:r>
+    </w:p>
+    <w:p/>
+    <w:p>
+      <w:r>
+        <w:t>Both EventGroup objects and EventUnit objects implement the EventComponent</w:t>
+      </w:r>
+    </w:p>
+    <w:p>
+      <w:r>
+        <w:t>interface. This lets a client call open(), close(), reportStatus(), or</w:t>
+      </w:r>
+    </w:p>
+    <w:p>
+      <w:r>
+        <w:t>getCapacity() without knowing whether it is operating on one unit or a whole</w:t>
+      </w:r>
+    </w:p>
+    <w:p>
+      <w:r>
+        <w:t>subtree. EventGroup implements these operations by delegating recursively to</w:t>
+      </w:r>
+    </w:p>
+    <w:p>
+      <w:r>
+        <w:t>its owned children, while each leaf provides its own specific response.</w:t>
+      </w:r>
+    </w:p>
+    <w:p>
+      <w:r>
+        <w:tab/>
+        <w:t>b)</w:t>
+      </w:r>
+      <w:r>
         <w:t xml:space="preserve"> </w:t>
       </w:r>
       <w:r>
-        <w:t xml:space="preserve">The </w:t>
-      </w:r>
-      <w:proofErr w:type="spellStart"/>
-      <w:r>
-        <w:t>EventFlow</w:t>
-      </w:r>
-      <w:proofErr w:type="spellEnd"/>
-      <w:r>
-        <w:t xml:space="preserve"> structure is a genuine Composite part-whole tree because each</w:t>
-      </w:r>
-    </w:p>
-    <w:p>
-      <w:proofErr w:type="spellStart"/>
-      <w:r>
-        <w:t>EventGroup</w:t>
-      </w:r>
-      <w:proofErr w:type="spellEnd"/>
-      <w:r>
-        <w:t xml:space="preserve"> owns its child </w:t>
-      </w:r>
-      <w:proofErr w:type="spellStart"/>
-      <w:r>
-        <w:t>EventComponent</w:t>
-      </w:r>
-      <w:proofErr w:type="spellEnd"/>
-      <w:r>
-        <w:t xml:space="preserve"> objects using</w:t>
-      </w:r>
-    </w:p>
-    <w:p>
-      <w:proofErr w:type="spellStart"/>
-      <w:r>
-        <w:t>unique_ptr</w:t>
-      </w:r>
-      <w:proofErr w:type="spellEnd"/>
-      <w:r>
-        <w:t>&lt;</w:t>
-      </w:r>
-      <w:proofErr w:type="spellStart"/>
-      <w:r>
-        <w:t>EventComponent</w:t>
-      </w:r>
-      <w:proofErr w:type="spellEnd"/>
-      <w:r>
-        <w:t xml:space="preserve">&gt;. A </w:t>
-      </w:r>
-      <w:proofErr w:type="spellStart"/>
-      <w:r>
-        <w:t>MainVenue</w:t>
-      </w:r>
-      <w:proofErr w:type="spellEnd"/>
-      <w:r>
-        <w:t xml:space="preserve"> owns areas such as a Stage and</w:t>
-      </w:r>
-    </w:p>
-    <w:p>
-      <w:r>
-        <w:t xml:space="preserve">Lounge, and those areas in turn own their operational units, such as </w:t>
-      </w:r>
-      <w:proofErr w:type="spellStart"/>
-      <w:r>
-        <w:t>TeamSet</w:t>
-      </w:r>
-      <w:proofErr w:type="spellEnd"/>
-      <w:r>
-        <w:t>,</w:t>
-      </w:r>
-    </w:p>
-    <w:p>
-      <w:proofErr w:type="spellStart"/>
-      <w:r>
-        <w:t>FoodStall</w:t>
-      </w:r>
-      <w:proofErr w:type="spellEnd"/>
-      <w:r>
-        <w:t xml:space="preserve">, </w:t>
-      </w:r>
-      <w:proofErr w:type="spellStart"/>
-      <w:r>
-        <w:t>MerchStall</w:t>
-      </w:r>
-      <w:proofErr w:type="spellEnd"/>
-      <w:r>
-        <w:t xml:space="preserve">, </w:t>
-      </w:r>
-      <w:proofErr w:type="spellStart"/>
-      <w:r>
-        <w:t>RefTeam</w:t>
-      </w:r>
-      <w:proofErr w:type="spellEnd"/>
-      <w:r>
-        <w:t xml:space="preserve">, and </w:t>
-      </w:r>
-      <w:proofErr w:type="spellStart"/>
-      <w:r>
-        <w:t>SpectatorBench</w:t>
-      </w:r>
-      <w:proofErr w:type="spellEnd"/>
-      <w:r>
-        <w:t xml:space="preserve"> objects. A component can</w:t>
-      </w:r>
-    </w:p>
-    <w:p>
-      <w:proofErr w:type="gramStart"/>
-      <w:r>
-        <w:t>therefore</w:t>
-      </w:r>
-      <w:proofErr w:type="gramEnd"/>
-      <w:r>
-        <w:t xml:space="preserve"> have one owning parent, while a group can contain both individual</w:t>
-      </w:r>
-    </w:p>
-    <w:p>
-      <w:r>
-        <w:t>leaves and further groups.</w:t>
+        <w:t>Observer is required because EventControl must inform a changing set of event</w:t>
+      </w:r>
+    </w:p>
+    <w:p>
+      <w:r>
+        <w:t>areas and units about notices without containing hard coded calls to every</w:t>
+      </w:r>
+    </w:p>
+    <w:p>
+      <w:r>
+        <w:t>concrete class. Direct calls from EventControl to Stage, Lounge, TeamSet,</w:t>
+      </w:r>
+    </w:p>
+    <w:p>
+      <w:r>
+        <w:t>FoodStall, and other concrete types would tightly couple the control centre to</w:t>
+      </w:r>
+    </w:p>
+    <w:p>
+      <w:r>
+        <w:t>the complete event layout. Adding, moving, or removing a unit would then</w:t>
+      </w:r>
+    </w:p>
+    <w:p>
+      <w:r>
+        <w:t>require modifying EventControl (which also violates the open closed principle)</w:t>
       </w:r>
     </w:p>
     <w:p/>
     <w:p>
       <w:r>
-        <w:t xml:space="preserve">Both </w:t>
-      </w:r>
-      <w:proofErr w:type="spellStart"/>
-      <w:r>
-        <w:t>EventGroup</w:t>
-      </w:r>
-      <w:proofErr w:type="spellEnd"/>
-      <w:r>
-        <w:t xml:space="preserve"> objects and </w:t>
-      </w:r>
-      <w:proofErr w:type="spellStart"/>
-      <w:r>
-        <w:t>EventUnit</w:t>
-      </w:r>
-      <w:proofErr w:type="spellEnd"/>
-      <w:r>
-        <w:t xml:space="preserve"> objects implement the </w:t>
-      </w:r>
-      <w:proofErr w:type="spellStart"/>
-      <w:r>
-        <w:t>EventComponent</w:t>
-      </w:r>
-      <w:proofErr w:type="spellEnd"/>
-    </w:p>
-    <w:p>
-      <w:r>
-        <w:t xml:space="preserve">interface. This lets a client call </w:t>
-      </w:r>
-      <w:proofErr w:type="gramStart"/>
-      <w:r>
-        <w:t>open(</w:t>
-      </w:r>
-      <w:proofErr w:type="gramEnd"/>
-      <w:r>
-        <w:t xml:space="preserve">), close(), </w:t>
-      </w:r>
-      <w:proofErr w:type="spellStart"/>
-      <w:r>
-        <w:t>reportStatus</w:t>
-      </w:r>
-      <w:proofErr w:type="spellEnd"/>
-      <w:r>
-        <w:t>(), or</w:t>
-      </w:r>
-    </w:p>
-    <w:p>
-      <w:proofErr w:type="spellStart"/>
-      <w:proofErr w:type="gramStart"/>
-      <w:r>
-        <w:t>getCapacity</w:t>
-      </w:r>
-      <w:proofErr w:type="spellEnd"/>
-      <w:r>
-        <w:t>(</w:t>
-      </w:r>
-      <w:proofErr w:type="gramEnd"/>
-      <w:r>
-        <w:t>) without knowing whether it is operating on one unit or a whole</w:t>
-      </w:r>
-    </w:p>
-    <w:p>
-      <w:r>
-        <w:t xml:space="preserve">subtree. </w:t>
-      </w:r>
-      <w:proofErr w:type="spellStart"/>
-      <w:r>
-        <w:t>EventGroup</w:t>
-      </w:r>
-      <w:proofErr w:type="spellEnd"/>
-      <w:r>
-        <w:t xml:space="preserve"> implements these operations by delegating recursively to</w:t>
-      </w:r>
-    </w:p>
-    <w:p>
-      <w:r>
-        <w:t>its owned children, while each leaf provides its own specific response.</w:t>
-      </w:r>
-    </w:p>
-    <w:p>
-      <w:r>
-        <w:tab/>
-      </w:r>
-      <w:r>
-        <w:t>b)</w:t>
-      </w:r>
-      <w:r>
-        <w:t xml:space="preserve"> </w:t>
-      </w:r>
-      <w:r>
-        <w:t xml:space="preserve">Observer is required because </w:t>
-      </w:r>
-      <w:proofErr w:type="spellStart"/>
-      <w:r>
-        <w:t>EventControl</w:t>
-      </w:r>
-      <w:proofErr w:type="spellEnd"/>
-      <w:r>
-        <w:t xml:space="preserve"> must inform a changing set of event</w:t>
-      </w:r>
-    </w:p>
-    <w:p>
-      <w:r>
-        <w:t xml:space="preserve">areas and units about </w:t>
-      </w:r>
-      <w:r>
-        <w:t xml:space="preserve">notices without containing hard </w:t>
-      </w:r>
-      <w:r>
-        <w:t>coded calls to every</w:t>
-      </w:r>
-    </w:p>
-    <w:p>
-      <w:r>
-        <w:t xml:space="preserve">concrete class. Direct calls from </w:t>
-      </w:r>
-      <w:proofErr w:type="spellStart"/>
-      <w:r>
-        <w:t>EventControl</w:t>
-      </w:r>
-      <w:proofErr w:type="spellEnd"/>
-      <w:r>
-        <w:t xml:space="preserve"> to Stage, Lounge, </w:t>
-      </w:r>
-      <w:proofErr w:type="spellStart"/>
-      <w:r>
-        <w:t>TeamSet</w:t>
-      </w:r>
-      <w:proofErr w:type="spellEnd"/>
-      <w:r>
-        <w:t>,</w:t>
-      </w:r>
-    </w:p>
-    <w:p>
-      <w:proofErr w:type="spellStart"/>
-      <w:r>
-        <w:t>FoodStall</w:t>
-      </w:r>
-      <w:proofErr w:type="spellEnd"/>
-      <w:r>
-        <w:t>, and other concrete types would tightly couple the control centre to</w:t>
-      </w:r>
-    </w:p>
-    <w:p>
-      <w:r>
-        <w:t>the complete event layout. Adding, moving, or removing a unit would then</w:t>
-      </w:r>
-    </w:p>
-    <w:p>
-      <w:r>
-        <w:t xml:space="preserve">require modifying </w:t>
-      </w:r>
-      <w:proofErr w:type="spellStart"/>
-      <w:r>
-        <w:t>EventControl</w:t>
-      </w:r>
-      <w:proofErr w:type="spellEnd"/>
-      <w:r>
-        <w:t xml:space="preserve"> (which also violates the open closed principle)</w:t>
-      </w:r>
-    </w:p>
-    <w:p/>
-    <w:p>
-      <w:r>
-        <w:t xml:space="preserve">Thus, we made </w:t>
-      </w:r>
-      <w:proofErr w:type="spellStart"/>
-      <w:r>
-        <w:t>EventControl</w:t>
-      </w:r>
-      <w:proofErr w:type="spellEnd"/>
-      <w:r>
-        <w:t xml:space="preserve"> a Subject </w:t>
-      </w:r>
-      <w:r>
-        <w:t>that</w:t>
-      </w:r>
-      <w:r>
-        <w:t xml:space="preserve"> sends notices to its registered</w:t>
-      </w:r>
-    </w:p>
-    <w:p>
-      <w:r>
-        <w:t xml:space="preserve">Observer objects. An </w:t>
-      </w:r>
-      <w:proofErr w:type="spellStart"/>
-      <w:r>
-        <w:t>EventGroup</w:t>
-      </w:r>
-      <w:proofErr w:type="spellEnd"/>
-      <w:r>
-        <w:t xml:space="preserve"> can receive a notice from its parent and</w:t>
+        <w:t>Thus, we made EventControl a Subject that sends notices to its registered</w:t>
+      </w:r>
+    </w:p>
+    <w:p>
+      <w:r>
+        <w:t>Observer objects. An EventGroup can receive a notice from its parent and</w:t>
       </w:r>
     </w:p>
     <w:p>
@@ -756,343 +417,387 @@
     </w:p>
     <w:p>
       <w:r>
-        <w:t xml:space="preserve">can pause a </w:t>
-      </w:r>
-      <w:proofErr w:type="spellStart"/>
-      <w:r>
-        <w:t>TeamSet</w:t>
-      </w:r>
-      <w:proofErr w:type="spellEnd"/>
-      <w:r>
-        <w:t xml:space="preserve"> and a Stage, while an evacuation can close food and</w:t>
-      </w:r>
-    </w:p>
-    <w:p>
-      <w:r>
-        <w:t xml:space="preserve">merchandise stalls but keep the </w:t>
-      </w:r>
-      <w:proofErr w:type="spellStart"/>
-      <w:r>
-        <w:t>RefTeam</w:t>
-      </w:r>
-      <w:proofErr w:type="spellEnd"/>
-      <w:r>
-        <w:t xml:space="preserve"> active to direct people safely.</w:t>
+        <w:t>can pause a TeamSet and a Stage, while an evacuation can close food and</w:t>
+      </w:r>
+    </w:p>
+    <w:p>
+      <w:r>
+        <w:t>merchandise stalls but keep the RefTeam active to direct people safely.</w:t>
       </w:r>
     </w:p>
     <w:p/>
     <w:p/>
     <w:p>
       <w:r>
+        <w:tab/>
+        <w:t>c)</w:t>
+      </w:r>
+      <w:r>
+        <w:t xml:space="preserve"> </w:t>
+      </w:r>
+      <w:r>
+        <w:t>The Composite tree owns event components. EventGroup stores its children in a</w:t>
+      </w:r>
+    </w:p>
+    <w:p>
+      <w:r>
+        <w:t>vector&lt;unique_ptr&lt;EventComponent&gt;&gt;, so adding a child transfers sole</w:t>
+      </w:r>
+    </w:p>
+    <w:p>
+      <w:r>
+        <w:t>ownership to the group. When a group is destroyed, its unique_ptr objects</w:t>
+      </w:r>
+    </w:p>
+    <w:p>
+      <w:r>
+        <w:t>destroy the complete owned subtree exactly once. A component is moved between</w:t>
+      </w:r>
+    </w:p>
+    <w:p>
+      <w:r>
+        <w:t>groups by calling remove(), which returns its unique_ptr to the caller, then</w:t>
+      </w:r>
+    </w:p>
+    <w:p>
+      <w:r>
+        <w:t>passing that unique_ptr to the receiving group's add() method.</w:t>
+      </w:r>
+    </w:p>
+    <w:p>
+      <w:r>
+        <w:tab/>
+        <w:t>d)</w:t>
+      </w:r>
+      <w:r>
+        <w:t xml:space="preserve"> </w:t>
+      </w:r>
+      <w:r>
+        <w:t>Subjects do not own observers. Subject stores non-owning Observer* pointers in</w:t>
+      </w:r>
+    </w:p>
+    <w:p>
+      <w:r>
+        <w:t>its registration list because an observer can be registered with more than one</w:t>
+      </w:r>
+    </w:p>
+    <w:p>
+      <w:r>
+        <w:t>subject and because observer registration is a communication relationship, not</w:t>
+      </w:r>
+    </w:p>
+    <w:p>
+      <w:r>
+        <w:t>a lifetime relationship. Subject::attach() ignores duplicate registrations and</w:t>
+      </w:r>
+    </w:p>
+    <w:p>
+      <w:r>
+        <w:t>Subject::detach() safely removes an observer if it is present.</w:t>
+      </w:r>
+    </w:p>
+    <w:p/>
+    <w:p>
+      <w:r>
+        <w:t>Each EventUnit and EventGroup tracks the Subject objects to which it has</w:t>
+      </w:r>
+    </w:p>
+    <w:p>
+      <w:r>
+        <w:t>subscribed. Its destructor calls detachAll(), removing itself from those</w:t>
+      </w:r>
+    </w:p>
+    <w:p>
+      <w:r>
+        <w:t>subjects before the object is destroyed. This prevents Subject registration</w:t>
+      </w:r>
+    </w:p>
+    <w:p>
+      <w:r>
+        <w:t>lists from retaining dangling Observer* pointers.</w:t>
+      </w:r>
+    </w:p>
+    <w:p>
+      <w:r>
+        <w:tab/>
+        <w:t>e) EventGroup has two separate responsibilities in two separate collaborations.</w:t>
+      </w:r>
+    </w:p>
+    <w:p>
+      <w:r>
+        <w:t>As an Observer, it receives an EventNotice from a parent-level subject, such</w:t>
+      </w:r>
+    </w:p>
+    <w:p>
+      <w:r>
+        <w:t>as EventControl or the MainVenue. As a Subject, it notifies its own registered</w:t>
+      </w:r>
+    </w:p>
+    <w:p>
+      <w:r>
+        <w:t>child observers after it has received that notice. These roles are not opposites.</w:t>
+      </w:r>
+    </w:p>
+    <w:p>
+      <w:r>
+        <w:t>The first role describes how a group hears about an event-wide change, while</w:t>
+      </w:r>
+    </w:p>
+    <w:p>
+      <w:r>
+        <w:t>the second describes how it propagates a relevant change within its contained</w:t>
+      </w:r>
+    </w:p>
+    <w:p>
+      <w:r>
+        <w:t>area. This is what enables a notice to cascade through multiple runtime levels</w:t>
+      </w:r>
+    </w:p>
+    <w:p>
+      <w:r>
+        <w:t>without EventControl knowing every leaf object.</w:t>
+      </w:r>
+    </w:p>
+    <w:p/>
+    <w:p>
+      <w:pPr>
+        <w:pStyle w:val="Heading1"/>
+      </w:pPr>
+      <w:r>
         <w:lastRenderedPageBreak/>
-        <w:tab/>
-      </w:r>
-      <w:r>
-        <w:t>c</w:t>
+        <w:t>Task 2</w:t>
+      </w:r>
+    </w:p>
+    <w:p>
+      <w:r>
+        <w:t>2.3)</w:t>
+      </w:r>
+      <w:r>
+        <w:rPr>
+          <w:noProof/>
+        </w:rPr>
+        <w:drawing>
+          <wp:inline distT="0" distB="0" distL="0" distR="0" wp14:anchorId="42E552E0" wp14:editId="130E36A4">
+            <wp:extent cx="7448550" cy="3257550"/>
+            <wp:effectExtent l="0" t="0" r="0" b="0"/>
+            <wp:docPr id="1525123491" name="Picture 3"/>
+            <wp:cNvGraphicFramePr>
+              <a:graphicFrameLocks xmlns:a="http://schemas.openxmlformats.org/drawingml/2006/main" noChangeAspect="1"/>
+            </wp:cNvGraphicFramePr>
+            <a:graphic xmlns:a="http://schemas.openxmlformats.org/drawingml/2006/main">
+              <a:graphicData uri="http://schemas.openxmlformats.org/drawingml/2006/picture">
+                <pic:pic xmlns:pic="http://schemas.openxmlformats.org/drawingml/2006/picture">
+                  <pic:nvPicPr>
+                    <pic:cNvPr id="0" name="Picture 2"/>
+                    <pic:cNvPicPr>
+                      <a:picLocks noChangeAspect="1" noChangeArrowheads="1"/>
+                    </pic:cNvPicPr>
+                  </pic:nvPicPr>
+                  <pic:blipFill>
+                    <a:blip r:embed="rId6">
+                      <a:extLst>
+                        <a:ext uri="{28A0092B-C50C-407E-A947-70E740481C1C}">
+                          <a14:useLocalDpi xmlns:a14="http://schemas.microsoft.com/office/drawing/2010/main" val="0"/>
+                        </a:ext>
+                      </a:extLst>
+                    </a:blip>
+                    <a:srcRect/>
+                    <a:stretch>
+                      <a:fillRect/>
+                    </a:stretch>
+                  </pic:blipFill>
+                  <pic:spPr bwMode="auto">
+                    <a:xfrm>
+                      <a:off x="0" y="0"/>
+                      <a:ext cx="7448550" cy="3257550"/>
+                    </a:xfrm>
+                    <a:prstGeom prst="rect">
+                      <a:avLst/>
+                    </a:prstGeom>
+                    <a:noFill/>
+                  </pic:spPr>
+                </pic:pic>
+              </a:graphicData>
+            </a:graphic>
+          </wp:inline>
+        </w:drawing>
+      </w:r>
+    </w:p>
+    <w:p>
+      <w:r>
+        <w:t>2.4)</w:t>
+      </w:r>
+    </w:p>
+    <w:p>
+      <w:pPr>
+        <w:pStyle w:val="Heading1"/>
+      </w:pPr>
+      <w:r>
+        <w:t>Task 3</w:t>
+      </w:r>
+    </w:p>
+    <w:p>
+      <w:r>
+        <w:t>3.5)</w:t>
+      </w:r>
+      <w:r>
+        <w:t xml:space="preserve"> We decided to go with the push model. Our notify function passes the notice directly to update. The exact information transferred is one EventNotice value containing:</w:t>
+      </w:r>
+    </w:p>
+    <w:p>
+      <w:r>
+        <w:t xml:space="preserve">- type: a NoticeType enum value. </w:t>
+      </w:r>
+      <w:r>
+        <w:t>(e.g.</w:t>
+      </w:r>
+      <w:r>
+        <w:t xml:space="preserve"> Open, Close,</w:t>
+      </w:r>
+      <w:r>
+        <w:t xml:space="preserve"> Evacuate etc.)</w:t>
+      </w:r>
+    </w:p>
+    <w:p>
+      <w:r>
+        <w:t xml:space="preserve">- message: a string </w:t>
+      </w:r>
+      <w:r>
+        <w:t xml:space="preserve">that explains the notice, </w:t>
+      </w:r>
+      <w:r>
+        <w:t xml:space="preserve">(e.g. </w:t>
+      </w:r>
+      <w:r>
+        <w:t>"Tournament network instability".</w:t>
       </w:r>
       <w:r>
         <w:t>)</w:t>
       </w:r>
+    </w:p>
+    <w:p>
+      <w:r>
+        <w:t xml:space="preserve">- value: an int carrying an optional numeric value, </w:t>
+      </w:r>
+      <w:r>
+        <w:t xml:space="preserve">(e.g. the capacity </w:t>
+      </w:r>
+      <w:r>
+        <w:t>threshold used by a CapacityAlert.</w:t>
+      </w:r>
+      <w:r>
+        <w:t>)</w:t>
+      </w:r>
+    </w:p>
+    <w:p/>
+    <w:p>
+      <w:r>
+        <w:t>The main advantage of push is that observers immediately receive the precise</w:t>
+      </w:r>
+    </w:p>
+    <w:p>
+      <w:r>
+        <w:t>information needed to react</w:t>
+      </w:r>
+      <w:r>
+        <w:t>.</w:t>
+      </w:r>
       <w:r>
         <w:t xml:space="preserve"> </w:t>
       </w:r>
       <w:r>
-        <w:t xml:space="preserve">The Composite tree owns event components. </w:t>
-      </w:r>
-      <w:proofErr w:type="spellStart"/>
-      <w:r>
-        <w:t>EventGroup</w:t>
-      </w:r>
-      <w:proofErr w:type="spellEnd"/>
-      <w:r>
-        <w:t xml:space="preserve"> stores its children in a</w:t>
-      </w:r>
-    </w:p>
-    <w:p>
-      <w:r>
-        <w:t>vector&lt;</w:t>
-      </w:r>
-      <w:proofErr w:type="spellStart"/>
-      <w:r>
-        <w:t>unique_ptr</w:t>
-      </w:r>
-      <w:proofErr w:type="spellEnd"/>
-      <w:r>
-        <w:t>&lt;</w:t>
-      </w:r>
-      <w:proofErr w:type="spellStart"/>
-      <w:r>
-        <w:t>EventComponent</w:t>
-      </w:r>
-      <w:proofErr w:type="spellEnd"/>
-      <w:r>
-        <w:t>&gt;&gt;, so adding a child transfers sole</w:t>
-      </w:r>
-    </w:p>
-    <w:p>
-      <w:r>
-        <w:t xml:space="preserve">ownership to the group. When a group is destroyed, its </w:t>
-      </w:r>
-      <w:proofErr w:type="spellStart"/>
-      <w:r>
-        <w:t>unique_ptr</w:t>
-      </w:r>
-      <w:proofErr w:type="spellEnd"/>
-      <w:r>
-        <w:t xml:space="preserve"> objects</w:t>
-      </w:r>
-    </w:p>
-    <w:p>
-      <w:r>
-        <w:t>destroy the complete owned subtree exactly once. A component is moved between</w:t>
-      </w:r>
-    </w:p>
-    <w:p>
-      <w:r>
-        <w:t xml:space="preserve">groups by calling </w:t>
-      </w:r>
-      <w:proofErr w:type="gramStart"/>
-      <w:r>
-        <w:t>remove(</w:t>
-      </w:r>
-      <w:proofErr w:type="gramEnd"/>
-      <w:r>
-        <w:t xml:space="preserve">), which returns its </w:t>
-      </w:r>
-      <w:proofErr w:type="spellStart"/>
-      <w:r>
-        <w:t>unique_ptr</w:t>
-      </w:r>
-      <w:proofErr w:type="spellEnd"/>
-      <w:r>
-        <w:t xml:space="preserve"> to the caller, then</w:t>
-      </w:r>
-    </w:p>
-    <w:p>
-      <w:r>
-        <w:t xml:space="preserve">passing that </w:t>
-      </w:r>
-      <w:proofErr w:type="spellStart"/>
-      <w:r>
-        <w:t>unique_ptr</w:t>
-      </w:r>
-      <w:proofErr w:type="spellEnd"/>
-      <w:r>
-        <w:t xml:space="preserve"> to the </w:t>
-      </w:r>
-      <w:r>
-        <w:t xml:space="preserve">receiving group's </w:t>
-      </w:r>
-      <w:proofErr w:type="gramStart"/>
-      <w:r>
-        <w:t>add(</w:t>
-      </w:r>
-      <w:proofErr w:type="gramEnd"/>
-      <w:r>
-        <w:t>) method.</w:t>
-      </w:r>
-    </w:p>
-    <w:p>
-      <w:r>
-        <w:tab/>
-      </w:r>
-      <w:r>
-        <w:t>d)</w:t>
-      </w:r>
-      <w:r>
-        <w:t xml:space="preserve"> </w:t>
-      </w:r>
-      <w:r>
-        <w:t>Subjects do not own observers. Subject stores non-owning Observer* pointers in</w:t>
-      </w:r>
-    </w:p>
-    <w:p>
-      <w:r>
-        <w:t>its registration list because an observer can be registered with more than one</w:t>
-      </w:r>
-    </w:p>
-    <w:p>
-      <w:r>
-        <w:t>subject and because observer registration is a communication relationship, not</w:t>
-      </w:r>
-    </w:p>
-    <w:p>
-      <w:r>
-        <w:t xml:space="preserve">a lifetime relationship. </w:t>
-      </w:r>
-      <w:proofErr w:type="gramStart"/>
-      <w:r>
-        <w:t>Subject::</w:t>
-      </w:r>
-      <w:proofErr w:type="gramEnd"/>
-      <w:r>
-        <w:t>attach() ignores duplicate registrations and</w:t>
-      </w:r>
-    </w:p>
-    <w:p>
-      <w:proofErr w:type="gramStart"/>
-      <w:r>
-        <w:t>Subject::</w:t>
-      </w:r>
-      <w:proofErr w:type="gramEnd"/>
-      <w:r>
-        <w:t>detach() safely removes an observer if it is present.</w:t>
+        <w:t>T</w:t>
+      </w:r>
+      <w:r>
+        <w:t>hey do</w:t>
+      </w:r>
+      <w:r>
+        <w:t>n’t</w:t>
+      </w:r>
+      <w:r>
+        <w:t xml:space="preserve"> need to query a Subject for current</w:t>
+      </w:r>
+    </w:p>
+    <w:p>
+      <w:r>
+        <w:t xml:space="preserve">state during an urgent notice. It also keeps </w:t>
+      </w:r>
+      <w:r>
+        <w:t>the notification cascade simple.</w:t>
+      </w:r>
+    </w:p>
+    <w:p>
+      <w:r>
+        <w:t>E</w:t>
+      </w:r>
+      <w:r>
+        <w:t>ach EventGroup can forward the same EventNotice to its local observers.</w:t>
       </w:r>
     </w:p>
     <w:p/>
     <w:p>
       <w:r>
-        <w:t xml:space="preserve">Each </w:t>
-      </w:r>
-      <w:proofErr w:type="spellStart"/>
-      <w:r>
-        <w:t>EventUnit</w:t>
-      </w:r>
-      <w:proofErr w:type="spellEnd"/>
-      <w:r>
-        <w:t xml:space="preserve"> and </w:t>
-      </w:r>
-      <w:proofErr w:type="spellStart"/>
-      <w:r>
-        <w:t>EventGroup</w:t>
-      </w:r>
-      <w:proofErr w:type="spellEnd"/>
-      <w:r>
-        <w:t xml:space="preserve"> tracks the Subject objects to which it has</w:t>
-      </w:r>
-    </w:p>
-    <w:p>
-      <w:r>
-        <w:t xml:space="preserve">subscribed. Its destructor calls </w:t>
-      </w:r>
-      <w:proofErr w:type="spellStart"/>
-      <w:proofErr w:type="gramStart"/>
-      <w:r>
-        <w:t>detachAll</w:t>
-      </w:r>
-      <w:proofErr w:type="spellEnd"/>
-      <w:r>
-        <w:t>(</w:t>
-      </w:r>
-      <w:proofErr w:type="gramEnd"/>
-      <w:r>
-        <w:t>), removing itself from those</w:t>
-      </w:r>
-    </w:p>
-    <w:p>
-      <w:r>
-        <w:t>subjects before the object is destroyed. This prevents Subject registration</w:t>
-      </w:r>
-    </w:p>
-    <w:p>
-      <w:r>
-        <w:t>lists from retaining dangling Observer* pointers.</w:t>
-      </w:r>
-    </w:p>
-    <w:p>
-      <w:r>
-        <w:tab/>
-        <w:t xml:space="preserve">e) </w:t>
-      </w:r>
-      <w:proofErr w:type="spellStart"/>
-      <w:r>
-        <w:t>EventGroup</w:t>
-      </w:r>
-      <w:proofErr w:type="spellEnd"/>
-      <w:r>
-        <w:t xml:space="preserve"> has two separate responsibilities in two separate collaborations.</w:t>
-      </w:r>
-    </w:p>
-    <w:p>
-      <w:r>
-        <w:t xml:space="preserve">As an Observer, it receives an </w:t>
-      </w:r>
-      <w:proofErr w:type="spellStart"/>
-      <w:r>
-        <w:t>EventNotice</w:t>
-      </w:r>
-      <w:proofErr w:type="spellEnd"/>
-      <w:r>
-        <w:t xml:space="preserve"> from a parent-level subject, such</w:t>
-      </w:r>
-    </w:p>
-    <w:p>
-      <w:r>
-        <w:t xml:space="preserve">as </w:t>
-      </w:r>
-      <w:proofErr w:type="spellStart"/>
-      <w:r>
-        <w:t>EventControl</w:t>
-      </w:r>
-      <w:proofErr w:type="spellEnd"/>
-      <w:r>
-        <w:t xml:space="preserve"> or the </w:t>
-      </w:r>
-      <w:proofErr w:type="spellStart"/>
-      <w:r>
-        <w:t>MainVenue</w:t>
-      </w:r>
-      <w:proofErr w:type="spellEnd"/>
-      <w:r>
-        <w:t>. As a Subject, it notifies its own registered</w:t>
-      </w:r>
-    </w:p>
-    <w:p>
-      <w:r>
-        <w:t xml:space="preserve">child observers after it has received that notice. These roles </w:t>
-      </w:r>
-      <w:r>
-        <w:t>are not opposites.</w:t>
-      </w:r>
-    </w:p>
-    <w:p>
-      <w:r>
-        <w:t>T</w:t>
-      </w:r>
-      <w:r>
-        <w:t>he first role describes how a group hears about an event-wide change, while</w:t>
-      </w:r>
-    </w:p>
-    <w:p>
-      <w:r>
-        <w:t>the second describes how it propagates a relevant change within its contained</w:t>
-      </w:r>
-    </w:p>
-    <w:p>
-      <w:r>
-        <w:t>area. This is what enables a notice to cascade through multiple runtime levels</w:t>
-      </w:r>
-    </w:p>
-    <w:p>
-      <w:r>
-        <w:t xml:space="preserve">without </w:t>
-      </w:r>
-      <w:proofErr w:type="spellStart"/>
-      <w:r>
-        <w:t>EventControl</w:t>
-      </w:r>
-      <w:proofErr w:type="spellEnd"/>
-      <w:r>
-        <w:t xml:space="preserve"> knowing every leaf object.</w:t>
-      </w:r>
-    </w:p>
-    <w:p/>
+        <w:lastRenderedPageBreak/>
+        <w:t xml:space="preserve">The trade-off is that EventNotice </w:t>
+      </w:r>
+      <w:r>
+        <w:t xml:space="preserve">had to </w:t>
+      </w:r>
+      <w:r>
+        <w:t>be designed to carry enough information</w:t>
+      </w:r>
+    </w:p>
+    <w:p>
+      <w:r>
+        <w:t>for all relevant observers. If a notice later needs more context, the value</w:t>
+      </w:r>
+    </w:p>
+    <w:p>
+      <w:r>
+        <w:t>type must be extended and observers may need updates. A pull model would keep</w:t>
+      </w:r>
+    </w:p>
+    <w:p>
+      <w:r>
+        <w:t>the update message smaller and let each observer query only the state it needs,</w:t>
+      </w:r>
+    </w:p>
+    <w:p>
+      <w:r>
+        <w:t>but would couple observers to Subject query operations and add extra calls at</w:t>
+      </w:r>
+    </w:p>
+    <w:p>
+      <w:r>
+        <w:t xml:space="preserve">notification time. </w:t>
+      </w:r>
+    </w:p>
     <w:p>
       <w:pPr>
         <w:pStyle w:val="Heading1"/>
       </w:pPr>
       <w:r>
-        <w:t>Task 2</w:t>
-      </w:r>
-    </w:p>
-    <w:p>
-      <w:r>
-        <w:t>2.3)</w:t>
-      </w:r>
-    </w:p>
-    <w:p>
-      <w:r>
-        <w:t>2.4)</w:t>
+        <w:t>Task 5</w:t>
+      </w:r>
+    </w:p>
+    <w:p>
+      <w:r>
+        <w:t>5.1)</w:t>
+      </w:r>
+    </w:p>
+    <w:p>
+      <w:r>
+        <w:t>5.2)</w:t>
+      </w:r>
+    </w:p>
+    <w:p>
+      <w:r>
+        <w:t>5.3)</w:t>
+      </w:r>
+    </w:p>
+    <w:p>
+      <w:r>
+        <w:t>5.4)</w:t>
       </w:r>
     </w:p>
     <w:p>
@@ -1100,284 +805,24 @@
         <w:pStyle w:val="Heading1"/>
       </w:pPr>
       <w:r>
-        <w:lastRenderedPageBreak/>
-        <w:t>Task 3</w:t>
-      </w:r>
-    </w:p>
-    <w:p>
-      <w:r>
-        <w:t>3.5)</w:t>
-      </w:r>
-      <w:r>
-        <w:t xml:space="preserve"> We decided to go with </w:t>
-      </w:r>
-      <w:r>
-        <w:t xml:space="preserve">the push model. </w:t>
-      </w:r>
-      <w:proofErr w:type="gramStart"/>
-      <w:r>
-        <w:t>Our</w:t>
-      </w:r>
-      <w:proofErr w:type="gramEnd"/>
-      <w:r>
-        <w:t xml:space="preserve"> notify function </w:t>
-      </w:r>
-      <w:r>
-        <w:t xml:space="preserve">passes the notice directly to </w:t>
-      </w:r>
-      <w:r>
-        <w:t xml:space="preserve">update. </w:t>
-      </w:r>
-      <w:r>
-        <w:t>The exact information transferred is on</w:t>
-      </w:r>
-      <w:r>
-        <w:t xml:space="preserve">e </w:t>
-      </w:r>
-      <w:proofErr w:type="spellStart"/>
-      <w:r>
-        <w:t>EventNotice</w:t>
-      </w:r>
-      <w:proofErr w:type="spellEnd"/>
-      <w:r>
-        <w:t xml:space="preserve"> value containing:</w:t>
-      </w:r>
-    </w:p>
-    <w:p>
-      <w:r>
-        <w:t xml:space="preserve">- type: </w:t>
-      </w:r>
-      <w:proofErr w:type="gramStart"/>
-      <w:r>
-        <w:t>a</w:t>
-      </w:r>
-      <w:proofErr w:type="gramEnd"/>
-      <w:r>
-        <w:t xml:space="preserve"> </w:t>
-      </w:r>
-      <w:proofErr w:type="spellStart"/>
-      <w:r>
-        <w:t>NoticeType</w:t>
-      </w:r>
-      <w:proofErr w:type="spellEnd"/>
-      <w:r>
-        <w:t xml:space="preserve"> </w:t>
-      </w:r>
-      <w:proofErr w:type="spellStart"/>
-      <w:r>
-        <w:t>enum</w:t>
-      </w:r>
-      <w:proofErr w:type="spellEnd"/>
-      <w:r>
-        <w:t xml:space="preserve"> value. </w:t>
-      </w:r>
-      <w:r>
-        <w:t>(e.g.</w:t>
-      </w:r>
-      <w:r>
-        <w:t xml:space="preserve"> Open, Close,</w:t>
-      </w:r>
-      <w:r>
-        <w:t xml:space="preserve"> Evacuate etc.)</w:t>
-      </w:r>
-    </w:p>
-    <w:p>
-      <w:r>
-        <w:t xml:space="preserve">- message: a string </w:t>
-      </w:r>
-      <w:r>
-        <w:t xml:space="preserve">that explains the notice, </w:t>
-      </w:r>
-      <w:r>
-        <w:t xml:space="preserve">(e.g. </w:t>
-      </w:r>
-      <w:r>
-        <w:t>"Tournament network instability".</w:t>
-      </w:r>
-      <w:r>
-        <w:t>)</w:t>
-      </w:r>
-    </w:p>
-    <w:p>
-      <w:r>
-        <w:t xml:space="preserve">- value: an </w:t>
-      </w:r>
-      <w:proofErr w:type="spellStart"/>
-      <w:r>
-        <w:t>int</w:t>
-      </w:r>
-      <w:proofErr w:type="spellEnd"/>
-      <w:r>
-        <w:t xml:space="preserve"> carrying an optional numeric value, </w:t>
-      </w:r>
-      <w:r>
-        <w:t xml:space="preserve">(e.g. the capacity </w:t>
-      </w:r>
-      <w:r>
-        <w:t xml:space="preserve">threshold used by a </w:t>
-      </w:r>
-      <w:proofErr w:type="spellStart"/>
-      <w:r>
-        <w:t>CapacityAlert</w:t>
-      </w:r>
-      <w:proofErr w:type="spellEnd"/>
-      <w:r>
-        <w:t>.</w:t>
-      </w:r>
-      <w:r>
-        <w:t>)</w:t>
-      </w:r>
-    </w:p>
-    <w:p/>
-    <w:p>
-      <w:r>
-        <w:t>The main advantage of push is that observers immediately receive the precise</w:t>
-      </w:r>
-    </w:p>
-    <w:p>
-      <w:r>
-        <w:t>information needed to react</w:t>
-      </w:r>
-      <w:r>
-        <w:t>.</w:t>
-      </w:r>
-      <w:r>
-        <w:t xml:space="preserve"> </w:t>
-      </w:r>
-      <w:r>
-        <w:t>T</w:t>
-      </w:r>
-      <w:r>
-        <w:t>hey do</w:t>
-      </w:r>
-      <w:r>
-        <w:t>n’t</w:t>
-      </w:r>
-      <w:r>
-        <w:t xml:space="preserve"> need to query a Subject for current</w:t>
-      </w:r>
-    </w:p>
-    <w:p>
-      <w:r>
-        <w:t xml:space="preserve">state during an urgent notice. It also keeps </w:t>
-      </w:r>
-      <w:r>
-        <w:t>the notification cascade simple.</w:t>
-      </w:r>
-    </w:p>
-    <w:p>
-      <w:r>
-        <w:t>E</w:t>
-      </w:r>
-      <w:r>
-        <w:t xml:space="preserve">ach </w:t>
-      </w:r>
-      <w:proofErr w:type="spellStart"/>
-      <w:r>
-        <w:t>EventGroup</w:t>
-      </w:r>
-      <w:proofErr w:type="spellEnd"/>
-      <w:r>
-        <w:t xml:space="preserve"> can forward the same </w:t>
-      </w:r>
-      <w:proofErr w:type="spellStart"/>
-      <w:r>
-        <w:t>EventNotice</w:t>
-      </w:r>
-      <w:proofErr w:type="spellEnd"/>
-      <w:r>
-        <w:t xml:space="preserve"> to its local observers.</w:t>
-      </w:r>
-    </w:p>
-    <w:p/>
-    <w:p>
-      <w:r>
-        <w:t xml:space="preserve">The trade-off is that </w:t>
-      </w:r>
-      <w:proofErr w:type="spellStart"/>
-      <w:r>
-        <w:t>EventNotice</w:t>
-      </w:r>
-      <w:proofErr w:type="spellEnd"/>
-      <w:r>
-        <w:t xml:space="preserve"> </w:t>
-      </w:r>
-      <w:r>
-        <w:t xml:space="preserve">had to </w:t>
-      </w:r>
-      <w:r>
-        <w:t>be designed to carry enough information</w:t>
-      </w:r>
-    </w:p>
-    <w:p>
-      <w:r>
-        <w:t>for all relevant observers. If a notice later needs more context, the value</w:t>
-      </w:r>
-    </w:p>
-    <w:p>
-      <w:r>
-        <w:t>type must be extended and observers may need updates. A pull model would keep</w:t>
-      </w:r>
-    </w:p>
-    <w:p>
-      <w:r>
-        <w:t>the update message smaller and let each observer query only the state it needs,</w:t>
-      </w:r>
-    </w:p>
-    <w:p>
-      <w:r>
-        <w:t>but would couple observers to Subject query operations and add extra calls at</w:t>
-      </w:r>
-    </w:p>
-    <w:p>
-      <w:r>
-        <w:t xml:space="preserve">notification time. </w:t>
-      </w:r>
-      <w:bookmarkStart w:id="0" w:name="_GoBack"/>
-      <w:bookmarkEnd w:id="0"/>
-    </w:p>
-    <w:p>
-      <w:pPr>
-        <w:pStyle w:val="Heading1"/>
-      </w:pPr>
-      <w:r>
-        <w:t>T</w:t>
-      </w:r>
-      <w:r>
-        <w:t>ask 5</w:t>
-      </w:r>
-    </w:p>
-    <w:p>
-      <w:r>
-        <w:t>5.1)</w:t>
-      </w:r>
-    </w:p>
-    <w:p>
-      <w:r>
-        <w:t>5.2)</w:t>
-      </w:r>
-    </w:p>
-    <w:p>
-      <w:r>
-        <w:t>5.3)</w:t>
-      </w:r>
-    </w:p>
-    <w:p>
-      <w:r>
-        <w:t>5.4)</w:t>
-      </w:r>
-    </w:p>
-    <w:p>
-      <w:pPr>
-        <w:pStyle w:val="Heading1"/>
-      </w:pPr>
-      <w:r>
         <w:t>Task 7</w:t>
       </w:r>
     </w:p>
     <w:p>
       <w:r>
         <w:t>7.4</w:t>
+      </w:r>
+      <w:r>
+        <w:t xml:space="preserve">) Using Git and GitHub, we collaborated on the development of this project, making full use of branching, merging and version control. We created a dev branch which enabled the use of rapid development, allowing us to experiment and figure out what we wanted and needed to develop. We categorized our contributions with the commit system in a way that was descriptive and concise and as we completed a </w:t>
+      </w:r>
+      <w:r>
+        <w:t>feature,</w:t>
+      </w:r>
+      <w:r>
+        <w:t xml:space="preserve"> we merged the dev branch into the main branch</w:t>
+      </w:r>
+      <w:r>
+        <w:t>, ready for the final submission when it was ready.</w:t>
       </w:r>
     </w:p>
     <w:p/>
@@ -1393,7 +838,7 @@
 </file>
 
 <file path=word/numbering.xml><?xml version="1.0" encoding="utf-8"?>
-<w:numbering xmlns:wpc="http://schemas.microsoft.com/office/word/2010/wordprocessingCanvas" xmlns:cx="http://schemas.microsoft.com/office/drawing/2014/chartex" xmlns:mc="http://schemas.openxmlformats.org/markup-compatibility/2006" xmlns:o="urn:schemas-microsoft-com:office:office" xmlns:r="http://schemas.openxmlformats.org/officeDocument/2006/relationships" xmlns:m="http://schemas.openxmlformats.org/officeDocument/2006/math" xmlns:v="urn:schemas-microsoft-com:vml" xmlns:wp14="http://schemas.microsoft.com/office/word/2010/wordprocessingDrawing" xmlns:wp="http://schemas.openxmlformats.org/drawingml/2006/wordprocessingDrawing" xmlns:w10="urn:schemas-microsoft-com:office:word" xmlns:w="http://schemas.openxmlformats.org/wordprocessingml/2006/main" xmlns:w14="http://schemas.microsoft.com/office/word/2010/wordml" xmlns:w15="http://schemas.microsoft.com/office/word/2012/wordml" xmlns:w16se="http://schemas.microsoft.com/office/word/2015/wordml/symex" xmlns:wpg="http://schemas.microsoft.com/office/word/2010/wordprocessingGroup" xmlns:wpi="http://schemas.microsoft.com/office/word/2010/wordprocessingInk" xmlns:wne="http://schemas.microsoft.com/office/word/2006/wordml" xmlns:wps="http://schemas.microsoft.com/office/word/2010/wordprocessingShape" mc:Ignorable="w14 w15 w16se wp14">
+<w:numbering xmlns:wpc="http://schemas.microsoft.com/office/word/2010/wordprocessingCanvas" xmlns:cx="http://schemas.microsoft.com/office/drawing/2014/chartex" xmlns:cx1="http://schemas.microsoft.com/office/drawing/2015/9/8/chartex" xmlns:cx2="http://schemas.microsoft.com/office/drawing/2015/10/21/chartex" xmlns:cx3="http://schemas.microsoft.com/office/drawing/2016/5/9/chartex" xmlns:cx4="http://schemas.microsoft.com/office/drawing/2016/5/10/chartex" xmlns:cx5="http://schemas.microsoft.com/office/drawing/2016/5/11/chartex" xmlns:cx6="http://schemas.microsoft.com/office/drawing/2016/5/12/chartex" xmlns:cx7="http://schemas.microsoft.com/office/drawing/2016/5/13/chartex" xmlns:cx8="http://schemas.microsoft.com/office/drawing/2016/5/14/chartex" xmlns:mc="http://schemas.openxmlformats.org/markup-compatibility/2006" xmlns:aink="http://schemas.microsoft.com/office/drawing/2016/ink" xmlns:am3d="http://schemas.microsoft.com/office/drawing/2017/model3d" xmlns:o="urn:schemas-microsoft-com:office:office" xmlns:oel="http://schemas.microsoft.com/office/2019/extlst" xmlns:r="http://schemas.openxmlformats.org/officeDocument/2006/relationships" xmlns:m="http://schemas.openxmlformats.org/officeDocument/2006/math" xmlns:v="urn:schemas-microsoft-com:vml" xmlns:wp14="http://schemas.microsoft.com/office/word/2010/wordprocessingDrawing" xmlns:wp="http://schemas.openxmlformats.org/drawingml/2006/wordprocessingDrawing" xmlns:w10="urn:schemas-microsoft-com:office:word" xmlns:w="http://schemas.openxmlformats.org/wordprocessingml/2006/main" xmlns:w14="http://schemas.microsoft.com/office/word/2010/wordml" xmlns:w15="http://schemas.microsoft.com/office/word/2012/wordml" xmlns:w16cei="http://schemas.microsoft.com/office/word/2026/wordml/cei" xmlns:w16cex="http://schemas.microsoft.com/office/word/2018/wordml/cex" xmlns:w16cid="http://schemas.microsoft.com/office/word/2016/wordml/cid" xmlns:w16="http://schemas.microsoft.com/office/word/2018/wordml" xmlns:w16du="http://schemas.microsoft.com/office/word/2023/wordml/word16du" xmlns:w16sdtdh="http://schemas.microsoft.com/office/word/2020/wordml/sdtdatahash" xmlns:w16sdtfl="http://schemas.microsoft.com/office/word/2024/wordml/sdtformatlock" xmlns:w16se="http://schemas.microsoft.com/office/word/2015/wordml/symex" xmlns:wpg="http://schemas.microsoft.com/office/word/2010/wordprocessingGroup" xmlns:wpi="http://schemas.microsoft.com/office/word/2010/wordprocessingInk" xmlns:wne="http://schemas.microsoft.com/office/word/2006/wordml" xmlns:wps="http://schemas.microsoft.com/office/word/2010/wordprocessingShape" mc:Ignorable="w14 w15 w16se w16cid w16 w16cex w16sdtdh w16sdtfl w16du wp14">
   <w:abstractNum w:abstractNumId="0" w15:restartNumberingAfterBreak="0">
     <w:nsid w:val="03CB24AE"/>
     <w:multiLevelType w:val="multilevel"/>
@@ -1656,17 +1101,17 @@
       </w:pPr>
     </w:lvl>
   </w:abstractNum>
-  <w:num w:numId="1">
+  <w:num w:numId="1" w16cid:durableId="1715498846">
     <w:abstractNumId w:val="0"/>
   </w:num>
-  <w:num w:numId="2">
+  <w:num w:numId="2" w16cid:durableId="1796827418">
     <w:abstractNumId w:val="1"/>
   </w:num>
 </w:numbering>
 </file>
 
 <file path=word/styles.xml><?xml version="1.0" encoding="utf-8"?>
-<w:styles xmlns:mc="http://schemas.openxmlformats.org/markup-compatibility/2006" xmlns:r="http://schemas.openxmlformats.org/officeDocument/2006/relationships" xmlns:w="http://schemas.openxmlformats.org/wordprocessingml/2006/main" xmlns:w14="http://schemas.microsoft.com/office/word/2010/wordml" xmlns:w15="http://schemas.microsoft.com/office/word/2012/wordml" xmlns:w16se="http://schemas.microsoft.com/office/word/2015/wordml/symex" mc:Ignorable="w14 w15 w16se">
+<w:styles xmlns:mc="http://schemas.openxmlformats.org/markup-compatibility/2006" xmlns:r="http://schemas.openxmlformats.org/officeDocument/2006/relationships" xmlns:w="http://schemas.openxmlformats.org/wordprocessingml/2006/main" xmlns:w14="http://schemas.microsoft.com/office/word/2010/wordml" xmlns:w15="http://schemas.microsoft.com/office/word/2012/wordml" xmlns:w16cex="http://schemas.microsoft.com/office/word/2018/wordml/cex" xmlns:w16cid="http://schemas.microsoft.com/office/word/2016/wordml/cid" xmlns:w16="http://schemas.microsoft.com/office/word/2018/wordml" xmlns:w16du="http://schemas.microsoft.com/office/word/2023/wordml/word16du" xmlns:w16sdtdh="http://schemas.microsoft.com/office/word/2020/wordml/sdtdatahash" xmlns:w16sdtfl="http://schemas.microsoft.com/office/word/2024/wordml/sdtformatlock" xmlns:w16se="http://schemas.microsoft.com/office/word/2015/wordml/symex" mc:Ignorable="w14 w15 w16se w16cid w16 w16cex w16sdtdh w16sdtfl w16du">
   <w:docDefaults>
     <w:rPrDefault>
       <w:rPr>
@@ -1684,7 +1129,7 @@
       </w:pPr>
     </w:pPrDefault>
   </w:docDefaults>
-  <w:latentStyles w:defLockedState="0" w:defUIPriority="99" w:defSemiHidden="0" w:defUnhideWhenUsed="0" w:defQFormat="0" w:count="371">
+  <w:latentStyles w:defLockedState="0" w:defUIPriority="99" w:defSemiHidden="0" w:defUnhideWhenUsed="0" w:defQFormat="0" w:count="376">
     <w:lsdException w:name="Normal" w:uiPriority="0" w:qFormat="1"/>
     <w:lsdException w:name="heading 1" w:uiPriority="9" w:qFormat="1"/>
     <w:lsdException w:name="heading 2" w:semiHidden="1" w:uiPriority="9" w:unhideWhenUsed="1" w:qFormat="1"/>
@@ -2056,6 +1501,11 @@
     <w:lsdException w:name="List Table 5 Dark Accent 6" w:uiPriority="50"/>
     <w:lsdException w:name="List Table 6 Colorful Accent 6" w:uiPriority="51"/>
     <w:lsdException w:name="List Table 7 Colorful Accent 6" w:uiPriority="52"/>
+    <w:lsdException w:name="Mention" w:semiHidden="1" w:unhideWhenUsed="1"/>
+    <w:lsdException w:name="Smart Hyperlink" w:semiHidden="1" w:unhideWhenUsed="1"/>
+    <w:lsdException w:name="Hashtag" w:semiHidden="1" w:unhideWhenUsed="1"/>
+    <w:lsdException w:name="Unresolved Mention" w:semiHidden="1" w:unhideWhenUsed="1"/>
+    <w:lsdException w:name="Smart Link" w:semiHidden="1" w:unhideWhenUsed="1"/>
   </w:latentStyles>
   <w:style w:type="paragraph" w:default="1" w:styleId="Normal">
     <w:name w:val="Normal"/>
